--- a/Bao cao do an.docx
+++ b/Bao cao do an.docx
@@ -7,7 +7,7 @@
         <w:tabs>
           <w:tab w:val="left" w:pos="2640"/>
         </w:tabs>
-        <w:spacing w:after="0" w:line="312" w:lineRule="auto"/>
+        <w:spacing w:after="0" w:line="288" w:lineRule="auto"/>
         <w:jc w:val="center"/>
         <w:rPr>
           <w:rFonts w:ascii="Times New Roman" w:eastAsia="Times New Roman" w:hAnsi="Times New Roman" w:cs="Times New Roman"/>
@@ -15,16 +15,11 @@
           <w:szCs w:val="28"/>
         </w:rPr>
       </w:pPr>
-      <w:sdt>
-        <w:sdtPr>
-          <w:tag w:val="goog_rdk_0"/>
-          <w:id w:val="-442380638"/>
-        </w:sdtPr>
-        <w:sdtContent/>
-      </w:sdt>
-      <w:r>
-        <w:rPr>
-          <w:rFonts w:ascii="Times New Roman" w:eastAsia="Times New Roman" w:hAnsi="Times New Roman" w:cs="Times New Roman"/>
+      <w:r>
+        <w:rPr>
+          <w:rFonts w:ascii="Times New Roman" w:eastAsia="Times New Roman" w:hAnsi="Times New Roman" w:cs="Times New Roman"/>
+          <w:b/>
+          <w:bCs/>
           <w:sz w:val="28"/>
           <w:szCs w:val="28"/>
         </w:rPr>
@@ -33,7 +28,7 @@
     </w:p>
     <w:p>
       <w:pPr>
-        <w:spacing w:after="0" w:line="312" w:lineRule="auto"/>
+        <w:spacing w:after="0" w:line="288" w:lineRule="auto"/>
         <w:jc w:val="center"/>
         <w:rPr>
           <w:rFonts w:ascii="Times New Roman" w:eastAsia="Times New Roman" w:hAnsi="Times New Roman" w:cs="Times New Roman"/>
@@ -54,7 +49,7 @@
     </w:p>
     <w:p>
       <w:pPr>
-        <w:spacing w:after="0" w:line="312" w:lineRule="auto"/>
+        <w:spacing w:after="0" w:line="288" w:lineRule="auto"/>
         <w:jc w:val="center"/>
         <w:rPr>
           <w:rFonts w:ascii="Times New Roman" w:eastAsia="Times New Roman" w:hAnsi="Times New Roman" w:cs="Times New Roman"/>
@@ -80,36 +75,26 @@
           <w:szCs w:val="26"/>
         </w:rPr>
         <w:drawing>
-          <wp:inline distT="0" distB="0" distL="0" distR="0" wp14:anchorId="5D037805" wp14:editId="692039AC">
+          <wp:inline distT="0" distB="0" distL="0" distR="0" wp14:anchorId="6957DFE6" wp14:editId="6B35791B">
             <wp:extent cx="1584960" cy="1584960"/>
             <wp:effectExtent l="0" t="0" r="0" b="0"/>
-            <wp:docPr id="5" name="Picture 5"/>
-            <wp:cNvGraphicFramePr>
-              <a:graphicFrameLocks xmlns:a="http://schemas.openxmlformats.org/drawingml/2006/main" noChangeAspect="1"/>
-            </wp:cNvGraphicFramePr>
+            <wp:docPr id="2097561555" name="image1.png"/>
+            <wp:cNvGraphicFramePr/>
             <a:graphic xmlns:a="http://schemas.openxmlformats.org/drawingml/2006/main">
               <a:graphicData uri="http://schemas.openxmlformats.org/drawingml/2006/picture">
                 <pic:pic xmlns:pic="http://schemas.openxmlformats.org/drawingml/2006/picture">
                   <pic:nvPicPr>
-                    <pic:cNvPr id="0" name="Picture 8"/>
-                    <pic:cNvPicPr>
-                      <a:picLocks noChangeAspect="1" noChangeArrowheads="1"/>
-                    </pic:cNvPicPr>
+                    <pic:cNvPr id="2097561555" name="image1.png"/>
+                    <pic:cNvPicPr preferRelativeResize="0"/>
                   </pic:nvPicPr>
                   <pic:blipFill>
-                    <a:blip r:embed="rId8">
-                      <a:extLst>
-                        <a:ext uri="{28A0092B-C50C-407E-A947-70E740481C1C}">
-                          <a14:useLocalDpi xmlns:a14="http://schemas.microsoft.com/office/drawing/2010/main" val="0"/>
-                        </a:ext>
-                      </a:extLst>
-                    </a:blip>
+                    <a:blip r:embed="rId8"/>
                     <a:srcRect/>
                     <a:stretch>
                       <a:fillRect/>
                     </a:stretch>
                   </pic:blipFill>
-                  <pic:spPr bwMode="auto">
+                  <pic:spPr>
                     <a:xfrm>
                       <a:off x="0" y="0"/>
                       <a:ext cx="1584960" cy="1584960"/>
@@ -117,10 +102,6 @@
                     <a:prstGeom prst="rect">
                       <a:avLst/>
                     </a:prstGeom>
-                    <a:noFill/>
-                    <a:ln>
-                      <a:noFill/>
-                    </a:ln>
                   </pic:spPr>
                 </pic:pic>
               </a:graphicData>
@@ -128,16 +109,10 @@
           </wp:inline>
         </w:drawing>
       </w:r>
-      <w:sdt>
-        <w:sdtPr>
-          <w:tag w:val="goog_rdk_1"/>
-          <w:id w:val="1824081465"/>
-        </w:sdtPr>
-        <w:sdtContent/>
-      </w:sdt>
-    </w:p>
-    <w:p>
-      <w:pPr>
+    </w:p>
+    <w:p>
+      <w:pPr>
+        <w:spacing w:line="288" w:lineRule="auto"/>
         <w:jc w:val="center"/>
         <w:rPr>
           <w:rFonts w:ascii="Times New Roman" w:eastAsia="Times New Roman" w:hAnsi="Times New Roman" w:cs="Times New Roman"/>
@@ -158,13 +133,6 @@
           <w:lang w:val="vi-VN"/>
         </w:rPr>
       </w:pPr>
-      <w:sdt>
-        <w:sdtPr>
-          <w:tag w:val="goog_rdk_2"/>
-          <w:id w:val="642321594"/>
-        </w:sdtPr>
-        <w:sdtContent/>
-      </w:sdt>
       <w:r>
         <w:rPr>
           <w:rFonts w:ascii="Times New Roman" w:eastAsia="Times New Roman" w:hAnsi="Times New Roman" w:cs="Times New Roman"/>
@@ -187,7 +155,7 @@
     </w:p>
     <w:p>
       <w:pPr>
-        <w:jc w:val="center"/>
+        <w:spacing w:line="288" w:lineRule="auto"/>
         <w:rPr>
           <w:rFonts w:ascii="Times New Roman" w:eastAsia="Times New Roman" w:hAnsi="Times New Roman" w:cs="Times New Roman"/>
           <w:b/>
@@ -195,48 +163,10 @@
           <w:szCs w:val="28"/>
         </w:rPr>
       </w:pPr>
-      <w:r>
-        <w:rPr>
-          <w:rFonts w:ascii="Times New Roman" w:eastAsia="Times New Roman" w:hAnsi="Times New Roman" w:cs="Times New Roman"/>
-          <w:b/>
-          <w:sz w:val="28"/>
-          <w:szCs w:val="28"/>
-        </w:rPr>
-        <w:t>MSSV: 234904</w:t>
-      </w:r>
-    </w:p>
-    <w:p>
-      <w:pPr>
-        <w:jc w:val="center"/>
-        <w:rPr>
-          <w:rFonts w:ascii="Times New Roman" w:eastAsia="Times New Roman" w:hAnsi="Times New Roman" w:cs="Times New Roman"/>
-          <w:b/>
-          <w:sz w:val="28"/>
-          <w:szCs w:val="28"/>
-        </w:rPr>
-      </w:pPr>
-      <w:r>
-        <w:rPr>
-          <w:rFonts w:ascii="Times New Roman" w:eastAsia="Times New Roman" w:hAnsi="Times New Roman" w:cs="Times New Roman"/>
-          <w:b/>
-          <w:sz w:val="28"/>
-          <w:szCs w:val="28"/>
-        </w:rPr>
-        <w:t>LỚP: DH23TIN05</w:t>
-      </w:r>
-    </w:p>
-    <w:p>
-      <w:pPr>
-        <w:rPr>
-          <w:rFonts w:ascii="Times New Roman" w:eastAsia="Times New Roman" w:hAnsi="Times New Roman" w:cs="Times New Roman"/>
-          <w:b/>
-          <w:sz w:val="28"/>
-          <w:szCs w:val="28"/>
-        </w:rPr>
-      </w:pPr>
-    </w:p>
-    <w:p>
-      <w:pPr>
+    </w:p>
+    <w:p>
+      <w:pPr>
+        <w:spacing w:line="288" w:lineRule="auto"/>
         <w:jc w:val="center"/>
         <w:rPr>
           <w:rFonts w:ascii="Times New Roman" w:eastAsia="Times New Roman" w:hAnsi="Times New Roman" w:cs="Times New Roman"/>
@@ -254,7 +184,6 @@
           <w:szCs w:val="28"/>
         </w:rPr>
         <w:br/>
-        <w:t>TÊN ĐỀ TÀI</w:t>
       </w:r>
       <w:r>
         <w:rPr>
@@ -270,32 +199,10 @@
         <w:rPr>
           <w:rFonts w:ascii="Times New Roman" w:eastAsia="Times New Roman" w:hAnsi="Times New Roman" w:cs="Times New Roman"/>
           <w:b/>
-          <w:sz w:val="28"/>
-          <w:szCs w:val="28"/>
-          <w:u w:val="single"/>
-        </w:rPr>
-        <w:br/>
-      </w:r>
-      <w:sdt>
-        <w:sdtPr>
-          <w:tag w:val="goog_rdk_3"/>
-          <w:id w:val="-881702435"/>
-          <w:showingPlcHdr/>
-        </w:sdtPr>
-        <w:sdtContent>
-          <w:r>
-            <w:t xml:space="preserve">     </w:t>
-          </w:r>
-        </w:sdtContent>
-      </w:sdt>
-      <w:r>
-        <w:rPr>
-          <w:rFonts w:ascii="Times New Roman" w:eastAsia="Times New Roman" w:hAnsi="Times New Roman" w:cs="Times New Roman"/>
-          <w:b/>
           <w:sz w:val="40"/>
           <w:szCs w:val="40"/>
         </w:rPr>
-        <w:t>XÂY DỰNG ỨNG</w:t>
+        <w:t>XÂY DỰNG</w:t>
       </w:r>
       <w:r>
         <w:rPr>
@@ -305,22 +212,80 @@
           <w:szCs w:val="40"/>
           <w:lang w:val="vi-VN"/>
         </w:rPr>
+        <w:t xml:space="preserve"> </w:t>
+      </w:r>
+      <w:r>
+        <w:rPr>
+          <w:rFonts w:ascii="Times New Roman" w:eastAsia="Times New Roman" w:hAnsi="Times New Roman" w:cs="Times New Roman"/>
+          <w:b/>
+          <w:sz w:val="40"/>
+          <w:szCs w:val="40"/>
+        </w:rPr>
+        <w:t>ỨNG</w:t>
+      </w:r>
+      <w:r>
+        <w:rPr>
+          <w:rFonts w:ascii="Times New Roman" w:eastAsia="Times New Roman" w:hAnsi="Times New Roman" w:cs="Times New Roman"/>
+          <w:b/>
+          <w:sz w:val="40"/>
+          <w:szCs w:val="40"/>
+          <w:lang w:val="vi-VN"/>
+        </w:rPr>
         <w:t xml:space="preserve"> DỤNG TRÍ TUỆ NHÂN TẠO DỰ ĐOÁN KHẢ NĂNG VAY VỐN</w:t>
       </w:r>
     </w:p>
     <w:p>
       <w:pPr>
+        <w:spacing w:line="288" w:lineRule="auto"/>
         <w:jc w:val="center"/>
         <w:rPr>
           <w:rFonts w:ascii="Times New Roman" w:eastAsia="Times New Roman" w:hAnsi="Times New Roman" w:cs="Times New Roman"/>
           <w:b/>
-          <w:sz w:val="26"/>
-          <w:szCs w:val="26"/>
-        </w:rPr>
-      </w:pPr>
-    </w:p>
-    <w:p>
-      <w:pPr>
+          <w:sz w:val="40"/>
+          <w:szCs w:val="40"/>
+          <w:lang w:val="vi-VN"/>
+        </w:rPr>
+      </w:pPr>
+    </w:p>
+    <w:p>
+      <w:pPr>
+        <w:spacing w:line="288" w:lineRule="auto"/>
+        <w:jc w:val="center"/>
+        <w:rPr>
+          <w:rFonts w:ascii="Times New Roman" w:eastAsia="Times New Roman" w:hAnsi="Times New Roman" w:cs="Times New Roman"/>
+          <w:b/>
+          <w:sz w:val="40"/>
+          <w:szCs w:val="40"/>
+          <w:lang w:val="vi-VN"/>
+        </w:rPr>
+      </w:pPr>
+    </w:p>
+    <w:p>
+      <w:pPr>
+        <w:spacing w:line="288" w:lineRule="auto"/>
+        <w:jc w:val="center"/>
+        <w:rPr>
+          <w:rFonts w:ascii="Times New Roman" w:eastAsia="Times New Roman" w:hAnsi="Times New Roman" w:cs="Times New Roman"/>
+          <w:b/>
+          <w:bCs/>
+          <w:sz w:val="28"/>
+          <w:szCs w:val="28"/>
+        </w:rPr>
+      </w:pPr>
+      <w:r>
+        <w:rPr>
+          <w:rFonts w:ascii="Times New Roman" w:eastAsia="Times New Roman" w:hAnsi="Times New Roman" w:cs="Times New Roman"/>
+          <w:b/>
+          <w:bCs/>
+          <w:sz w:val="28"/>
+          <w:szCs w:val="28"/>
+        </w:rPr>
+        <w:t>ĐỒ ÁN 1 – CƠ SỞ – CNTT</w:t>
+      </w:r>
+    </w:p>
+    <w:p>
+      <w:pPr>
+        <w:spacing w:line="288" w:lineRule="auto"/>
         <w:jc w:val="center"/>
         <w:rPr>
           <w:rFonts w:ascii="Times New Roman" w:eastAsia="Times New Roman" w:hAnsi="Times New Roman" w:cs="Times New Roman"/>
@@ -329,13 +294,6 @@
           <w:szCs w:val="28"/>
         </w:rPr>
       </w:pPr>
-      <w:sdt>
-        <w:sdtPr>
-          <w:tag w:val="goog_rdk_4"/>
-          <w:id w:val="652422497"/>
-        </w:sdtPr>
-        <w:sdtContent/>
-      </w:sdt>
       <w:r>
         <w:rPr>
           <w:rFonts w:ascii="Times New Roman" w:eastAsia="Times New Roman" w:hAnsi="Times New Roman" w:cs="Times New Roman"/>
@@ -343,19 +301,20 @@
           <w:sz w:val="28"/>
           <w:szCs w:val="28"/>
         </w:rPr>
-        <w:t xml:space="preserve">ĐỒ </w:t>
-      </w:r>
-      <w:proofErr w:type="gramStart"/>
-      <w:r>
+        <w:t>Ngành: Công Nghệ Thông Tin</w:t>
+      </w:r>
+    </w:p>
+    <w:p>
+      <w:pPr>
+        <w:spacing w:line="288" w:lineRule="auto"/>
+        <w:jc w:val="center"/>
         <w:rPr>
           <w:rFonts w:ascii="Times New Roman" w:eastAsia="Times New Roman" w:hAnsi="Times New Roman" w:cs="Times New Roman"/>
           <w:b/>
           <w:sz w:val="28"/>
           <w:szCs w:val="28"/>
         </w:rPr>
-        <w:t>ÁN</w:t>
-      </w:r>
-      <w:proofErr w:type="gramEnd"/>
+      </w:pPr>
       <w:r>
         <w:rPr>
           <w:rFonts w:ascii="Times New Roman" w:eastAsia="Times New Roman" w:hAnsi="Times New Roman" w:cs="Times New Roman"/>
@@ -363,30 +322,24 @@
           <w:sz w:val="28"/>
           <w:szCs w:val="28"/>
         </w:rPr>
-        <w:t xml:space="preserve"> CƠ SỞ</w:t>
-      </w:r>
-      <w:r>
-        <w:rPr>
-          <w:rFonts w:ascii="Times New Roman" w:eastAsia="Times New Roman" w:hAnsi="Times New Roman" w:cs="Times New Roman"/>
-          <w:b/>
-          <w:sz w:val="40"/>
-          <w:szCs w:val="40"/>
-        </w:rPr>
-        <w:br/>
-      </w:r>
-      <w:r>
+        <w:t>Mã số ngành: 7480201</w:t>
+      </w:r>
+    </w:p>
+    <w:p>
+      <w:pPr>
+        <w:spacing w:line="288" w:lineRule="auto"/>
+        <w:jc w:val="center"/>
         <w:rPr>
           <w:rFonts w:ascii="Times New Roman" w:eastAsia="Times New Roman" w:hAnsi="Times New Roman" w:cs="Times New Roman"/>
           <w:b/>
           <w:sz w:val="28"/>
           <w:szCs w:val="28"/>
         </w:rPr>
-        <w:br/>
-        <w:t>Ngành: Công Nghệ Thông Tin</w:t>
-      </w:r>
-    </w:p>
-    <w:p>
-      <w:pPr>
+      </w:pPr>
+    </w:p>
+    <w:p>
+      <w:pPr>
+        <w:spacing w:line="288" w:lineRule="auto"/>
         <w:jc w:val="center"/>
         <w:rPr>
           <w:rFonts w:ascii="Times New Roman" w:eastAsia="Times New Roman" w:hAnsi="Times New Roman" w:cs="Times New Roman"/>
@@ -395,118 +348,82 @@
           <w:szCs w:val="28"/>
         </w:rPr>
       </w:pPr>
-      <w:r>
+    </w:p>
+    <w:p>
+      <w:pPr>
+        <w:spacing w:line="288" w:lineRule="auto"/>
+        <w:jc w:val="both"/>
         <w:rPr>
           <w:rFonts w:ascii="Times New Roman" w:eastAsia="Times New Roman" w:hAnsi="Times New Roman" w:cs="Times New Roman"/>
           <w:b/>
           <w:sz w:val="28"/>
           <w:szCs w:val="28"/>
-        </w:rPr>
-        <w:t>Mã số ngành: 7480201</w:t>
-      </w:r>
-    </w:p>
-    <w:p>
-      <w:pPr>
+          <w:lang w:val="vi-VN"/>
+        </w:rPr>
+      </w:pPr>
+    </w:p>
+    <w:p>
+      <w:pPr>
+        <w:spacing w:line="288" w:lineRule="auto"/>
+        <w:ind w:left="2790"/>
         <w:jc w:val="center"/>
         <w:rPr>
           <w:rFonts w:ascii="Times New Roman" w:eastAsia="Times New Roman" w:hAnsi="Times New Roman" w:cs="Times New Roman"/>
           <w:b/>
           <w:sz w:val="28"/>
           <w:szCs w:val="28"/>
-        </w:rPr>
-      </w:pPr>
-    </w:p>
-    <w:p>
-      <w:pPr>
+          <w:lang w:val="vi-VN"/>
+        </w:rPr>
+      </w:pPr>
+    </w:p>
+    <w:p>
+      <w:pPr>
+        <w:spacing w:line="288" w:lineRule="auto"/>
         <w:jc w:val="center"/>
         <w:rPr>
           <w:rFonts w:ascii="Times New Roman" w:eastAsia="Times New Roman" w:hAnsi="Times New Roman" w:cs="Times New Roman"/>
           <w:b/>
+          <w:bCs/>
           <w:sz w:val="28"/>
           <w:szCs w:val="28"/>
-        </w:rPr>
-      </w:pPr>
-    </w:p>
-    <w:p>
-      <w:pPr>
-        <w:jc w:val="both"/>
-        <w:rPr>
-          <w:rFonts w:ascii="Times New Roman" w:eastAsia="Times New Roman" w:hAnsi="Times New Roman" w:cs="Times New Roman"/>
+          <w:lang w:val="vi-VN"/>
+        </w:rPr>
+      </w:pPr>
+      <w:r>
+        <w:rPr>
+          <w:rFonts w:ascii="Times New Roman" w:eastAsia="Times New Roman" w:hAnsi="Times New Roman" w:cs="Times New Roman"/>
+          <w:b/>
+          <w:bCs/>
           <w:sz w:val="28"/>
           <w:szCs w:val="28"/>
-        </w:rPr>
-      </w:pPr>
-      <w:r>
-        <w:rPr>
-          <w:rFonts w:ascii="Times New Roman" w:eastAsia="Times New Roman" w:hAnsi="Times New Roman" w:cs="Times New Roman"/>
-          <w:b/>
-          <w:sz w:val="28"/>
-          <w:szCs w:val="28"/>
-        </w:rPr>
-        <w:tab/>
-      </w:r>
-      <w:r>
-        <w:rPr>
-          <w:rFonts w:ascii="Times New Roman" w:eastAsia="Times New Roman" w:hAnsi="Times New Roman" w:cs="Times New Roman"/>
-          <w:b/>
-          <w:sz w:val="28"/>
-          <w:szCs w:val="28"/>
-        </w:rPr>
-        <w:tab/>
-      </w:r>
-    </w:p>
-    <w:p>
-      <w:pPr>
-        <w:jc w:val="center"/>
-        <w:rPr>
-          <w:rFonts w:ascii="Times New Roman" w:eastAsia="Times New Roman" w:hAnsi="Times New Roman" w:cs="Times New Roman"/>
-          <w:sz w:val="28"/>
-          <w:szCs w:val="28"/>
-        </w:rPr>
-      </w:pPr>
-    </w:p>
-    <w:p>
-      <w:pPr>
-        <w:jc w:val="center"/>
-        <w:rPr>
-          <w:rFonts w:ascii="Times New Roman" w:eastAsia="Times New Roman" w:hAnsi="Times New Roman" w:cs="Times New Roman"/>
-          <w:sz w:val="28"/>
-          <w:szCs w:val="28"/>
-        </w:rPr>
-      </w:pPr>
-    </w:p>
-    <w:p>
-      <w:pPr>
-        <w:jc w:val="center"/>
-        <w:rPr>
-          <w:rFonts w:ascii="Times New Roman" w:eastAsia="Times New Roman" w:hAnsi="Times New Roman" w:cs="Times New Roman"/>
-          <w:sz w:val="28"/>
-          <w:szCs w:val="28"/>
-        </w:rPr>
-      </w:pPr>
-      <w:r>
-        <w:rPr>
-          <w:rFonts w:ascii="Times New Roman" w:eastAsia="Times New Roman" w:hAnsi="Times New Roman" w:cs="Times New Roman"/>
-          <w:sz w:val="28"/>
-          <w:szCs w:val="28"/>
-        </w:rPr>
-        <w:t>0</w:t>
-      </w:r>
-      <w:sdt>
-        <w:sdtPr>
-          <w:tag w:val="goog_rdk_5"/>
-          <w:id w:val="-59867115"/>
-        </w:sdtPr>
-        <w:sdtContent/>
-      </w:sdt>
-      <w:r>
-        <w:rPr>
-          <w:rFonts w:ascii="Times New Roman" w:eastAsia="Times New Roman" w:hAnsi="Times New Roman" w:cs="Times New Roman"/>
-          <w:sz w:val="28"/>
-          <w:szCs w:val="28"/>
-        </w:rPr>
-        <w:t>3/2026</w:t>
-      </w:r>
+          <w:lang w:val="vi-VN"/>
+        </w:rPr>
+        <w:t>Tháng 03/2026</w:t>
+      </w:r>
+    </w:p>
+    <w:p>
+      <w:pPr>
+        <w:spacing w:line="288" w:lineRule="auto"/>
+        <w:rPr>
+          <w:rFonts w:ascii="Times New Roman" w:eastAsia="Times New Roman" w:hAnsi="Times New Roman" w:cs="Times New Roman"/>
+          <w:sz w:val="26"/>
+          <w:szCs w:val="26"/>
+          <w:lang w:val="vi-VN"/>
+        </w:rPr>
+        <w:sectPr>
+          <w:footerReference w:type="default" r:id="rId9"/>
+          <w:pgSz w:w="11906" w:h="16838"/>
+          <w:pgMar w:top="1411" w:right="1138" w:bottom="1411" w:left="1987" w:header="562" w:footer="562" w:gutter="0"/>
+          <w:pgBorders w:offsetFrom="page">
+            <w:top w:val="twistedLines1" w:sz="18" w:space="24" w:color="auto"/>
+            <w:left w:val="twistedLines1" w:sz="18" w:space="24" w:color="auto"/>
+            <w:bottom w:val="twistedLines1" w:sz="18" w:space="24" w:color="auto"/>
+            <w:right w:val="twistedLines1" w:sz="18" w:space="24" w:color="auto"/>
+          </w:pgBorders>
+          <w:pgNumType w:start="1"/>
+          <w:cols w:space="720"/>
+        </w:sectPr>
+      </w:pPr>
     </w:p>
     <w:p>
       <w:pPr>
@@ -658,6 +575,7 @@
           <w:tag w:val="goog_rdk_6"/>
           <w:id w:val="-1522701080"/>
         </w:sdtPr>
+        <w:sdtEndPr/>
         <w:sdtContent/>
       </w:sdt>
       <w:r>
@@ -956,6 +874,7 @@
           <w:tag w:val="goog_rdk_7"/>
           <w:id w:val="-900751106"/>
         </w:sdtPr>
+        <w:sdtEndPr/>
         <w:sdtContent/>
       </w:sdt>
       <w:r>
@@ -1048,8 +967,8 @@
           <w:szCs w:val="26"/>
         </w:rPr>
         <w:sectPr>
-          <w:footerReference w:type="default" r:id="rId9"/>
-          <w:footerReference w:type="first" r:id="rId10"/>
+          <w:footerReference w:type="default" r:id="rId10"/>
+          <w:footerReference w:type="first" r:id="rId11"/>
           <w:pgSz w:w="11906" w:h="16838"/>
           <w:pgMar w:top="1411" w:right="1138" w:bottom="1411" w:left="1987" w:header="567" w:footer="567" w:gutter="0"/>
           <w:pgNumType w:fmt="lowerRoman" w:start="1"/>
@@ -1074,6 +993,7 @@
           <w:id w:val="-1858348605"/>
           <w:showingPlcHdr/>
         </w:sdtPr>
+        <w:sdtEndPr/>
         <w:sdtContent>
           <w:r>
             <w:t xml:space="preserve">     </w:t>
@@ -1315,6 +1235,7 @@
           <w:id w:val="-306940341"/>
           <w:showingPlcHdr/>
         </w:sdtPr>
+        <w:sdtEndPr/>
         <w:sdtContent>
           <w:r>
             <w:t xml:space="preserve">     </w:t>
@@ -1524,6 +1445,7 @@
                 <w:tag w:val="goog_rdk_11"/>
                 <w:id w:val="-832839640"/>
               </w:sdtPr>
+              <w:sdtEndPr/>
               <w:sdtContent/>
             </w:sdt>
           </w:p>
@@ -1626,6 +1548,7 @@
           <w:id w:val="-1392957996"/>
           <w:showingPlcHdr/>
         </w:sdtPr>
+        <w:sdtEndPr/>
         <w:sdtContent>
           <w:r>
             <w:t xml:space="preserve">     </w:t>
@@ -1735,6 +1658,7 @@
           <w:id w:val="1588962493"/>
           <w:showingPlcHdr/>
         </w:sdtPr>
+        <w:sdtEndPr/>
         <w:sdtContent>
           <w:r>
             <w:t xml:space="preserve">     </w:t>
@@ -1936,6 +1860,7 @@
                 <w:id w:val="1089122462"/>
                 <w:showingPlcHdr/>
               </w:sdtPr>
+              <w:sdtEndPr/>
               <w:sdtContent>
                 <w:r>
                   <w:t xml:space="preserve">     </w:t>
@@ -2532,6 +2457,7 @@
                 <w:tag w:val="goog_rdk_13"/>
                 <w:id w:val="-465740301"/>
               </w:sdtPr>
+              <w:sdtEndPr/>
               <w:sdtContent/>
             </w:sdt>
             <w:r>
@@ -2541,555 +2467,12 @@
                 <w:sz w:val="26"/>
                 <w:szCs w:val="26"/>
               </w:rPr>
-              <w:t>ThS. Trần Văn C</w:t>
+              <w:t>ThS. Trần Văn Thiên</w:t>
             </w:r>
           </w:p>
         </w:tc>
       </w:tr>
     </w:tbl>
-    <w:p>
-      <w:pPr>
-        <w:jc w:val="center"/>
-        <w:rPr>
-          <w:rFonts w:ascii="Times New Roman" w:eastAsia="Times New Roman" w:hAnsi="Times New Roman" w:cs="Times New Roman"/>
-          <w:sz w:val="26"/>
-          <w:szCs w:val="26"/>
-        </w:rPr>
-      </w:pPr>
-      <w:r>
-        <w:rPr>
-          <w:rFonts w:ascii="Times New Roman" w:eastAsia="Times New Roman" w:hAnsi="Times New Roman" w:cs="Times New Roman"/>
-          <w:b/>
-          <w:sz w:val="26"/>
-          <w:szCs w:val="26"/>
-        </w:rPr>
-        <w:lastRenderedPageBreak/>
-        <w:t>NHẬN XÉT CỦA GIẢNG VIÊN PHẢN BIỆN</w:t>
-      </w:r>
-    </w:p>
-    <w:p>
-      <w:pPr>
-        <w:rPr>
-          <w:rFonts w:ascii="Calibri" w:eastAsia="Calibri" w:hAnsi="Calibri" w:cs="Calibri"/>
-        </w:rPr>
-      </w:pPr>
-    </w:p>
-    <w:p>
-      <w:pPr>
-        <w:tabs>
-          <w:tab w:val="left" w:pos="8931"/>
-        </w:tabs>
-        <w:spacing w:before="120" w:after="0" w:line="360" w:lineRule="auto"/>
-        <w:jc w:val="both"/>
-        <w:rPr>
-          <w:rFonts w:ascii="Times New Roman" w:eastAsia="Times New Roman" w:hAnsi="Times New Roman" w:cs="Times New Roman"/>
-          <w:sz w:val="26"/>
-          <w:szCs w:val="26"/>
-        </w:rPr>
-      </w:pPr>
-      <w:r>
-        <w:rPr>
-          <w:rFonts w:ascii="Times New Roman" w:eastAsia="Times New Roman" w:hAnsi="Times New Roman" w:cs="Times New Roman"/>
-          <w:sz w:val="26"/>
-          <w:szCs w:val="26"/>
-        </w:rPr>
-        <w:tab/>
-      </w:r>
-      <w:r>
-        <w:rPr>
-          <w:rFonts w:ascii="Times New Roman" w:eastAsia="Times New Roman" w:hAnsi="Times New Roman" w:cs="Times New Roman"/>
-          <w:sz w:val="26"/>
-          <w:szCs w:val="26"/>
-        </w:rPr>
-        <w:tab/>
-      </w:r>
-      <w:r>
-        <w:rPr>
-          <w:rFonts w:ascii="Times New Roman" w:eastAsia="Times New Roman" w:hAnsi="Times New Roman" w:cs="Times New Roman"/>
-          <w:sz w:val="26"/>
-          <w:szCs w:val="26"/>
-        </w:rPr>
-        <w:tab/>
-      </w:r>
-      <w:r>
-        <w:rPr>
-          <w:rFonts w:ascii="Times New Roman" w:eastAsia="Times New Roman" w:hAnsi="Times New Roman" w:cs="Times New Roman"/>
-          <w:sz w:val="26"/>
-          <w:szCs w:val="26"/>
-        </w:rPr>
-        <w:tab/>
-      </w:r>
-      <w:r>
-        <w:rPr>
-          <w:rFonts w:ascii="Times New Roman" w:eastAsia="Times New Roman" w:hAnsi="Times New Roman" w:cs="Times New Roman"/>
-          <w:sz w:val="26"/>
-          <w:szCs w:val="26"/>
-        </w:rPr>
-        <w:tab/>
-      </w:r>
-      <w:r>
-        <w:rPr>
-          <w:rFonts w:ascii="Times New Roman" w:eastAsia="Times New Roman" w:hAnsi="Times New Roman" w:cs="Times New Roman"/>
-          <w:sz w:val="26"/>
-          <w:szCs w:val="26"/>
-        </w:rPr>
-        <w:tab/>
-      </w:r>
-      <w:r>
-        <w:rPr>
-          <w:rFonts w:ascii="Times New Roman" w:eastAsia="Times New Roman" w:hAnsi="Times New Roman" w:cs="Times New Roman"/>
-          <w:sz w:val="26"/>
-          <w:szCs w:val="26"/>
-        </w:rPr>
-        <w:tab/>
-      </w:r>
-      <w:r>
-        <w:rPr>
-          <w:rFonts w:ascii="Times New Roman" w:eastAsia="Times New Roman" w:hAnsi="Times New Roman" w:cs="Times New Roman"/>
-          <w:sz w:val="26"/>
-          <w:szCs w:val="26"/>
-        </w:rPr>
-        <w:tab/>
-      </w:r>
-      <w:r>
-        <w:rPr>
-          <w:rFonts w:ascii="Times New Roman" w:eastAsia="Times New Roman" w:hAnsi="Times New Roman" w:cs="Times New Roman"/>
-          <w:sz w:val="26"/>
-          <w:szCs w:val="26"/>
-        </w:rPr>
-        <w:tab/>
-      </w:r>
-      <w:r>
-        <w:rPr>
-          <w:rFonts w:ascii="Times New Roman" w:eastAsia="Times New Roman" w:hAnsi="Times New Roman" w:cs="Times New Roman"/>
-          <w:sz w:val="26"/>
-          <w:szCs w:val="26"/>
-        </w:rPr>
-        <w:tab/>
-      </w:r>
-      <w:r>
-        <w:rPr>
-          <w:rFonts w:ascii="Times New Roman" w:eastAsia="Times New Roman" w:hAnsi="Times New Roman" w:cs="Times New Roman"/>
-          <w:sz w:val="26"/>
-          <w:szCs w:val="26"/>
-        </w:rPr>
-        <w:tab/>
-      </w:r>
-      <w:r>
-        <w:rPr>
-          <w:rFonts w:ascii="Times New Roman" w:eastAsia="Times New Roman" w:hAnsi="Times New Roman" w:cs="Times New Roman"/>
-          <w:sz w:val="26"/>
-          <w:szCs w:val="26"/>
-        </w:rPr>
-        <w:tab/>
-      </w:r>
-      <w:r>
-        <w:rPr>
-          <w:rFonts w:ascii="Times New Roman" w:eastAsia="Times New Roman" w:hAnsi="Times New Roman" w:cs="Times New Roman"/>
-          <w:sz w:val="26"/>
-          <w:szCs w:val="26"/>
-        </w:rPr>
-        <w:tab/>
-      </w:r>
-      <w:r>
-        <w:rPr>
-          <w:rFonts w:ascii="Times New Roman" w:eastAsia="Times New Roman" w:hAnsi="Times New Roman" w:cs="Times New Roman"/>
-          <w:sz w:val="26"/>
-          <w:szCs w:val="26"/>
-        </w:rPr>
-        <w:tab/>
-      </w:r>
-      <w:r>
-        <w:rPr>
-          <w:rFonts w:ascii="Times New Roman" w:eastAsia="Times New Roman" w:hAnsi="Times New Roman" w:cs="Times New Roman"/>
-          <w:sz w:val="26"/>
-          <w:szCs w:val="26"/>
-        </w:rPr>
-        <w:tab/>
-      </w:r>
-      <w:r>
-        <w:rPr>
-          <w:rFonts w:ascii="Times New Roman" w:eastAsia="Times New Roman" w:hAnsi="Times New Roman" w:cs="Times New Roman"/>
-          <w:sz w:val="26"/>
-          <w:szCs w:val="26"/>
-        </w:rPr>
-        <w:tab/>
-      </w:r>
-      <w:r>
-        <w:rPr>
-          <w:rFonts w:ascii="Times New Roman" w:eastAsia="Times New Roman" w:hAnsi="Times New Roman" w:cs="Times New Roman"/>
-          <w:sz w:val="26"/>
-          <w:szCs w:val="26"/>
-        </w:rPr>
-        <w:tab/>
-      </w:r>
-      <w:r>
-        <w:rPr>
-          <w:rFonts w:ascii="Times New Roman" w:eastAsia="Times New Roman" w:hAnsi="Times New Roman" w:cs="Times New Roman"/>
-          <w:sz w:val="26"/>
-          <w:szCs w:val="26"/>
-        </w:rPr>
-        <w:tab/>
-      </w:r>
-      <w:r>
-        <w:rPr>
-          <w:rFonts w:ascii="Times New Roman" w:eastAsia="Times New Roman" w:hAnsi="Times New Roman" w:cs="Times New Roman"/>
-          <w:sz w:val="26"/>
-          <w:szCs w:val="26"/>
-        </w:rPr>
-        <w:tab/>
-      </w:r>
-      <w:r>
-        <w:rPr>
-          <w:rFonts w:ascii="Times New Roman" w:eastAsia="Times New Roman" w:hAnsi="Times New Roman" w:cs="Times New Roman"/>
-          <w:sz w:val="26"/>
-          <w:szCs w:val="26"/>
-        </w:rPr>
-        <w:tab/>
-      </w:r>
-      <w:r>
-        <w:rPr>
-          <w:rFonts w:ascii="Times New Roman" w:eastAsia="Times New Roman" w:hAnsi="Times New Roman" w:cs="Times New Roman"/>
-          <w:sz w:val="26"/>
-          <w:szCs w:val="26"/>
-        </w:rPr>
-        <w:tab/>
-      </w:r>
-      <w:r>
-        <w:rPr>
-          <w:rFonts w:ascii="Times New Roman" w:eastAsia="Times New Roman" w:hAnsi="Times New Roman" w:cs="Times New Roman"/>
-          <w:sz w:val="26"/>
-          <w:szCs w:val="26"/>
-        </w:rPr>
-        <w:tab/>
-      </w:r>
-    </w:p>
-    <w:p>
-      <w:pPr>
-        <w:spacing w:before="120" w:after="0" w:line="360" w:lineRule="auto"/>
-        <w:jc w:val="right"/>
-        <w:rPr>
-          <w:rFonts w:ascii="Times New Roman" w:eastAsia="Times New Roman" w:hAnsi="Times New Roman" w:cs="Times New Roman"/>
-          <w:i/>
-          <w:sz w:val="26"/>
-          <w:szCs w:val="26"/>
-        </w:rPr>
-      </w:pPr>
-      <w:r>
-        <w:rPr>
-          <w:rFonts w:ascii="Times New Roman" w:eastAsia="Times New Roman" w:hAnsi="Times New Roman" w:cs="Times New Roman"/>
-          <w:i/>
-          <w:sz w:val="26"/>
-          <w:szCs w:val="26"/>
-        </w:rPr>
-        <w:t>Cầ</w:t>
-      </w:r>
-      <w:r>
-        <w:rPr>
-          <w:rFonts w:ascii="Times New Roman" w:eastAsia="Times New Roman" w:hAnsi="Times New Roman" w:cs="Times New Roman"/>
-          <w:i/>
-          <w:sz w:val="26"/>
-          <w:szCs w:val="26"/>
-        </w:rPr>
-        <w:t xml:space="preserve">n Thơ, ngày …. </w:t>
-      </w:r>
-      <w:proofErr w:type="gramStart"/>
-      <w:r>
-        <w:rPr>
-          <w:rFonts w:ascii="Times New Roman" w:eastAsia="Times New Roman" w:hAnsi="Times New Roman" w:cs="Times New Roman"/>
-          <w:i/>
-          <w:sz w:val="26"/>
-          <w:szCs w:val="26"/>
-        </w:rPr>
-        <w:t>tháng</w:t>
-      </w:r>
-      <w:proofErr w:type="gramEnd"/>
-      <w:r>
-        <w:rPr>
-          <w:rFonts w:ascii="Times New Roman" w:eastAsia="Times New Roman" w:hAnsi="Times New Roman" w:cs="Times New Roman"/>
-          <w:i/>
-          <w:sz w:val="26"/>
-          <w:szCs w:val="26"/>
-        </w:rPr>
-        <w:t xml:space="preserve"> …. </w:t>
-      </w:r>
-      <w:proofErr w:type="gramStart"/>
-      <w:r>
-        <w:rPr>
-          <w:rFonts w:ascii="Times New Roman" w:eastAsia="Times New Roman" w:hAnsi="Times New Roman" w:cs="Times New Roman"/>
-          <w:i/>
-          <w:sz w:val="26"/>
-          <w:szCs w:val="26"/>
-        </w:rPr>
-        <w:t>năm</w:t>
-      </w:r>
-      <w:proofErr w:type="gramEnd"/>
-      <w:r>
-        <w:rPr>
-          <w:rFonts w:ascii="Times New Roman" w:eastAsia="Times New Roman" w:hAnsi="Times New Roman" w:cs="Times New Roman"/>
-          <w:i/>
-          <w:sz w:val="26"/>
-          <w:szCs w:val="26"/>
-        </w:rPr>
-        <w:t xml:space="preserve"> 202</w:t>
-      </w:r>
-    </w:p>
-    <w:tbl>
-      <w:tblPr>
-        <w:tblW w:w="8484" w:type="dxa"/>
-        <w:tblBorders>
-          <w:insideH w:val="nil"/>
-          <w:insideV w:val="nil"/>
-        </w:tblBorders>
-        <w:tblLayout w:type="fixed"/>
-        <w:tblLook w:val="0400" w:firstRow="0" w:lastRow="0" w:firstColumn="0" w:lastColumn="0" w:noHBand="0" w:noVBand="1"/>
-      </w:tblPr>
-      <w:tblGrid>
-        <w:gridCol w:w="2709"/>
-        <w:gridCol w:w="2742"/>
-        <w:gridCol w:w="3033"/>
-      </w:tblGrid>
-      <w:tr>
-        <w:tc>
-          <w:tcPr>
-            <w:tcW w:w="2708" w:type="dxa"/>
-            <w:tcBorders>
-              <w:top w:val="nil"/>
-              <w:left w:val="nil"/>
-              <w:bottom w:val="nil"/>
-              <w:right w:val="nil"/>
-            </w:tcBorders>
-          </w:tcPr>
-          <w:p>
-            <w:pPr>
-              <w:rPr>
-                <w:rFonts w:ascii="Times New Roman" w:eastAsia="Times New Roman" w:hAnsi="Times New Roman" w:cs="Times New Roman"/>
-                <w:b/>
-                <w:sz w:val="26"/>
-                <w:szCs w:val="26"/>
-              </w:rPr>
-            </w:pPr>
-          </w:p>
-        </w:tc>
-        <w:tc>
-          <w:tcPr>
-            <w:tcW w:w="2741" w:type="dxa"/>
-            <w:tcBorders>
-              <w:top w:val="nil"/>
-              <w:left w:val="nil"/>
-              <w:bottom w:val="nil"/>
-              <w:right w:val="nil"/>
-            </w:tcBorders>
-          </w:tcPr>
-          <w:p>
-            <w:pPr>
-              <w:jc w:val="center"/>
-              <w:rPr>
-                <w:rFonts w:ascii="Times New Roman" w:eastAsia="Times New Roman" w:hAnsi="Times New Roman" w:cs="Times New Roman"/>
-                <w:b/>
-                <w:sz w:val="26"/>
-                <w:szCs w:val="26"/>
-              </w:rPr>
-            </w:pPr>
-          </w:p>
-        </w:tc>
-        <w:tc>
-          <w:tcPr>
-            <w:tcW w:w="3032" w:type="dxa"/>
-            <w:tcBorders>
-              <w:top w:val="nil"/>
-              <w:left w:val="nil"/>
-              <w:bottom w:val="nil"/>
-              <w:right w:val="nil"/>
-            </w:tcBorders>
-            <w:hideMark/>
-          </w:tcPr>
-          <w:p>
-            <w:pPr>
-              <w:jc w:val="center"/>
-              <w:rPr>
-                <w:rFonts w:ascii="Times New Roman" w:eastAsia="Times New Roman" w:hAnsi="Times New Roman" w:cs="Times New Roman"/>
-                <w:b/>
-                <w:sz w:val="26"/>
-                <w:szCs w:val="26"/>
-              </w:rPr>
-            </w:pPr>
-            <w:r>
-              <w:rPr>
-                <w:rFonts w:ascii="Times New Roman" w:eastAsia="Times New Roman" w:hAnsi="Times New Roman" w:cs="Times New Roman"/>
-                <w:b/>
-                <w:sz w:val="26"/>
-                <w:szCs w:val="26"/>
-              </w:rPr>
-              <w:t>Giảng Viên Phản Biện</w:t>
-            </w:r>
-          </w:p>
-        </w:tc>
-      </w:tr>
-      <w:tr>
-        <w:trPr>
-          <w:trHeight w:val="936"/>
-        </w:trPr>
-        <w:tc>
-          <w:tcPr>
-            <w:tcW w:w="2708" w:type="dxa"/>
-            <w:tcBorders>
-              <w:top w:val="nil"/>
-              <w:left w:val="nil"/>
-              <w:bottom w:val="nil"/>
-              <w:right w:val="nil"/>
-            </w:tcBorders>
-          </w:tcPr>
-          <w:p>
-            <w:pPr>
-              <w:rPr>
-                <w:rFonts w:ascii="Times New Roman" w:eastAsia="Times New Roman" w:hAnsi="Times New Roman" w:cs="Times New Roman"/>
-                <w:b/>
-                <w:sz w:val="26"/>
-                <w:szCs w:val="26"/>
-              </w:rPr>
-            </w:pPr>
-          </w:p>
-        </w:tc>
-        <w:tc>
-          <w:tcPr>
-            <w:tcW w:w="2741" w:type="dxa"/>
-            <w:tcBorders>
-              <w:top w:val="nil"/>
-              <w:left w:val="nil"/>
-              <w:bottom w:val="nil"/>
-              <w:right w:val="nil"/>
-            </w:tcBorders>
-          </w:tcPr>
-          <w:p>
-            <w:pPr>
-              <w:jc w:val="center"/>
-              <w:rPr>
-                <w:rFonts w:ascii="Times New Roman" w:eastAsia="Times New Roman" w:hAnsi="Times New Roman" w:cs="Times New Roman"/>
-                <w:b/>
-                <w:sz w:val="26"/>
-                <w:szCs w:val="26"/>
-              </w:rPr>
-            </w:pPr>
-          </w:p>
-        </w:tc>
-        <w:tc>
-          <w:tcPr>
-            <w:tcW w:w="3032" w:type="dxa"/>
-            <w:tcBorders>
-              <w:top w:val="nil"/>
-              <w:left w:val="nil"/>
-              <w:bottom w:val="nil"/>
-              <w:right w:val="nil"/>
-            </w:tcBorders>
-          </w:tcPr>
-          <w:p>
-            <w:pPr>
-              <w:jc w:val="center"/>
-              <w:rPr>
-                <w:rFonts w:ascii="Times New Roman" w:eastAsia="Times New Roman" w:hAnsi="Times New Roman" w:cs="Times New Roman"/>
-                <w:b/>
-                <w:sz w:val="26"/>
-                <w:szCs w:val="26"/>
-              </w:rPr>
-            </w:pPr>
-          </w:p>
-        </w:tc>
-      </w:tr>
-      <w:tr>
-        <w:tc>
-          <w:tcPr>
-            <w:tcW w:w="2708" w:type="dxa"/>
-            <w:tcBorders>
-              <w:top w:val="nil"/>
-              <w:left w:val="nil"/>
-              <w:bottom w:val="nil"/>
-              <w:right w:val="nil"/>
-            </w:tcBorders>
-          </w:tcPr>
-          <w:p>
-            <w:pPr>
-              <w:rPr>
-                <w:rFonts w:ascii="Times New Roman" w:eastAsia="Times New Roman" w:hAnsi="Times New Roman" w:cs="Times New Roman"/>
-                <w:b/>
-                <w:sz w:val="26"/>
-                <w:szCs w:val="26"/>
-              </w:rPr>
-            </w:pPr>
-          </w:p>
-        </w:tc>
-        <w:tc>
-          <w:tcPr>
-            <w:tcW w:w="2741" w:type="dxa"/>
-            <w:tcBorders>
-              <w:top w:val="nil"/>
-              <w:left w:val="nil"/>
-              <w:bottom w:val="nil"/>
-              <w:right w:val="nil"/>
-            </w:tcBorders>
-          </w:tcPr>
-          <w:p>
-            <w:pPr>
-              <w:jc w:val="center"/>
-              <w:rPr>
-                <w:rFonts w:ascii="Times New Roman" w:eastAsia="Times New Roman" w:hAnsi="Times New Roman" w:cs="Times New Roman"/>
-                <w:b/>
-                <w:sz w:val="26"/>
-                <w:szCs w:val="26"/>
-              </w:rPr>
-            </w:pPr>
-          </w:p>
-        </w:tc>
-        <w:tc>
-          <w:tcPr>
-            <w:tcW w:w="3032" w:type="dxa"/>
-            <w:tcBorders>
-              <w:top w:val="nil"/>
-              <w:left w:val="nil"/>
-              <w:bottom w:val="nil"/>
-              <w:right w:val="nil"/>
-            </w:tcBorders>
-            <w:hideMark/>
-          </w:tcPr>
-          <w:p>
-            <w:pPr>
-              <w:jc w:val="center"/>
-              <w:rPr>
-                <w:rFonts w:ascii="Times New Roman" w:eastAsia="Times New Roman" w:hAnsi="Times New Roman" w:cs="Times New Roman"/>
-                <w:b/>
-                <w:sz w:val="26"/>
-                <w:szCs w:val="26"/>
-              </w:rPr>
-            </w:pPr>
-            <w:sdt>
-              <w:sdtPr>
-                <w:tag w:val="goog_rdk_14"/>
-                <w:id w:val="59143769"/>
-              </w:sdtPr>
-              <w:sdtContent/>
-            </w:sdt>
-            <w:r>
-              <w:rPr>
-                <w:rFonts w:ascii="Times New Roman" w:eastAsia="Times New Roman" w:hAnsi="Times New Roman" w:cs="Times New Roman"/>
-                <w:b/>
-                <w:sz w:val="26"/>
-                <w:szCs w:val="26"/>
-              </w:rPr>
-              <w:t>ThS. Trần Văn D</w:t>
-            </w:r>
-          </w:p>
-        </w:tc>
-      </w:tr>
-    </w:tbl>
-    <w:p>
-      <w:pPr>
-        <w:rPr>
-          <w:rFonts w:ascii="Times New Roman" w:eastAsia="Times New Roman" w:hAnsi="Times New Roman" w:cs="Times New Roman"/>
-          <w:sz w:val="26"/>
-          <w:szCs w:val="26"/>
-        </w:rPr>
-      </w:pPr>
-    </w:p>
     <w:p>
       <w:pPr>
         <w:tabs>
@@ -9211,8 +8594,6 @@
         </w:rPr>
         <w:fldChar w:fldCharType="end"/>
       </w:r>
-      <w:bookmarkStart w:id="1" w:name="_GoBack"/>
-      <w:bookmarkEnd w:id="1"/>
     </w:p>
     <w:p>
       <w:pPr>
@@ -10615,31 +9996,31 @@
       <w:pPr>
         <w:pStyle w:val="Heading1"/>
       </w:pPr>
-      <w:bookmarkStart w:id="2" w:name="_Toc224551990"/>
+      <w:bookmarkStart w:id="1" w:name="_Toc224551990"/>
+      <w:bookmarkStart w:id="2" w:name="_Toc224670008"/>
       <w:bookmarkStart w:id="3" w:name="_Toc224484523"/>
-      <w:bookmarkStart w:id="4" w:name="_Toc224670008"/>
       <w:r>
         <w:lastRenderedPageBreak/>
         <w:t>CHƯƠNG 1</w:t>
       </w:r>
+      <w:bookmarkEnd w:id="1"/>
       <w:bookmarkEnd w:id="2"/>
+    </w:p>
+    <w:p>
+      <w:pPr>
+        <w:pStyle w:val="Heading1"/>
+      </w:pPr>
+      <w:r>
+        <w:t xml:space="preserve"> </w:t>
+      </w:r>
+      <w:bookmarkStart w:id="4" w:name="_Toc224551991"/>
+      <w:bookmarkStart w:id="5" w:name="_Toc224670009"/>
+      <w:r>
+        <w:t>GIỚI THIỆU</w:t>
+      </w:r>
+      <w:bookmarkEnd w:id="3"/>
       <w:bookmarkEnd w:id="4"/>
-    </w:p>
-    <w:p>
-      <w:pPr>
-        <w:pStyle w:val="Heading1"/>
-      </w:pPr>
-      <w:r>
-        <w:t xml:space="preserve"> </w:t>
-      </w:r>
-      <w:bookmarkStart w:id="5" w:name="_Toc224551991"/>
-      <w:bookmarkStart w:id="6" w:name="_Toc224670009"/>
-      <w:r>
-        <w:t>GIỚI THIỆU</w:t>
-      </w:r>
-      <w:bookmarkEnd w:id="3"/>
       <w:bookmarkEnd w:id="5"/>
-      <w:bookmarkEnd w:id="6"/>
     </w:p>
     <w:p>
       <w:pPr>
@@ -10660,18 +10041,18 @@
       <w:pPr>
         <w:pStyle w:val="Heading2"/>
       </w:pPr>
-      <w:bookmarkStart w:id="7" w:name="_Toc224484524"/>
-      <w:bookmarkStart w:id="8" w:name="_Toc224551992"/>
-      <w:bookmarkStart w:id="9" w:name="_Toc224670010"/>
+      <w:bookmarkStart w:id="6" w:name="_Toc224484524"/>
+      <w:bookmarkStart w:id="7" w:name="_Toc224551992"/>
+      <w:bookmarkStart w:id="8" w:name="_Toc224670010"/>
       <w:r>
         <w:t xml:space="preserve">1.1. </w:t>
       </w:r>
+      <w:bookmarkEnd w:id="6"/>
+      <w:r>
+        <w:t>Lý do chọn đề tài</w:t>
+      </w:r>
       <w:bookmarkEnd w:id="7"/>
-      <w:r>
-        <w:t>Lý do chọn đề tài</w:t>
-      </w:r>
       <w:bookmarkEnd w:id="8"/>
-      <w:bookmarkEnd w:id="9"/>
     </w:p>
     <w:p>
       <w:pPr>
@@ -10681,8 +10062,8 @@
           <w:lang w:val="vi-VN"/>
         </w:rPr>
       </w:pPr>
-      <w:bookmarkStart w:id="10" w:name="_Toc224551993"/>
-      <w:bookmarkStart w:id="11" w:name="_Toc224670011"/>
+      <w:bookmarkStart w:id="9" w:name="_Toc224551993"/>
+      <w:bookmarkStart w:id="10" w:name="_Toc224670011"/>
       <w:r>
         <w:rPr>
           <w:lang w:val="vi-VN"/>
@@ -10695,8 +10076,8 @@
         </w:rPr>
         <w:t xml:space="preserve"> Bối cảnh thị trường tín dụng và rủi ro tài chính</w:t>
       </w:r>
+      <w:bookmarkEnd w:id="9"/>
       <w:bookmarkEnd w:id="10"/>
-      <w:bookmarkEnd w:id="11"/>
       <w:r>
         <w:rPr>
           <w:lang w:val="vi-VN"/>
@@ -10835,8 +10216,8 @@
           <w:lang w:val="vi-VN"/>
         </w:rPr>
       </w:pPr>
-      <w:bookmarkStart w:id="12" w:name="_Toc224551994"/>
-      <w:bookmarkStart w:id="13" w:name="_Toc224670012"/>
+      <w:bookmarkStart w:id="11" w:name="_Toc224551994"/>
+      <w:bookmarkStart w:id="12" w:name="_Toc224670012"/>
       <w:r>
         <w:rPr>
           <w:lang w:val="vi-VN"/>
@@ -10856,8 +10237,8 @@
         </w:rPr>
         <w:t xml:space="preserve"> Sự cần thiết của Trí tuệ nhân tạo trong kiểm định khoản vay</w:t>
       </w:r>
+      <w:bookmarkEnd w:id="11"/>
       <w:bookmarkEnd w:id="12"/>
-      <w:bookmarkEnd w:id="13"/>
     </w:p>
     <w:p>
       <w:pPr>
@@ -10994,9 +10375,9 @@
         <w:t>Nhận thức được tiềm năng, tính cấp thiết và giá trị thực tiễn vô cùng lớn từ bài toán số hóa quy trình và ứng dụng hệ thống công nghệ tiên tiến vào ngành FinTech, em đã định hướng đề tài chuyên ngành đồ án của mình: "Xây dựng ứng dụng trí tuệ nhân tạo dự đoán khả năng vay vốn" làm nội dung cốt lõi để nghiên cứu, thiết kế phần mềm.</w:t>
       </w:r>
     </w:p>
-    <w:bookmarkStart w:id="14" w:name="_Toc224484525"/>
-    <w:bookmarkStart w:id="15" w:name="_Toc224551995"/>
-    <w:bookmarkStart w:id="16" w:name="_Toc224670013"/>
+    <w:bookmarkStart w:id="13" w:name="_Toc224484525"/>
+    <w:bookmarkStart w:id="14" w:name="_Toc224551995"/>
+    <w:bookmarkStart w:id="15" w:name="_Toc224670013"/>
     <w:p>
       <w:pPr>
         <w:pStyle w:val="Heading2"/>
@@ -11006,25 +10387,26 @@
           <w:tag w:val="goog_rdk_17"/>
           <w:id w:val="-1514146214"/>
         </w:sdtPr>
+        <w:sdtEndPr/>
         <w:sdtContent/>
       </w:sdt>
       <w:r>
         <w:t xml:space="preserve">1.2. </w:t>
       </w:r>
+      <w:bookmarkEnd w:id="13"/>
+      <w:r>
+        <w:t>Mục tiêu nghiên cứu</w:t>
+      </w:r>
       <w:bookmarkEnd w:id="14"/>
-      <w:r>
-        <w:t>Mục tiêu nghiên cứu</w:t>
-      </w:r>
       <w:bookmarkEnd w:id="15"/>
-      <w:bookmarkEnd w:id="16"/>
     </w:p>
     <w:p>
       <w:pPr>
         <w:pStyle w:val="Heading3"/>
         <w:spacing w:before="120" w:line="288" w:lineRule="auto"/>
       </w:pPr>
-      <w:bookmarkStart w:id="17" w:name="_Toc224551996"/>
-      <w:bookmarkStart w:id="18" w:name="_Toc224670014"/>
+      <w:bookmarkStart w:id="16" w:name="_Toc224551996"/>
+      <w:bookmarkStart w:id="17" w:name="_Toc224670014"/>
       <w:r>
         <w:t>1.2.</w:t>
       </w:r>
@@ -11040,8 +10422,8 @@
       <w:r>
         <w:t xml:space="preserve"> Mục tiêu tổng quát</w:t>
       </w:r>
+      <w:bookmarkEnd w:id="16"/>
       <w:bookmarkEnd w:id="17"/>
-      <w:bookmarkEnd w:id="18"/>
     </w:p>
     <w:p>
       <w:pPr>
@@ -11080,13 +10462,13 @@
         <w:pStyle w:val="Heading3"/>
         <w:spacing w:before="120" w:line="288" w:lineRule="auto"/>
       </w:pPr>
-      <w:bookmarkStart w:id="19" w:name="_Toc224551997"/>
-      <w:bookmarkStart w:id="20" w:name="_Toc224670015"/>
+      <w:bookmarkStart w:id="18" w:name="_Toc224551997"/>
+      <w:bookmarkStart w:id="19" w:name="_Toc224670015"/>
       <w:r>
         <w:t>1.2.2 Mục tiêu cụ thể</w:t>
       </w:r>
+      <w:bookmarkEnd w:id="18"/>
       <w:bookmarkEnd w:id="19"/>
-      <w:bookmarkEnd w:id="20"/>
     </w:p>
     <w:p>
       <w:pPr>
@@ -11289,8 +10671,8 @@
       <w:pPr>
         <w:pStyle w:val="Heading2"/>
       </w:pPr>
-      <w:bookmarkStart w:id="21" w:name="_Toc224551998"/>
-      <w:bookmarkStart w:id="22" w:name="_Toc224670016"/>
+      <w:bookmarkStart w:id="20" w:name="_Toc224551998"/>
+      <w:bookmarkStart w:id="21" w:name="_Toc224670016"/>
       <w:r>
         <w:t xml:space="preserve">1.3. </w:t>
       </w:r>
@@ -11305,21 +10687,21 @@
       <w:r>
         <w:t xml:space="preserve"> nghiên cứu</w:t>
       </w:r>
+      <w:bookmarkEnd w:id="20"/>
       <w:bookmarkEnd w:id="21"/>
-      <w:bookmarkEnd w:id="22"/>
     </w:p>
     <w:p>
       <w:pPr>
         <w:pStyle w:val="Heading3"/>
         <w:spacing w:before="120" w:line="288" w:lineRule="auto"/>
       </w:pPr>
-      <w:bookmarkStart w:id="23" w:name="_Toc224551999"/>
-      <w:bookmarkStart w:id="24" w:name="_Toc224670017"/>
+      <w:bookmarkStart w:id="22" w:name="_Toc224551999"/>
+      <w:bookmarkStart w:id="23" w:name="_Toc224670017"/>
       <w:r>
         <w:t>1.3.1 Không gian nghiên cứu và giới hạn chức năng phần mềm</w:t>
       </w:r>
+      <w:bookmarkEnd w:id="22"/>
       <w:bookmarkEnd w:id="23"/>
-      <w:bookmarkEnd w:id="24"/>
     </w:p>
     <w:p>
       <w:pPr>
@@ -11376,13 +10758,13 @@
         <w:pStyle w:val="Heading3"/>
         <w:spacing w:before="120" w:line="288" w:lineRule="auto"/>
       </w:pPr>
-      <w:bookmarkStart w:id="25" w:name="_Toc224552000"/>
-      <w:bookmarkStart w:id="26" w:name="_Toc224670018"/>
+      <w:bookmarkStart w:id="24" w:name="_Toc224552000"/>
+      <w:bookmarkStart w:id="25" w:name="_Toc224670018"/>
       <w:r>
         <w:t>1.3.2 Thời gian nghiên cứu</w:t>
       </w:r>
+      <w:bookmarkEnd w:id="24"/>
       <w:bookmarkEnd w:id="25"/>
-      <w:bookmarkEnd w:id="26"/>
     </w:p>
     <w:p>
       <w:pPr>
@@ -11520,63 +10902,63 @@
         <w:pStyle w:val="Heading3"/>
         <w:spacing w:before="120" w:line="288" w:lineRule="auto"/>
       </w:pPr>
-      <w:bookmarkStart w:id="27" w:name="_Toc224552001"/>
-      <w:bookmarkStart w:id="28" w:name="_Toc224670019"/>
+      <w:bookmarkStart w:id="26" w:name="_Toc224552001"/>
+      <w:bookmarkStart w:id="27" w:name="_Toc224670019"/>
       <w:r>
         <w:t>1.3.3 Đối tượng dữ liệu nghiên cứu</w:t>
       </w:r>
+      <w:bookmarkEnd w:id="26"/>
       <w:bookmarkEnd w:id="27"/>
+    </w:p>
+    <w:p>
+      <w:pPr>
+        <w:spacing w:before="120" w:after="0" w:line="288" w:lineRule="auto"/>
+        <w:ind w:firstLine="567"/>
+        <w:rPr>
+          <w:rFonts w:ascii="Times New Roman" w:hAnsi="Times New Roman" w:cs="Times New Roman"/>
+          <w:sz w:val="26"/>
+          <w:szCs w:val="26"/>
+        </w:rPr>
+      </w:pPr>
+      <w:r>
+        <w:rPr>
+          <w:rFonts w:ascii="Times New Roman" w:hAnsi="Times New Roman" w:cs="Times New Roman"/>
+          <w:sz w:val="26"/>
+          <w:szCs w:val="26"/>
+        </w:rPr>
+        <w:t>- Đối tượng chính là các thuật toán Machine Learning.</w:t>
+      </w:r>
+    </w:p>
+    <w:p>
+      <w:pPr>
+        <w:spacing w:before="120" w:after="0" w:line="288" w:lineRule="auto"/>
+        <w:ind w:firstLine="567"/>
+        <w:rPr>
+          <w:rFonts w:ascii="Times New Roman" w:hAnsi="Times New Roman" w:cs="Times New Roman"/>
+          <w:sz w:val="26"/>
+          <w:szCs w:val="26"/>
+        </w:rPr>
+      </w:pPr>
+      <w:r>
+        <w:rPr>
+          <w:rFonts w:ascii="Times New Roman" w:hAnsi="Times New Roman" w:cs="Times New Roman"/>
+          <w:sz w:val="26"/>
+          <w:szCs w:val="26"/>
+        </w:rPr>
+        <w:t>- Nguồn dữ liệu huấn luyện: Bộ dữ liệu phân loại khách hàng nợ của các cuộc thi như Kaggle hoặc Credit Risk Classification dataset. Thông thường tập chứa các thuộc tính tiểu sử (Tuổi, thu nhập, tình trạng nợ tiêu dùng, số lượng tài khoản ngân hàng... của khoảng từ 10,000 đến 30,000 khách hàng trong quá khứ).</w:t>
+      </w:r>
+    </w:p>
+    <w:p>
+      <w:pPr>
+        <w:pStyle w:val="Heading2"/>
+      </w:pPr>
+      <w:bookmarkStart w:id="28" w:name="_Toc224552002"/>
+      <w:bookmarkStart w:id="29" w:name="_Toc224670020"/>
+      <w:r>
+        <w:t>1.4 Cấu trúc của báo cáo đồ án</w:t>
+      </w:r>
       <w:bookmarkEnd w:id="28"/>
-    </w:p>
-    <w:p>
-      <w:pPr>
-        <w:spacing w:before="120" w:after="0" w:line="288" w:lineRule="auto"/>
-        <w:ind w:firstLine="567"/>
-        <w:rPr>
-          <w:rFonts w:ascii="Times New Roman" w:hAnsi="Times New Roman" w:cs="Times New Roman"/>
-          <w:sz w:val="26"/>
-          <w:szCs w:val="26"/>
-        </w:rPr>
-      </w:pPr>
-      <w:r>
-        <w:rPr>
-          <w:rFonts w:ascii="Times New Roman" w:hAnsi="Times New Roman" w:cs="Times New Roman"/>
-          <w:sz w:val="26"/>
-          <w:szCs w:val="26"/>
-        </w:rPr>
-        <w:t>- Đối tượng chính là các thuật toán Machine Learning.</w:t>
-      </w:r>
-    </w:p>
-    <w:p>
-      <w:pPr>
-        <w:spacing w:before="120" w:after="0" w:line="288" w:lineRule="auto"/>
-        <w:ind w:firstLine="567"/>
-        <w:rPr>
-          <w:rFonts w:ascii="Times New Roman" w:hAnsi="Times New Roman" w:cs="Times New Roman"/>
-          <w:sz w:val="26"/>
-          <w:szCs w:val="26"/>
-        </w:rPr>
-      </w:pPr>
-      <w:r>
-        <w:rPr>
-          <w:rFonts w:ascii="Times New Roman" w:hAnsi="Times New Roman" w:cs="Times New Roman"/>
-          <w:sz w:val="26"/>
-          <w:szCs w:val="26"/>
-        </w:rPr>
-        <w:t>- Nguồn dữ liệu huấn luyện: Bộ dữ liệu phân loại khách hàng nợ của các cuộc thi như Kaggle hoặc Credit Risk Classification dataset. Thông thường tập chứa các thuộc tính tiểu sử (Tuổi, thu nhập, tình trạng nợ tiêu dùng, số lượng tài khoản ngân hàng... của khoảng từ 10,000 đến 30,000 khách hàng trong quá khứ).</w:t>
-      </w:r>
-    </w:p>
-    <w:p>
-      <w:pPr>
-        <w:pStyle w:val="Heading2"/>
-      </w:pPr>
-      <w:bookmarkStart w:id="29" w:name="_Toc224552002"/>
-      <w:bookmarkStart w:id="30" w:name="_Toc224670020"/>
-      <w:r>
-        <w:t>1.4 Cấu trúc của báo cáo đồ án</w:t>
-      </w:r>
       <w:bookmarkEnd w:id="29"/>
-      <w:bookmarkEnd w:id="30"/>
     </w:p>
     <w:p>
       <w:pPr>
@@ -11833,28 +11215,28 @@
       <w:pPr>
         <w:pStyle w:val="Heading1"/>
       </w:pPr>
-      <w:bookmarkStart w:id="31" w:name="_Toc224484526"/>
-      <w:bookmarkStart w:id="32" w:name="_Toc224552003"/>
-      <w:bookmarkStart w:id="33" w:name="_Toc224670021"/>
+      <w:bookmarkStart w:id="30" w:name="_Toc224484526"/>
+      <w:bookmarkStart w:id="31" w:name="_Toc224552003"/>
+      <w:bookmarkStart w:id="32" w:name="_Toc224670021"/>
       <w:r>
         <w:lastRenderedPageBreak/>
         <w:t>CHƯƠNG 2</w:t>
       </w:r>
+      <w:bookmarkEnd w:id="30"/>
       <w:bookmarkEnd w:id="31"/>
       <w:bookmarkEnd w:id="32"/>
+    </w:p>
+    <w:p>
+      <w:pPr>
+        <w:pStyle w:val="Heading1"/>
+      </w:pPr>
+      <w:bookmarkStart w:id="33" w:name="_Toc224552004"/>
+      <w:bookmarkStart w:id="34" w:name="_Toc224670022"/>
+      <w:r>
+        <w:t>CƠ SỞ LÝ THUYẾT VÀ PHƯƠNG PHÁP NGHIÊN CỨU</w:t>
+      </w:r>
       <w:bookmarkEnd w:id="33"/>
-    </w:p>
-    <w:p>
-      <w:pPr>
-        <w:pStyle w:val="Heading1"/>
-      </w:pPr>
-      <w:bookmarkStart w:id="34" w:name="_Toc224552004"/>
-      <w:bookmarkStart w:id="35" w:name="_Toc224670022"/>
-      <w:r>
-        <w:t>CƠ SỞ LÝ THUYẾT VÀ PHƯƠNG PHÁP NGHIÊN CỨU</w:t>
-      </w:r>
       <w:bookmarkEnd w:id="34"/>
-      <w:bookmarkEnd w:id="35"/>
     </w:p>
     <w:p>
       <w:pPr>
@@ -11873,9 +11255,9 @@
       <w:pPr>
         <w:pStyle w:val="Heading2"/>
       </w:pPr>
-      <w:bookmarkStart w:id="36" w:name="_Toc224484527"/>
-      <w:bookmarkStart w:id="37" w:name="_Toc224552005"/>
-      <w:bookmarkStart w:id="38" w:name="_Toc224670023"/>
+      <w:bookmarkStart w:id="35" w:name="_Toc224484527"/>
+      <w:bookmarkStart w:id="36" w:name="_Toc224552005"/>
+      <w:bookmarkStart w:id="37" w:name="_Toc224670023"/>
       <w:r>
         <w:t>2.1</w:t>
       </w:r>
@@ -11884,35 +11266,36 @@
           <w:tag w:val="goog_rdk_18"/>
           <w:id w:val="-1930875353"/>
         </w:sdtPr>
+        <w:sdtEndPr/>
         <w:sdtContent/>
       </w:sdt>
       <w:r>
         <w:t xml:space="preserve">. </w:t>
       </w:r>
+      <w:bookmarkEnd w:id="35"/>
+      <w:r>
+        <w:t>Tổng quan về tín dụng và quản trị rủi ro tín dụng</w:t>
+      </w:r>
       <w:bookmarkEnd w:id="36"/>
-      <w:r>
-        <w:t>Tổng quan về tín dụng và quản trị rủi ro tín dụng</w:t>
-      </w:r>
       <w:bookmarkEnd w:id="37"/>
-      <w:bookmarkEnd w:id="38"/>
     </w:p>
     <w:p>
       <w:pPr>
         <w:pStyle w:val="Heading3"/>
         <w:spacing w:before="120" w:line="288" w:lineRule="auto"/>
       </w:pPr>
-      <w:bookmarkStart w:id="39" w:name="_Toc224484528"/>
-      <w:bookmarkStart w:id="40" w:name="_Toc224552006"/>
-      <w:bookmarkStart w:id="41" w:name="_Toc224670024"/>
+      <w:bookmarkStart w:id="38" w:name="_Toc224484528"/>
+      <w:bookmarkStart w:id="39" w:name="_Toc224552006"/>
+      <w:bookmarkStart w:id="40" w:name="_Toc224670024"/>
       <w:r>
         <w:t xml:space="preserve">2.1.1. </w:t>
       </w:r>
+      <w:bookmarkEnd w:id="38"/>
+      <w:r>
+        <w:t>Định nghĩa rủi ro tín dụng (Credit Risk)</w:t>
+      </w:r>
       <w:bookmarkEnd w:id="39"/>
-      <w:r>
-        <w:t>Định nghĩa rủi ro tín dụng (Credit Risk)</w:t>
-      </w:r>
       <w:bookmarkEnd w:id="40"/>
-      <w:bookmarkEnd w:id="41"/>
     </w:p>
     <w:p>
       <w:pPr>
@@ -11996,13 +11379,13 @@
         <w:pStyle w:val="Heading3"/>
         <w:spacing w:before="120" w:line="288" w:lineRule="auto"/>
       </w:pPr>
-      <w:bookmarkStart w:id="42" w:name="_Toc224552007"/>
-      <w:bookmarkStart w:id="43" w:name="_Toc224670025"/>
+      <w:bookmarkStart w:id="41" w:name="_Toc224552007"/>
+      <w:bookmarkStart w:id="42" w:name="_Toc224670025"/>
       <w:r>
         <w:t>2.1.2 Quy trình thẩm định tín dụng cá nhân truyền thống</w:t>
       </w:r>
+      <w:bookmarkEnd w:id="41"/>
       <w:bookmarkEnd w:id="42"/>
-      <w:bookmarkEnd w:id="43"/>
     </w:p>
     <w:p>
       <w:pPr>
@@ -12104,13 +11487,13 @@
         <w:pStyle w:val="Heading3"/>
         <w:spacing w:before="120" w:line="288" w:lineRule="auto"/>
       </w:pPr>
-      <w:bookmarkStart w:id="44" w:name="_Toc224552008"/>
-      <w:bookmarkStart w:id="45" w:name="_Toc224670026"/>
+      <w:bookmarkStart w:id="43" w:name="_Toc224552008"/>
+      <w:bookmarkStart w:id="44" w:name="_Toc224670026"/>
       <w:r>
         <w:t>2.1.3 Các nhân tố chính ảnh hưởng đến khả năng vay vốn</w:t>
       </w:r>
+      <w:bookmarkEnd w:id="43"/>
       <w:bookmarkEnd w:id="44"/>
-      <w:bookmarkEnd w:id="45"/>
     </w:p>
     <w:p>
       <w:pPr>
@@ -12283,26 +11666,26 @@
       <w:pPr>
         <w:pStyle w:val="Heading2"/>
       </w:pPr>
-      <w:bookmarkStart w:id="46" w:name="_Toc224552009"/>
-      <w:bookmarkStart w:id="47" w:name="_Toc224670027"/>
+      <w:bookmarkStart w:id="45" w:name="_Toc224552009"/>
+      <w:bookmarkStart w:id="46" w:name="_Toc224670027"/>
       <w:r>
         <w:t>2.2 Trí tuệ nhân tạo (AI) và Học máy (Machine Learning)</w:t>
       </w:r>
+      <w:bookmarkEnd w:id="45"/>
       <w:bookmarkEnd w:id="46"/>
-      <w:bookmarkEnd w:id="47"/>
     </w:p>
     <w:p>
       <w:pPr>
         <w:pStyle w:val="Heading3"/>
         <w:spacing w:before="120" w:line="288" w:lineRule="auto"/>
       </w:pPr>
-      <w:bookmarkStart w:id="48" w:name="_Toc224552010"/>
-      <w:bookmarkStart w:id="49" w:name="_Toc224670028"/>
+      <w:bookmarkStart w:id="47" w:name="_Toc224552010"/>
+      <w:bookmarkStart w:id="48" w:name="_Toc224670028"/>
       <w:r>
         <w:t>2.2.1 Tổng quan về lịch sử phát triển AI và ML</w:t>
       </w:r>
+      <w:bookmarkEnd w:id="47"/>
       <w:bookmarkEnd w:id="48"/>
-      <w:bookmarkEnd w:id="49"/>
     </w:p>
     <w:p>
       <w:pPr>
@@ -12394,13 +11777,13 @@
         <w:pStyle w:val="Heading3"/>
         <w:spacing w:before="120" w:line="288" w:lineRule="auto"/>
       </w:pPr>
-      <w:bookmarkStart w:id="50" w:name="_Toc224552011"/>
-      <w:bookmarkStart w:id="51" w:name="_Toc224670029"/>
+      <w:bookmarkStart w:id="49" w:name="_Toc224552011"/>
+      <w:bookmarkStart w:id="50" w:name="_Toc224670029"/>
       <w:r>
         <w:t>2.2.2 Học có giám sát (Supervised Learning)</w:t>
       </w:r>
+      <w:bookmarkEnd w:id="49"/>
       <w:bookmarkEnd w:id="50"/>
-      <w:bookmarkEnd w:id="51"/>
     </w:p>
     <w:p>
       <w:pPr>
@@ -12462,13 +11845,13 @@
         <w:pStyle w:val="Heading3"/>
         <w:spacing w:before="120" w:line="288" w:lineRule="auto"/>
       </w:pPr>
-      <w:bookmarkStart w:id="52" w:name="_Toc224552012"/>
-      <w:bookmarkStart w:id="53" w:name="_Toc224670030"/>
+      <w:bookmarkStart w:id="51" w:name="_Toc224552012"/>
+      <w:bookmarkStart w:id="52" w:name="_Toc224670030"/>
       <w:r>
         <w:t>2.2.3 Bài toán Phân loại nhị phân (Binary Classification)</w:t>
       </w:r>
+      <w:bookmarkEnd w:id="51"/>
       <w:bookmarkEnd w:id="52"/>
-      <w:bookmarkEnd w:id="53"/>
     </w:p>
     <w:p>
       <w:pPr>
@@ -12520,26 +11903,26 @@
       <w:pPr>
         <w:pStyle w:val="Heading2"/>
       </w:pPr>
-      <w:bookmarkStart w:id="54" w:name="_Toc224552013"/>
-      <w:bookmarkStart w:id="55" w:name="_Toc224670031"/>
+      <w:bookmarkStart w:id="53" w:name="_Toc224552013"/>
+      <w:bookmarkStart w:id="54" w:name="_Toc224670031"/>
       <w:r>
         <w:t>2.3 Các thuật toán học máy cốt lõi ứng dụng trong tín dụng</w:t>
       </w:r>
+      <w:bookmarkEnd w:id="53"/>
       <w:bookmarkEnd w:id="54"/>
-      <w:bookmarkEnd w:id="55"/>
     </w:p>
     <w:p>
       <w:pPr>
         <w:pStyle w:val="Heading3"/>
         <w:spacing w:before="120" w:line="288" w:lineRule="auto"/>
       </w:pPr>
-      <w:bookmarkStart w:id="56" w:name="_Toc224552014"/>
-      <w:bookmarkStart w:id="57" w:name="_Toc224670032"/>
+      <w:bookmarkStart w:id="55" w:name="_Toc224552014"/>
+      <w:bookmarkStart w:id="56" w:name="_Toc224670032"/>
       <w:r>
         <w:t>2.3.1 Thuật toán Hồi quy Logistic (Logistic Regression)</w:t>
       </w:r>
+      <w:bookmarkEnd w:id="55"/>
       <w:bookmarkEnd w:id="56"/>
-      <w:bookmarkEnd w:id="57"/>
     </w:p>
     <w:p>
       <w:pPr>
@@ -12677,13 +12060,13 @@
         <w:pStyle w:val="Heading3"/>
         <w:spacing w:before="120" w:line="288" w:lineRule="auto"/>
       </w:pPr>
-      <w:bookmarkStart w:id="58" w:name="_Toc224552015"/>
-      <w:bookmarkStart w:id="59" w:name="_Toc224670033"/>
+      <w:bookmarkStart w:id="57" w:name="_Toc224552015"/>
+      <w:bookmarkStart w:id="58" w:name="_Toc224670033"/>
       <w:r>
         <w:t>2.3.2 Thuật toán Rừng ngẫu nhiên (Random Forest)</w:t>
       </w:r>
+      <w:bookmarkEnd w:id="57"/>
       <w:bookmarkEnd w:id="58"/>
-      <w:bookmarkEnd w:id="59"/>
     </w:p>
     <w:p>
       <w:pPr>
@@ -12747,138 +12130,138 @@
         <w:pStyle w:val="Heading3"/>
         <w:spacing w:before="120" w:line="288" w:lineRule="auto"/>
       </w:pPr>
-      <w:bookmarkStart w:id="60" w:name="_Toc224552016"/>
-      <w:bookmarkStart w:id="61" w:name="_Toc224670034"/>
+      <w:bookmarkStart w:id="59" w:name="_Toc224552016"/>
+      <w:bookmarkStart w:id="60" w:name="_Toc224670034"/>
       <w:r>
         <w:lastRenderedPageBreak/>
         <w:t>2.3.3 Thuật toán Xtreme Gradient Boosting (XGBoost)</w:t>
       </w:r>
+      <w:bookmarkEnd w:id="59"/>
       <w:bookmarkEnd w:id="60"/>
+    </w:p>
+    <w:p>
+      <w:pPr>
+        <w:spacing w:before="120" w:after="0" w:line="288" w:lineRule="auto"/>
+        <w:ind w:firstLine="567"/>
+        <w:rPr>
+          <w:rFonts w:ascii="Times New Roman" w:hAnsi="Times New Roman" w:cs="Times New Roman"/>
+          <w:sz w:val="26"/>
+          <w:szCs w:val="26"/>
+        </w:rPr>
+      </w:pPr>
+      <w:r>
+        <w:rPr>
+          <w:rFonts w:ascii="Times New Roman" w:hAnsi="Times New Roman" w:cs="Times New Roman"/>
+          <w:sz w:val="26"/>
+          <w:szCs w:val="26"/>
+        </w:rPr>
+        <w:t xml:space="preserve">Đây là viên ngọc quý thống trị hàng loạt bảng xếp hạng Data Science bởi nhóm Kỹ sư Đại học Washington thiết kế. </w:t>
+      </w:r>
+    </w:p>
+    <w:p>
+      <w:pPr>
+        <w:spacing w:before="120" w:after="0" w:line="288" w:lineRule="auto"/>
+        <w:ind w:firstLine="567"/>
+        <w:rPr>
+          <w:rFonts w:ascii="Times New Roman" w:hAnsi="Times New Roman" w:cs="Times New Roman"/>
+          <w:sz w:val="26"/>
+          <w:szCs w:val="26"/>
+        </w:rPr>
+      </w:pPr>
+      <w:r>
+        <w:rPr>
+          <w:rFonts w:ascii="Times New Roman" w:hAnsi="Times New Roman" w:cs="Times New Roman"/>
+          <w:sz w:val="26"/>
+          <w:szCs w:val="26"/>
+        </w:rPr>
+        <w:t xml:space="preserve">XGBoost không dùng Bagging như cánh rừng </w:t>
+      </w:r>
+      <w:proofErr w:type="gramStart"/>
+      <w:r>
+        <w:rPr>
+          <w:rFonts w:ascii="Times New Roman" w:hAnsi="Times New Roman" w:cs="Times New Roman"/>
+          <w:sz w:val="26"/>
+          <w:szCs w:val="26"/>
+        </w:rPr>
+        <w:t>kia</w:t>
+      </w:r>
+      <w:proofErr w:type="gramEnd"/>
+      <w:r>
+        <w:rPr>
+          <w:rFonts w:ascii="Times New Roman" w:hAnsi="Times New Roman" w:cs="Times New Roman"/>
+          <w:sz w:val="26"/>
+          <w:szCs w:val="26"/>
+        </w:rPr>
+        <w:t xml:space="preserve">. Nó là đại diện của luồng phân cấp Boosting. Với cấu trúc "Học Tuần Tự". </w:t>
+      </w:r>
+    </w:p>
+    <w:p>
+      <w:pPr>
+        <w:spacing w:before="120" w:after="0" w:line="288" w:lineRule="auto"/>
+        <w:ind w:firstLine="567"/>
+        <w:rPr>
+          <w:rFonts w:ascii="Times New Roman" w:hAnsi="Times New Roman" w:cs="Times New Roman"/>
+          <w:sz w:val="26"/>
+          <w:szCs w:val="26"/>
+        </w:rPr>
+      </w:pPr>
+      <w:r>
+        <w:rPr>
+          <w:rFonts w:ascii="Times New Roman" w:hAnsi="Times New Roman" w:cs="Times New Roman"/>
+          <w:sz w:val="26"/>
+          <w:szCs w:val="26"/>
+        </w:rPr>
+        <w:t xml:space="preserve">Cụ thể, cái cây quyết định đầu tiên (Tree 1) phân loại thông tin khách tìm nợ rủi ra. Tuy độ chính xác kém, nhưng nó sẽ nhìn xem 50 người nào trong nhóm đó bị dự đoán xém trượt nhầm. Ở thuật toán con (Tree 2), hệ thống thổi nới hàm phạt Loss mạnh thêm vào thông số Trọng Số lỗi của 50 người này. Nhờ vậy Tree 2 tập trung học bù và bóc đúng đặc tính giấu kín của nhóm này. Quá trình tiếp nối liên tiếp qua các Function Tree cho tới Tree 100. </w:t>
+      </w:r>
+    </w:p>
+    <w:p>
+      <w:pPr>
+        <w:spacing w:before="120" w:after="0" w:line="288" w:lineRule="auto"/>
+        <w:ind w:firstLine="567"/>
+        <w:rPr>
+          <w:rFonts w:ascii="Times New Roman" w:hAnsi="Times New Roman" w:cs="Times New Roman"/>
+          <w:sz w:val="26"/>
+          <w:szCs w:val="26"/>
+        </w:rPr>
+      </w:pPr>
+      <w:r>
+        <w:rPr>
+          <w:rFonts w:ascii="Times New Roman" w:hAnsi="Times New Roman" w:cs="Times New Roman"/>
+          <w:sz w:val="26"/>
+          <w:szCs w:val="26"/>
+        </w:rPr>
+        <w:t xml:space="preserve">Với lõi XGBoost, tác giả tích hợp </w:t>
+      </w:r>
+      <w:proofErr w:type="gramStart"/>
+      <w:r>
+        <w:rPr>
+          <w:rFonts w:ascii="Times New Roman" w:hAnsi="Times New Roman" w:cs="Times New Roman"/>
+          <w:sz w:val="26"/>
+          <w:szCs w:val="26"/>
+        </w:rPr>
+        <w:t>vi</w:t>
+      </w:r>
+      <w:proofErr w:type="gramEnd"/>
+      <w:r>
+        <w:rPr>
+          <w:rFonts w:ascii="Times New Roman" w:hAnsi="Times New Roman" w:cs="Times New Roman"/>
+          <w:sz w:val="26"/>
+          <w:szCs w:val="26"/>
+        </w:rPr>
+        <w:t xml:space="preserve"> kiến trúc L1 / L2 Penalty làm chuẩn hóa đạo hàm. Giải quyết dứt điểm rào cản tính chính xác. Nếu dữ liệu phân mảng mảng, XGBoost đè nén tất cả model khác trong bài toán tabular bảng.</w:t>
+      </w:r>
+    </w:p>
+    <w:p>
+      <w:pPr>
+        <w:pStyle w:val="Heading2"/>
+      </w:pPr>
+      <w:bookmarkStart w:id="61" w:name="_Toc224552017"/>
+      <w:bookmarkStart w:id="62" w:name="_Toc224670035"/>
+      <w:r>
+        <w:t>2.4 Trực quan hóa và đánh giá mô hình phân loại</w:t>
+      </w:r>
       <w:bookmarkEnd w:id="61"/>
-    </w:p>
-    <w:p>
-      <w:pPr>
-        <w:spacing w:before="120" w:after="0" w:line="288" w:lineRule="auto"/>
-        <w:ind w:firstLine="567"/>
-        <w:rPr>
-          <w:rFonts w:ascii="Times New Roman" w:hAnsi="Times New Roman" w:cs="Times New Roman"/>
-          <w:sz w:val="26"/>
-          <w:szCs w:val="26"/>
-        </w:rPr>
-      </w:pPr>
-      <w:r>
-        <w:rPr>
-          <w:rFonts w:ascii="Times New Roman" w:hAnsi="Times New Roman" w:cs="Times New Roman"/>
-          <w:sz w:val="26"/>
-          <w:szCs w:val="26"/>
-        </w:rPr>
-        <w:t xml:space="preserve">Đây là viên ngọc quý thống trị hàng loạt bảng xếp hạng Data Science bởi nhóm Kỹ sư Đại học Washington thiết kế. </w:t>
-      </w:r>
-    </w:p>
-    <w:p>
-      <w:pPr>
-        <w:spacing w:before="120" w:after="0" w:line="288" w:lineRule="auto"/>
-        <w:ind w:firstLine="567"/>
-        <w:rPr>
-          <w:rFonts w:ascii="Times New Roman" w:hAnsi="Times New Roman" w:cs="Times New Roman"/>
-          <w:sz w:val="26"/>
-          <w:szCs w:val="26"/>
-        </w:rPr>
-      </w:pPr>
-      <w:r>
-        <w:rPr>
-          <w:rFonts w:ascii="Times New Roman" w:hAnsi="Times New Roman" w:cs="Times New Roman"/>
-          <w:sz w:val="26"/>
-          <w:szCs w:val="26"/>
-        </w:rPr>
-        <w:t xml:space="preserve">XGBoost không dùng Bagging như cánh rừng </w:t>
-      </w:r>
-      <w:proofErr w:type="gramStart"/>
-      <w:r>
-        <w:rPr>
-          <w:rFonts w:ascii="Times New Roman" w:hAnsi="Times New Roman" w:cs="Times New Roman"/>
-          <w:sz w:val="26"/>
-          <w:szCs w:val="26"/>
-        </w:rPr>
-        <w:t>kia</w:t>
-      </w:r>
-      <w:proofErr w:type="gramEnd"/>
-      <w:r>
-        <w:rPr>
-          <w:rFonts w:ascii="Times New Roman" w:hAnsi="Times New Roman" w:cs="Times New Roman"/>
-          <w:sz w:val="26"/>
-          <w:szCs w:val="26"/>
-        </w:rPr>
-        <w:t xml:space="preserve">. Nó là đại diện của luồng phân cấp Boosting. Với cấu trúc "Học Tuần Tự". </w:t>
-      </w:r>
-    </w:p>
-    <w:p>
-      <w:pPr>
-        <w:spacing w:before="120" w:after="0" w:line="288" w:lineRule="auto"/>
-        <w:ind w:firstLine="567"/>
-        <w:rPr>
-          <w:rFonts w:ascii="Times New Roman" w:hAnsi="Times New Roman" w:cs="Times New Roman"/>
-          <w:sz w:val="26"/>
-          <w:szCs w:val="26"/>
-        </w:rPr>
-      </w:pPr>
-      <w:r>
-        <w:rPr>
-          <w:rFonts w:ascii="Times New Roman" w:hAnsi="Times New Roman" w:cs="Times New Roman"/>
-          <w:sz w:val="26"/>
-          <w:szCs w:val="26"/>
-        </w:rPr>
-        <w:t xml:space="preserve">Cụ thể, cái cây quyết định đầu tiên (Tree 1) phân loại thông tin khách tìm nợ rủi ra. Tuy độ chính xác kém, nhưng nó sẽ nhìn xem 50 người nào trong nhóm đó bị dự đoán xém trượt nhầm. Ở thuật toán con (Tree 2), hệ thống thổi nới hàm phạt Loss mạnh thêm vào thông số Trọng Số lỗi của 50 người này. Nhờ vậy Tree 2 tập trung học bù và bóc đúng đặc tính giấu kín của nhóm này. Quá trình tiếp nối liên tiếp qua các Function Tree cho tới Tree 100. </w:t>
-      </w:r>
-    </w:p>
-    <w:p>
-      <w:pPr>
-        <w:spacing w:before="120" w:after="0" w:line="288" w:lineRule="auto"/>
-        <w:ind w:firstLine="567"/>
-        <w:rPr>
-          <w:rFonts w:ascii="Times New Roman" w:hAnsi="Times New Roman" w:cs="Times New Roman"/>
-          <w:sz w:val="26"/>
-          <w:szCs w:val="26"/>
-        </w:rPr>
-      </w:pPr>
-      <w:r>
-        <w:rPr>
-          <w:rFonts w:ascii="Times New Roman" w:hAnsi="Times New Roman" w:cs="Times New Roman"/>
-          <w:sz w:val="26"/>
-          <w:szCs w:val="26"/>
-        </w:rPr>
-        <w:t xml:space="preserve">Với lõi XGBoost, tác giả tích hợp </w:t>
-      </w:r>
-      <w:proofErr w:type="gramStart"/>
-      <w:r>
-        <w:rPr>
-          <w:rFonts w:ascii="Times New Roman" w:hAnsi="Times New Roman" w:cs="Times New Roman"/>
-          <w:sz w:val="26"/>
-          <w:szCs w:val="26"/>
-        </w:rPr>
-        <w:t>vi</w:t>
-      </w:r>
-      <w:proofErr w:type="gramEnd"/>
-      <w:r>
-        <w:rPr>
-          <w:rFonts w:ascii="Times New Roman" w:hAnsi="Times New Roman" w:cs="Times New Roman"/>
-          <w:sz w:val="26"/>
-          <w:szCs w:val="26"/>
-        </w:rPr>
-        <w:t xml:space="preserve"> kiến trúc L1 / L2 Penalty làm chuẩn hóa đạo hàm. Giải quyết dứt điểm rào cản tính chính xác. Nếu dữ liệu phân mảng mảng, XGBoost đè nén tất cả model khác trong bài toán tabular bảng.</w:t>
-      </w:r>
-    </w:p>
-    <w:p>
-      <w:pPr>
-        <w:pStyle w:val="Heading2"/>
-      </w:pPr>
-      <w:bookmarkStart w:id="62" w:name="_Toc224552017"/>
-      <w:bookmarkStart w:id="63" w:name="_Toc224670035"/>
-      <w:r>
-        <w:t>2.4 Trực quan hóa và đánh giá mô hình phân loại</w:t>
-      </w:r>
       <w:bookmarkEnd w:id="62"/>
-      <w:bookmarkEnd w:id="63"/>
     </w:p>
     <w:p>
       <w:pPr>
@@ -12922,13 +12305,13 @@
         <w:pStyle w:val="Heading3"/>
         <w:spacing w:before="120" w:line="288" w:lineRule="auto"/>
       </w:pPr>
-      <w:bookmarkStart w:id="64" w:name="_Toc224552018"/>
-      <w:bookmarkStart w:id="65" w:name="_Toc224670036"/>
+      <w:bookmarkStart w:id="63" w:name="_Toc224552018"/>
+      <w:bookmarkStart w:id="64" w:name="_Toc224670036"/>
       <w:r>
         <w:t>2.4.1 Ma trận nhầm lẫn (Confusion Matrix)</w:t>
       </w:r>
+      <w:bookmarkEnd w:id="63"/>
       <w:bookmarkEnd w:id="64"/>
-      <w:bookmarkEnd w:id="65"/>
     </w:p>
     <w:p>
       <w:pPr>
@@ -13120,14 +12503,14 @@
         <w:pStyle w:val="Heading3"/>
         <w:spacing w:before="120" w:line="288" w:lineRule="auto"/>
       </w:pPr>
-      <w:bookmarkStart w:id="66" w:name="_Toc224552019"/>
-      <w:bookmarkStart w:id="67" w:name="_Toc224670037"/>
+      <w:bookmarkStart w:id="65" w:name="_Toc224552019"/>
+      <w:bookmarkStart w:id="66" w:name="_Toc224670037"/>
       <w:r>
         <w:lastRenderedPageBreak/>
         <w:t>2.4.2 Độ đo Accuracy, Precision, Recall và F1-Score</w:t>
       </w:r>
+      <w:bookmarkEnd w:id="65"/>
       <w:bookmarkEnd w:id="66"/>
-      <w:bookmarkEnd w:id="67"/>
     </w:p>
     <w:p>
       <w:pPr>
@@ -13319,112 +12702,112 @@
         <w:pStyle w:val="Heading3"/>
         <w:spacing w:before="120" w:line="288" w:lineRule="auto"/>
       </w:pPr>
-      <w:bookmarkStart w:id="68" w:name="_Toc224552020"/>
-      <w:bookmarkStart w:id="69" w:name="_Toc224670038"/>
+      <w:bookmarkStart w:id="67" w:name="_Toc224552020"/>
+      <w:bookmarkStart w:id="68" w:name="_Toc224670038"/>
       <w:r>
         <w:t>2.4.3 Đường cong ROC và Chỉ số AUC</w:t>
       </w:r>
+      <w:bookmarkEnd w:id="67"/>
       <w:bookmarkEnd w:id="68"/>
+    </w:p>
+    <w:p>
+      <w:pPr>
+        <w:spacing w:before="120" w:after="0" w:line="288" w:lineRule="auto"/>
+        <w:ind w:firstLine="567"/>
+        <w:rPr>
+          <w:rFonts w:ascii="Times New Roman" w:hAnsi="Times New Roman" w:cs="Times New Roman"/>
+          <w:sz w:val="26"/>
+          <w:szCs w:val="26"/>
+        </w:rPr>
+      </w:pPr>
+      <w:r>
+        <w:rPr>
+          <w:rFonts w:ascii="Times New Roman" w:hAnsi="Times New Roman" w:cs="Times New Roman"/>
+          <w:sz w:val="26"/>
+          <w:szCs w:val="26"/>
+        </w:rPr>
+        <w:t xml:space="preserve">(Receiver Operating Characteristic) - Đường cong hoạt động, hiển thị đồ thị điểm tỉ lệ (True Positive Rate) </w:t>
+      </w:r>
+      <w:proofErr w:type="gramStart"/>
+      <w:r>
+        <w:rPr>
+          <w:rFonts w:ascii="Times New Roman" w:hAnsi="Times New Roman" w:cs="Times New Roman"/>
+          <w:sz w:val="26"/>
+          <w:szCs w:val="26"/>
+        </w:rPr>
+        <w:t>theo</w:t>
+      </w:r>
+      <w:proofErr w:type="gramEnd"/>
+      <w:r>
+        <w:rPr>
+          <w:rFonts w:ascii="Times New Roman" w:hAnsi="Times New Roman" w:cs="Times New Roman"/>
+          <w:sz w:val="26"/>
+          <w:szCs w:val="26"/>
+        </w:rPr>
+        <w:t xml:space="preserve"> trục tung - và (False Positive Rate) ở trục hoành mỗi khi hệ số Decision tịnh tiến. 1 Mô hình đoán hên xui như lật đồng xu phân loại người vay nợ sẽ có đường chéo gốc góc 45 độ, cắt hình vuông 1x1 diện tích là 0.5 gọi là mốc Zero. </w:t>
+      </w:r>
+    </w:p>
+    <w:p>
+      <w:pPr>
+        <w:spacing w:before="120" w:after="0" w:line="288" w:lineRule="auto"/>
+        <w:ind w:firstLine="567"/>
+        <w:rPr>
+          <w:rFonts w:ascii="Times New Roman" w:hAnsi="Times New Roman" w:cs="Times New Roman"/>
+          <w:sz w:val="26"/>
+          <w:szCs w:val="26"/>
+        </w:rPr>
+      </w:pPr>
+      <w:r>
+        <w:rPr>
+          <w:rFonts w:ascii="Times New Roman" w:hAnsi="Times New Roman" w:cs="Times New Roman"/>
+          <w:sz w:val="26"/>
+          <w:szCs w:val="26"/>
+        </w:rPr>
+        <w:t xml:space="preserve">Diện tích AUC (Area </w:t>
+      </w:r>
+      <w:proofErr w:type="gramStart"/>
+      <w:r>
+        <w:rPr>
+          <w:rFonts w:ascii="Times New Roman" w:hAnsi="Times New Roman" w:cs="Times New Roman"/>
+          <w:sz w:val="26"/>
+          <w:szCs w:val="26"/>
+        </w:rPr>
+        <w:t>Under</w:t>
+      </w:r>
+      <w:proofErr w:type="gramEnd"/>
+      <w:r>
+        <w:rPr>
+          <w:rFonts w:ascii="Times New Roman" w:hAnsi="Times New Roman" w:cs="Times New Roman"/>
+          <w:sz w:val="26"/>
+          <w:szCs w:val="26"/>
+        </w:rPr>
+        <w:t xml:space="preserve"> Curve) bao bọc dưới đường đồ thị mô tả tính tinh tế AI phân cụm tốt hay dở. Chỉ số AUC từ 0.7 tới 0.8 được cho là Acceptable, và tuyệt hảo nếu nó bò qua mốc &gt;0.82 cho dữ liệu rủi ro khó như Tín dụng.</w:t>
+      </w:r>
+    </w:p>
+    <w:p>
+      <w:pPr>
+        <w:pStyle w:val="Heading2"/>
+      </w:pPr>
+      <w:bookmarkStart w:id="69" w:name="_Toc224552021"/>
+      <w:bookmarkStart w:id="70" w:name="_Toc224670039"/>
+      <w:r>
+        <w:t>2.5 Hiện tượng mất cân bằng dữ liệu (Imbalanced Data)</w:t>
+      </w:r>
       <w:bookmarkEnd w:id="69"/>
-    </w:p>
-    <w:p>
-      <w:pPr>
-        <w:spacing w:before="120" w:after="0" w:line="288" w:lineRule="auto"/>
-        <w:ind w:firstLine="567"/>
-        <w:rPr>
-          <w:rFonts w:ascii="Times New Roman" w:hAnsi="Times New Roman" w:cs="Times New Roman"/>
-          <w:sz w:val="26"/>
-          <w:szCs w:val="26"/>
-        </w:rPr>
-      </w:pPr>
-      <w:r>
-        <w:rPr>
-          <w:rFonts w:ascii="Times New Roman" w:hAnsi="Times New Roman" w:cs="Times New Roman"/>
-          <w:sz w:val="26"/>
-          <w:szCs w:val="26"/>
-        </w:rPr>
-        <w:t xml:space="preserve">(Receiver Operating Characteristic) - Đường cong hoạt động, hiển thị đồ thị điểm tỉ lệ (True Positive Rate) </w:t>
-      </w:r>
-      <w:proofErr w:type="gramStart"/>
-      <w:r>
-        <w:rPr>
-          <w:rFonts w:ascii="Times New Roman" w:hAnsi="Times New Roman" w:cs="Times New Roman"/>
-          <w:sz w:val="26"/>
-          <w:szCs w:val="26"/>
-        </w:rPr>
-        <w:t>theo</w:t>
-      </w:r>
-      <w:proofErr w:type="gramEnd"/>
-      <w:r>
-        <w:rPr>
-          <w:rFonts w:ascii="Times New Roman" w:hAnsi="Times New Roman" w:cs="Times New Roman"/>
-          <w:sz w:val="26"/>
-          <w:szCs w:val="26"/>
-        </w:rPr>
-        <w:t xml:space="preserve"> trục tung - và (False Positive Rate) ở trục hoành mỗi khi hệ số Decision tịnh tiến. 1 Mô hình đoán hên xui như lật đồng xu phân loại người vay nợ sẽ có đường chéo gốc góc 45 độ, cắt hình vuông 1x1 diện tích là 0.5 gọi là mốc Zero. </w:t>
-      </w:r>
-    </w:p>
-    <w:p>
-      <w:pPr>
-        <w:spacing w:before="120" w:after="0" w:line="288" w:lineRule="auto"/>
-        <w:ind w:firstLine="567"/>
-        <w:rPr>
-          <w:rFonts w:ascii="Times New Roman" w:hAnsi="Times New Roman" w:cs="Times New Roman"/>
-          <w:sz w:val="26"/>
-          <w:szCs w:val="26"/>
-        </w:rPr>
-      </w:pPr>
-      <w:r>
-        <w:rPr>
-          <w:rFonts w:ascii="Times New Roman" w:hAnsi="Times New Roman" w:cs="Times New Roman"/>
-          <w:sz w:val="26"/>
-          <w:szCs w:val="26"/>
-        </w:rPr>
-        <w:t xml:space="preserve">Diện tích AUC (Area </w:t>
-      </w:r>
-      <w:proofErr w:type="gramStart"/>
-      <w:r>
-        <w:rPr>
-          <w:rFonts w:ascii="Times New Roman" w:hAnsi="Times New Roman" w:cs="Times New Roman"/>
-          <w:sz w:val="26"/>
-          <w:szCs w:val="26"/>
-        </w:rPr>
-        <w:t>Under</w:t>
-      </w:r>
-      <w:proofErr w:type="gramEnd"/>
-      <w:r>
-        <w:rPr>
-          <w:rFonts w:ascii="Times New Roman" w:hAnsi="Times New Roman" w:cs="Times New Roman"/>
-          <w:sz w:val="26"/>
-          <w:szCs w:val="26"/>
-        </w:rPr>
-        <w:t xml:space="preserve"> Curve) bao bọc dưới đường đồ thị mô tả tính tinh tế AI phân cụm tốt hay dở. Chỉ số AUC từ 0.7 tới 0.8 được cho là Acceptable, và tuyệt hảo nếu nó bò qua mốc &gt;0.82 cho dữ liệu rủi ro khó như Tín dụng.</w:t>
-      </w:r>
-    </w:p>
-    <w:p>
-      <w:pPr>
-        <w:pStyle w:val="Heading2"/>
-      </w:pPr>
-      <w:bookmarkStart w:id="70" w:name="_Toc224552021"/>
-      <w:bookmarkStart w:id="71" w:name="_Toc224670039"/>
-      <w:r>
-        <w:t>2.5 Hiện tượng mất cân bằng dữ liệu (Imbalanced Data)</w:t>
-      </w:r>
       <w:bookmarkEnd w:id="70"/>
-      <w:bookmarkEnd w:id="71"/>
     </w:p>
     <w:p>
       <w:pPr>
         <w:pStyle w:val="Heading3"/>
         <w:spacing w:before="120" w:line="288" w:lineRule="auto"/>
       </w:pPr>
-      <w:bookmarkStart w:id="72" w:name="_Toc224552022"/>
-      <w:bookmarkStart w:id="73" w:name="_Toc224670040"/>
+      <w:bookmarkStart w:id="71" w:name="_Toc224552022"/>
+      <w:bookmarkStart w:id="72" w:name="_Toc224670040"/>
       <w:r>
         <w:t>2.5.1 Định nghĩa và tác hại đến mô hình phân loại</w:t>
       </w:r>
+      <w:bookmarkEnd w:id="71"/>
       <w:bookmarkEnd w:id="72"/>
-      <w:bookmarkEnd w:id="73"/>
     </w:p>
     <w:p>
       <w:pPr>
@@ -13504,13 +12887,13 @@
         <w:pStyle w:val="Heading3"/>
         <w:spacing w:before="120" w:line="288" w:lineRule="auto"/>
       </w:pPr>
-      <w:bookmarkStart w:id="74" w:name="_Toc224552023"/>
-      <w:bookmarkStart w:id="75" w:name="_Toc224670041"/>
+      <w:bookmarkStart w:id="73" w:name="_Toc224552023"/>
+      <w:bookmarkStart w:id="74" w:name="_Toc224670041"/>
       <w:r>
         <w:t>2.5.2 Kỹ thuật sinh dữ liệu nhân tạo SMOTE</w:t>
       </w:r>
+      <w:bookmarkEnd w:id="73"/>
       <w:bookmarkEnd w:id="74"/>
-      <w:bookmarkEnd w:id="75"/>
     </w:p>
     <w:p>
       <w:pPr>
@@ -13544,13 +12927,13 @@
       <w:pPr>
         <w:pStyle w:val="Heading2"/>
       </w:pPr>
-      <w:bookmarkStart w:id="76" w:name="_Toc224552024"/>
-      <w:bookmarkStart w:id="77" w:name="_Toc224670042"/>
+      <w:bookmarkStart w:id="75" w:name="_Toc224552024"/>
+      <w:bookmarkStart w:id="76" w:name="_Toc224670042"/>
       <w:r>
         <w:t>2.6 Môi trường và công nghệ ứng dụng</w:t>
       </w:r>
+      <w:bookmarkEnd w:id="75"/>
       <w:bookmarkEnd w:id="76"/>
-      <w:bookmarkEnd w:id="77"/>
     </w:p>
     <w:p>
       <w:pPr>
@@ -13594,13 +12977,13 @@
         <w:pStyle w:val="Heading3"/>
         <w:spacing w:before="120" w:line="288" w:lineRule="auto"/>
       </w:pPr>
-      <w:bookmarkStart w:id="78" w:name="_Toc224552025"/>
-      <w:bookmarkStart w:id="79" w:name="_Toc224670043"/>
+      <w:bookmarkStart w:id="77" w:name="_Toc224552025"/>
+      <w:bookmarkStart w:id="78" w:name="_Toc224670043"/>
       <w:r>
         <w:t>2.6.1 Ngôn ngữ Python (Pandas, Numpy, Scikit-learn)</w:t>
       </w:r>
+      <w:bookmarkEnd w:id="77"/>
       <w:bookmarkEnd w:id="78"/>
-      <w:bookmarkEnd w:id="79"/>
     </w:p>
     <w:p>
       <w:pPr>
@@ -13644,16 +13027,16 @@
         <w:pStyle w:val="Heading3"/>
         <w:spacing w:before="120" w:line="288" w:lineRule="auto"/>
       </w:pPr>
-      <w:bookmarkStart w:id="80" w:name="_Toc224552026"/>
-      <w:bookmarkStart w:id="81" w:name="_Toc224670044"/>
+      <w:bookmarkStart w:id="79" w:name="_Toc224552026"/>
+      <w:bookmarkStart w:id="80" w:name="_Toc224670044"/>
       <w:r>
         <w:t xml:space="preserve">2.6.2 </w:t>
       </w:r>
+      <w:bookmarkEnd w:id="79"/>
+      <w:r>
+        <w:t>Nền tảng luồng giao tiếp Web FastAPI Framework</w:t>
+      </w:r>
       <w:bookmarkEnd w:id="80"/>
-      <w:r>
-        <w:t>Nền tảng luồng giao tiếp Web FastAPI Framework</w:t>
-      </w:r>
-      <w:bookmarkEnd w:id="81"/>
     </w:p>
     <w:p>
       <w:pPr>
@@ -13695,13 +13078,13 @@
         <w:pStyle w:val="Heading3"/>
         <w:spacing w:before="120" w:line="288" w:lineRule="auto"/>
       </w:pPr>
-      <w:bookmarkStart w:id="82" w:name="_Toc224552027"/>
-      <w:bookmarkStart w:id="83" w:name="_Toc224670045"/>
+      <w:bookmarkStart w:id="81" w:name="_Toc224552027"/>
+      <w:bookmarkStart w:id="82" w:name="_Toc224670045"/>
       <w:r>
         <w:t>2.6.3 Công nghệ Front-end (HTML5, CSS3, JavaScript, Chart.js)</w:t>
       </w:r>
+      <w:bookmarkEnd w:id="81"/>
       <w:bookmarkEnd w:id="82"/>
-      <w:bookmarkEnd w:id="83"/>
     </w:p>
     <w:p>
       <w:pPr>
@@ -13745,16 +13128,16 @@
         <w:pStyle w:val="Heading3"/>
         <w:spacing w:before="120" w:line="288" w:lineRule="auto"/>
       </w:pPr>
-      <w:bookmarkStart w:id="84" w:name="_Toc224552028"/>
-      <w:bookmarkStart w:id="85" w:name="_Toc224670046"/>
+      <w:bookmarkStart w:id="83" w:name="_Toc224552028"/>
+      <w:bookmarkStart w:id="84" w:name="_Toc224670046"/>
       <w:r>
         <w:t xml:space="preserve">2.6.4 </w:t>
       </w:r>
+      <w:bookmarkEnd w:id="83"/>
+      <w:r>
+        <w:t>Phân hệ Cơ sở dữ liệu (SQL Server &amp; PostgreSQL)</w:t>
+      </w:r>
       <w:bookmarkEnd w:id="84"/>
-      <w:r>
-        <w:t>Phân hệ Cơ sở dữ liệu (SQL Server &amp; PostgreSQL)</w:t>
-      </w:r>
-      <w:bookmarkEnd w:id="85"/>
     </w:p>
     <w:p>
       <w:pPr>
@@ -13813,28 +13196,28 @@
       <w:pPr>
         <w:pStyle w:val="Heading1"/>
       </w:pPr>
-      <w:bookmarkStart w:id="86" w:name="_Toc224552029"/>
+      <w:bookmarkStart w:id="85" w:name="_Toc224552029"/>
+      <w:bookmarkStart w:id="86" w:name="_Toc224670047"/>
       <w:bookmarkStart w:id="87" w:name="_Toc224484529"/>
-      <w:bookmarkStart w:id="88" w:name="_Toc224670047"/>
       <w:r>
         <w:lastRenderedPageBreak/>
         <w:t>CHƯƠNG 3</w:t>
       </w:r>
+      <w:bookmarkEnd w:id="85"/>
       <w:bookmarkEnd w:id="86"/>
+    </w:p>
+    <w:p>
+      <w:pPr>
+        <w:pStyle w:val="Heading1"/>
+      </w:pPr>
+      <w:bookmarkStart w:id="88" w:name="_Toc224552030"/>
+      <w:bookmarkStart w:id="89" w:name="_Toc224670048"/>
+      <w:r>
+        <w:t>PHÂN TÍCH VÀ THIẾT KẾ HỆ THỐNG</w:t>
+      </w:r>
+      <w:bookmarkEnd w:id="87"/>
       <w:bookmarkEnd w:id="88"/>
-    </w:p>
-    <w:p>
-      <w:pPr>
-        <w:pStyle w:val="Heading1"/>
-      </w:pPr>
-      <w:bookmarkStart w:id="89" w:name="_Toc224552030"/>
-      <w:bookmarkStart w:id="90" w:name="_Toc224670048"/>
-      <w:r>
-        <w:t>PHÂN TÍCH VÀ THIẾT KẾ HỆ THỐNG</w:t>
-      </w:r>
-      <w:bookmarkEnd w:id="87"/>
       <w:bookmarkEnd w:id="89"/>
-      <w:bookmarkEnd w:id="90"/>
     </w:p>
     <w:p>
       <w:pPr>
@@ -13854,18 +13237,18 @@
       <w:pPr>
         <w:pStyle w:val="Heading2"/>
       </w:pPr>
-      <w:bookmarkStart w:id="91" w:name="_Toc224484530"/>
-      <w:bookmarkStart w:id="92" w:name="_Toc224552031"/>
-      <w:bookmarkStart w:id="93" w:name="_Toc224670049"/>
+      <w:bookmarkStart w:id="90" w:name="_Toc224484530"/>
+      <w:bookmarkStart w:id="91" w:name="_Toc224552031"/>
+      <w:bookmarkStart w:id="92" w:name="_Toc224670049"/>
       <w:r>
         <w:t xml:space="preserve">3.1. </w:t>
       </w:r>
+      <w:bookmarkEnd w:id="90"/>
+      <w:r>
+        <w:t>Phân tích yêu cầu hệ thống</w:t>
+      </w:r>
       <w:bookmarkEnd w:id="91"/>
-      <w:r>
-        <w:t>Phân tích yêu cầu hệ thống</w:t>
-      </w:r>
       <w:bookmarkEnd w:id="92"/>
-      <w:bookmarkEnd w:id="93"/>
       <w:r>
         <w:t xml:space="preserve"> </w:t>
       </w:r>
@@ -13875,18 +13258,18 @@
         <w:pStyle w:val="Heading3"/>
         <w:spacing w:before="120" w:line="288" w:lineRule="auto"/>
       </w:pPr>
-      <w:bookmarkStart w:id="94" w:name="_Toc224484531"/>
-      <w:bookmarkStart w:id="95" w:name="_Toc224552032"/>
-      <w:bookmarkStart w:id="96" w:name="_Toc224670050"/>
+      <w:bookmarkStart w:id="93" w:name="_Toc224484531"/>
+      <w:bookmarkStart w:id="94" w:name="_Toc224552032"/>
+      <w:bookmarkStart w:id="95" w:name="_Toc224670050"/>
       <w:r>
         <w:t xml:space="preserve">3.1.1. </w:t>
       </w:r>
+      <w:bookmarkEnd w:id="93"/>
+      <w:r>
+        <w:t>Khảo sát nghiệp vụ</w:t>
+      </w:r>
       <w:bookmarkEnd w:id="94"/>
-      <w:r>
-        <w:t>Khảo sát nghiệp vụ</w:t>
-      </w:r>
       <w:bookmarkEnd w:id="95"/>
-      <w:bookmarkEnd w:id="96"/>
     </w:p>
     <w:p>
       <w:pPr>
@@ -13978,13 +13361,13 @@
         <w:pStyle w:val="Heading3"/>
         <w:spacing w:before="120" w:line="288" w:lineRule="auto"/>
       </w:pPr>
-      <w:bookmarkStart w:id="97" w:name="_Toc224552033"/>
-      <w:bookmarkStart w:id="98" w:name="_Toc224670051"/>
+      <w:bookmarkStart w:id="96" w:name="_Toc224552033"/>
+      <w:bookmarkStart w:id="97" w:name="_Toc224670051"/>
       <w:r>
         <w:t>3.1.2 Yêu cầu chức năng</w:t>
       </w:r>
+      <w:bookmarkEnd w:id="96"/>
       <w:bookmarkEnd w:id="97"/>
-      <w:bookmarkEnd w:id="98"/>
     </w:p>
     <w:p>
       <w:pPr>
@@ -14424,8 +13807,8 @@
         <w:pStyle w:val="Heading3"/>
         <w:spacing w:before="120" w:line="288" w:lineRule="auto"/>
       </w:pPr>
-      <w:bookmarkStart w:id="99" w:name="_Toc224552034"/>
-      <w:bookmarkStart w:id="100" w:name="_Toc224670052"/>
+      <w:bookmarkStart w:id="98" w:name="_Toc224552034"/>
+      <w:bookmarkStart w:id="99" w:name="_Toc224670052"/>
       <w:r>
         <w:t>3.1.</w:t>
       </w:r>
@@ -14441,8 +13824,8 @@
       <w:r>
         <w:t xml:space="preserve"> Yêu cầu phi chức năng</w:t>
       </w:r>
+      <w:bookmarkEnd w:id="98"/>
       <w:bookmarkEnd w:id="99"/>
-      <w:bookmarkEnd w:id="100"/>
     </w:p>
     <w:p>
       <w:pPr>
@@ -14568,36 +13951,36 @@
       <w:pPr>
         <w:pStyle w:val="Heading2"/>
       </w:pPr>
-      <w:bookmarkStart w:id="101" w:name="_Toc224484532"/>
-      <w:bookmarkStart w:id="102" w:name="_Toc224552035"/>
-      <w:bookmarkStart w:id="103" w:name="_Toc224670053"/>
+      <w:bookmarkStart w:id="100" w:name="_Toc224484532"/>
+      <w:bookmarkStart w:id="101" w:name="_Toc224552035"/>
+      <w:bookmarkStart w:id="102" w:name="_Toc224670053"/>
       <w:r>
         <w:t xml:space="preserve">3.2. </w:t>
       </w:r>
+      <w:bookmarkEnd w:id="100"/>
+      <w:r>
+        <w:t>Quy trình tiền xử lý dữ liệu và huấn luyện AI</w:t>
+      </w:r>
       <w:bookmarkEnd w:id="101"/>
-      <w:r>
-        <w:t>Quy trình tiền xử lý dữ liệu và huấn luyện AI</w:t>
-      </w:r>
       <w:bookmarkEnd w:id="102"/>
-      <w:bookmarkEnd w:id="103"/>
     </w:p>
     <w:p>
       <w:pPr>
         <w:pStyle w:val="Heading3"/>
         <w:spacing w:before="120" w:line="288" w:lineRule="auto"/>
       </w:pPr>
-      <w:bookmarkStart w:id="104" w:name="_Toc224484533"/>
-      <w:bookmarkStart w:id="105" w:name="_Toc224552036"/>
-      <w:bookmarkStart w:id="106" w:name="_Toc224670054"/>
+      <w:bookmarkStart w:id="103" w:name="_Toc224484533"/>
+      <w:bookmarkStart w:id="104" w:name="_Toc224552036"/>
+      <w:bookmarkStart w:id="105" w:name="_Toc224670054"/>
       <w:r>
         <w:t xml:space="preserve">3.2.1. </w:t>
       </w:r>
+      <w:bookmarkEnd w:id="103"/>
+      <w:r>
+        <w:t>Mô tả tập cơ sở dữ liệu (Dataset)</w:t>
+      </w:r>
       <w:bookmarkEnd w:id="104"/>
-      <w:r>
-        <w:t>Mô tả tập cơ sở dữ liệu (Dataset)</w:t>
-      </w:r>
       <w:bookmarkEnd w:id="105"/>
-      <w:bookmarkEnd w:id="106"/>
     </w:p>
     <w:p>
       <w:pPr>
@@ -14684,8 +14067,8 @@
           <w:szCs w:val="26"/>
         </w:rPr>
       </w:pPr>
-      <w:bookmarkStart w:id="107" w:name="_Toc224673069"/>
-      <w:bookmarkStart w:id="108" w:name="_Toc224673354"/>
+      <w:bookmarkStart w:id="106" w:name="_Toc224673069"/>
+      <w:bookmarkStart w:id="107" w:name="_Toc224673354"/>
       <w:r>
         <w:rPr>
           <w:rFonts w:ascii="Times New Roman" w:hAnsi="Times New Roman" w:cs="Times New Roman"/>
@@ -14763,8 +14146,8 @@
         </w:rPr>
         <w:t xml:space="preserve"> đặc trưng quan trọng của tập dữ liệu tín dụng</w:t>
       </w:r>
+      <w:bookmarkEnd w:id="106"/>
       <w:bookmarkEnd w:id="107"/>
-      <w:bookmarkEnd w:id="108"/>
     </w:p>
     <w:tbl>
       <w:tblPr>
@@ -15428,18 +14811,18 @@
         <w:pStyle w:val="Heading3"/>
         <w:spacing w:before="120" w:line="288" w:lineRule="auto"/>
       </w:pPr>
-      <w:bookmarkStart w:id="109" w:name="_Toc224484534"/>
-      <w:bookmarkStart w:id="110" w:name="_Toc224552037"/>
-      <w:bookmarkStart w:id="111" w:name="_Toc224670055"/>
+      <w:bookmarkStart w:id="108" w:name="_Toc224484534"/>
+      <w:bookmarkStart w:id="109" w:name="_Toc224552037"/>
+      <w:bookmarkStart w:id="110" w:name="_Toc224670055"/>
       <w:r>
         <w:t xml:space="preserve">3.2.2. </w:t>
       </w:r>
+      <w:bookmarkEnd w:id="108"/>
+      <w:r>
+        <w:t>Phân tích dữ liệu khám phá (Exploratory Data Analysis - EDA)</w:t>
+      </w:r>
       <w:bookmarkEnd w:id="109"/>
-      <w:r>
-        <w:t>Phân tích dữ liệu khám phá (Exploratory Data Analysis - EDA)</w:t>
-      </w:r>
       <w:bookmarkEnd w:id="110"/>
-      <w:bookmarkEnd w:id="111"/>
     </w:p>
     <w:p>
       <w:pPr>
@@ -15511,13 +14894,13 @@
         <w:pStyle w:val="Heading3"/>
         <w:spacing w:before="120" w:line="288" w:lineRule="auto"/>
       </w:pPr>
-      <w:bookmarkStart w:id="112" w:name="_Toc224552038"/>
-      <w:bookmarkStart w:id="113" w:name="_Toc224670056"/>
+      <w:bookmarkStart w:id="111" w:name="_Toc224552038"/>
+      <w:bookmarkStart w:id="112" w:name="_Toc224670056"/>
       <w:r>
         <w:t>3.2.3 Làm sạch dữ liệu và xử lý giá trị thiếu (Missing values handling)</w:t>
       </w:r>
+      <w:bookmarkEnd w:id="111"/>
       <w:bookmarkEnd w:id="112"/>
-      <w:bookmarkEnd w:id="113"/>
     </w:p>
     <w:p>
       <w:pPr>
@@ -15600,13 +14983,13 @@
         <w:pStyle w:val="Heading3"/>
         <w:spacing w:before="120" w:line="288" w:lineRule="auto"/>
       </w:pPr>
-      <w:bookmarkStart w:id="114" w:name="_Toc224552039"/>
-      <w:bookmarkStart w:id="115" w:name="_Toc224670057"/>
+      <w:bookmarkStart w:id="113" w:name="_Toc224552039"/>
+      <w:bookmarkStart w:id="114" w:name="_Toc224670057"/>
       <w:r>
         <w:t>3.2.4 Mã hóa biến phân loại (Encoding Categorical Variables)</w:t>
       </w:r>
+      <w:bookmarkEnd w:id="113"/>
       <w:bookmarkEnd w:id="114"/>
-      <w:bookmarkEnd w:id="115"/>
     </w:p>
     <w:p>
       <w:pPr>
@@ -15670,13 +15053,13 @@
         <w:pStyle w:val="Heading3"/>
         <w:spacing w:before="120" w:line="288" w:lineRule="auto"/>
       </w:pPr>
-      <w:bookmarkStart w:id="116" w:name="_Toc224552040"/>
-      <w:bookmarkStart w:id="117" w:name="_Toc224670058"/>
+      <w:bookmarkStart w:id="115" w:name="_Toc224552040"/>
+      <w:bookmarkStart w:id="116" w:name="_Toc224670058"/>
       <w:r>
         <w:t>3.2.5 Tính năng kỹ thuật (Feature Engineering &amp; Scaling)</w:t>
       </w:r>
+      <w:bookmarkEnd w:id="115"/>
       <w:bookmarkEnd w:id="116"/>
-      <w:bookmarkEnd w:id="117"/>
     </w:p>
     <w:p>
       <w:pPr>
@@ -15756,27 +15139,27 @@
       <w:pPr>
         <w:pStyle w:val="Heading2"/>
       </w:pPr>
-      <w:bookmarkStart w:id="118" w:name="_Toc224552041"/>
-      <w:bookmarkStart w:id="119" w:name="_Toc224670059"/>
+      <w:bookmarkStart w:id="117" w:name="_Toc224552041"/>
+      <w:bookmarkStart w:id="118" w:name="_Toc224670059"/>
       <w:r>
         <w:lastRenderedPageBreak/>
         <w:t>3.3 Biểu đồ UML và Kiến trúc phần mềm</w:t>
       </w:r>
+      <w:bookmarkEnd w:id="117"/>
       <w:bookmarkEnd w:id="118"/>
-      <w:bookmarkEnd w:id="119"/>
     </w:p>
     <w:p>
       <w:pPr>
         <w:pStyle w:val="Heading3"/>
         <w:spacing w:before="120" w:line="288" w:lineRule="auto"/>
       </w:pPr>
-      <w:bookmarkStart w:id="120" w:name="_Toc224552042"/>
-      <w:bookmarkStart w:id="121" w:name="_Toc224670060"/>
+      <w:bookmarkStart w:id="119" w:name="_Toc224552042"/>
+      <w:bookmarkStart w:id="120" w:name="_Toc224670060"/>
       <w:r>
         <w:t>3.3.1 Sơ đồ Use-Case tổng quát của hệ thống</w:t>
       </w:r>
+      <w:bookmarkEnd w:id="119"/>
       <w:bookmarkEnd w:id="120"/>
-      <w:bookmarkEnd w:id="121"/>
     </w:p>
     <w:p>
       <w:pPr>
@@ -15911,862 +15294,6 @@
             <wp:extent cx="5696745" cy="5572903"/>
             <wp:effectExtent l="0" t="0" r="0" b="8890"/>
             <wp:docPr id="1" name="Picture 1"/>
-            <wp:cNvGraphicFramePr>
-              <a:graphicFrameLocks xmlns:a="http://schemas.openxmlformats.org/drawingml/2006/main" noChangeAspect="1"/>
-            </wp:cNvGraphicFramePr>
-            <a:graphic xmlns:a="http://schemas.openxmlformats.org/drawingml/2006/main">
-              <a:graphicData uri="http://schemas.openxmlformats.org/drawingml/2006/picture">
-                <pic:pic xmlns:pic="http://schemas.openxmlformats.org/drawingml/2006/picture">
-                  <pic:nvPicPr>
-                    <pic:cNvPr id="1" name=""/>
-                    <pic:cNvPicPr/>
-                  </pic:nvPicPr>
-                  <pic:blipFill>
-                    <a:blip r:embed="rId11"/>
-                    <a:stretch>
-                      <a:fillRect/>
-                    </a:stretch>
-                  </pic:blipFill>
-                  <pic:spPr>
-                    <a:xfrm>
-                      <a:off x="0" y="0"/>
-                      <a:ext cx="5696745" cy="5572903"/>
-                    </a:xfrm>
-                    <a:prstGeom prst="rect">
-                      <a:avLst/>
-                    </a:prstGeom>
-                  </pic:spPr>
-                </pic:pic>
-              </a:graphicData>
-            </a:graphic>
-          </wp:inline>
-        </w:drawing>
-      </w:r>
-    </w:p>
-    <w:p>
-      <w:pPr>
-        <w:pStyle w:val="Caption"/>
-        <w:jc w:val="center"/>
-        <w:rPr>
-          <w:rFonts w:ascii="Times New Roman" w:hAnsi="Times New Roman" w:cs="Times New Roman"/>
-          <w:b/>
-          <w:sz w:val="26"/>
-          <w:szCs w:val="26"/>
-        </w:rPr>
-      </w:pPr>
-      <w:bookmarkStart w:id="122" w:name="_Toc224672402"/>
-      <w:r>
-        <w:rPr>
-          <w:rFonts w:ascii="Times New Roman" w:hAnsi="Times New Roman" w:cs="Times New Roman"/>
-          <w:b/>
-          <w:sz w:val="26"/>
-          <w:szCs w:val="26"/>
-        </w:rPr>
-        <w:t xml:space="preserve">Hình </w:t>
-      </w:r>
-      <w:r>
-        <w:rPr>
-          <w:rFonts w:ascii="Times New Roman" w:hAnsi="Times New Roman" w:cs="Times New Roman"/>
-          <w:b/>
-          <w:sz w:val="26"/>
-          <w:szCs w:val="26"/>
-        </w:rPr>
-        <w:fldChar w:fldCharType="begin"/>
-      </w:r>
-      <w:r>
-        <w:rPr>
-          <w:rFonts w:ascii="Times New Roman" w:hAnsi="Times New Roman" w:cs="Times New Roman"/>
-          <w:b/>
-          <w:sz w:val="26"/>
-          <w:szCs w:val="26"/>
-        </w:rPr>
-        <w:instrText xml:space="preserve"> SEQ Hình \* ARABIC </w:instrText>
-      </w:r>
-      <w:r>
-        <w:rPr>
-          <w:rFonts w:ascii="Times New Roman" w:hAnsi="Times New Roman" w:cs="Times New Roman"/>
-          <w:b/>
-          <w:sz w:val="26"/>
-          <w:szCs w:val="26"/>
-        </w:rPr>
-        <w:fldChar w:fldCharType="separate"/>
-      </w:r>
-      <w:r>
-        <w:rPr>
-          <w:rFonts w:ascii="Times New Roman" w:hAnsi="Times New Roman" w:cs="Times New Roman"/>
-          <w:b/>
-          <w:noProof/>
-          <w:sz w:val="26"/>
-          <w:szCs w:val="26"/>
-        </w:rPr>
-        <w:t>1</w:t>
-      </w:r>
-      <w:r>
-        <w:rPr>
-          <w:rFonts w:ascii="Times New Roman" w:hAnsi="Times New Roman" w:cs="Times New Roman"/>
-          <w:b/>
-          <w:sz w:val="26"/>
-          <w:szCs w:val="26"/>
-        </w:rPr>
-        <w:fldChar w:fldCharType="end"/>
-      </w:r>
-      <w:r>
-        <w:rPr>
-          <w:rFonts w:ascii="Times New Roman" w:hAnsi="Times New Roman" w:cs="Times New Roman"/>
-          <w:b/>
-          <w:sz w:val="26"/>
-          <w:szCs w:val="26"/>
-          <w:lang w:val="vi-VN"/>
-        </w:rPr>
-        <w:t>: Sơ đồ Use-case</w:t>
-      </w:r>
-      <w:bookmarkEnd w:id="122"/>
-    </w:p>
-    <w:p>
-      <w:pPr>
-        <w:keepNext/>
-        <w:spacing w:before="120" w:after="0" w:line="288" w:lineRule="auto"/>
-        <w:ind w:firstLine="567"/>
-      </w:pPr>
-    </w:p>
-    <w:p>
-      <w:pPr>
-        <w:pStyle w:val="Heading3"/>
-        <w:spacing w:before="120" w:line="288" w:lineRule="auto"/>
-      </w:pPr>
-      <w:bookmarkStart w:id="123" w:name="_Toc224552043"/>
-      <w:bookmarkStart w:id="124" w:name="_Toc224670061"/>
-      <w:r>
-        <w:t xml:space="preserve">3.3.2 </w:t>
-      </w:r>
-      <w:bookmarkEnd w:id="123"/>
-      <w:r>
-        <w:t xml:space="preserve">Cấu trúc </w:t>
-      </w:r>
-      <w:proofErr w:type="gramStart"/>
-      <w:r>
-        <w:t>thư</w:t>
-      </w:r>
-      <w:proofErr w:type="gramEnd"/>
-      <w:r>
-        <w:t xml:space="preserve"> mục dự án FastAPI (MVC Pattern)</w:t>
-      </w:r>
-      <w:bookmarkEnd w:id="124"/>
-    </w:p>
-    <w:p>
-      <w:pPr>
-        <w:tabs>
-          <w:tab w:val="left" w:pos="2772"/>
-        </w:tabs>
-        <w:spacing w:before="120" w:after="0" w:line="288" w:lineRule="auto"/>
-        <w:ind w:firstLine="567"/>
-        <w:jc w:val="both"/>
-        <w:rPr>
-          <w:rFonts w:ascii="Times New Roman" w:hAnsi="Times New Roman" w:cs="Times New Roman"/>
-          <w:sz w:val="26"/>
-          <w:szCs w:val="26"/>
-        </w:rPr>
-      </w:pPr>
-      <w:bookmarkStart w:id="125" w:name="_heading=h.35nkun2"/>
-      <w:bookmarkEnd w:id="125"/>
-      <w:r>
-        <w:br w:type="page"/>
-      </w:r>
-      <w:r>
-        <w:rPr>
-          <w:rFonts w:ascii="Times New Roman" w:hAnsi="Times New Roman" w:cs="Times New Roman"/>
-          <w:sz w:val="26"/>
-          <w:szCs w:val="26"/>
-        </w:rPr>
-        <w:lastRenderedPageBreak/>
-        <w:t>Toàn</w:t>
-      </w:r>
-      <w:r>
-        <w:rPr>
-          <w:rFonts w:ascii="Times New Roman" w:hAnsi="Times New Roman" w:cs="Times New Roman"/>
-          <w:sz w:val="26"/>
-          <w:szCs w:val="26"/>
-        </w:rPr>
-        <w:t xml:space="preserve"> bộ mã nguồn ứng dụng được thiết kế </w:t>
-      </w:r>
-      <w:proofErr w:type="gramStart"/>
-      <w:r>
-        <w:rPr>
-          <w:rFonts w:ascii="Times New Roman" w:hAnsi="Times New Roman" w:cs="Times New Roman"/>
-          <w:sz w:val="26"/>
-          <w:szCs w:val="26"/>
-        </w:rPr>
-        <w:t>theo</w:t>
-      </w:r>
-      <w:proofErr w:type="gramEnd"/>
-      <w:r>
-        <w:rPr>
-          <w:rFonts w:ascii="Times New Roman" w:hAnsi="Times New Roman" w:cs="Times New Roman"/>
-          <w:sz w:val="26"/>
-          <w:szCs w:val="26"/>
-        </w:rPr>
-        <w:t xml:space="preserve"> cấu trúc điều phối linh hoạt, mô phỏng mô hì</w:t>
-      </w:r>
-      <w:r>
-        <w:rPr>
-          <w:rFonts w:ascii="Times New Roman" w:hAnsi="Times New Roman" w:cs="Times New Roman"/>
-          <w:sz w:val="26"/>
-          <w:szCs w:val="26"/>
-        </w:rPr>
-        <w:t>nh Model-View-Controller (MVC):</w:t>
-      </w:r>
-    </w:p>
-    <w:p>
-      <w:pPr>
-        <w:tabs>
-          <w:tab w:val="left" w:pos="2772"/>
-        </w:tabs>
-        <w:spacing w:before="120" w:after="0" w:line="288" w:lineRule="auto"/>
-        <w:ind w:firstLine="567"/>
-        <w:jc w:val="both"/>
-        <w:rPr>
-          <w:rFonts w:ascii="Times New Roman" w:hAnsi="Times New Roman" w:cs="Times New Roman"/>
-          <w:sz w:val="26"/>
-          <w:szCs w:val="26"/>
-        </w:rPr>
-      </w:pPr>
-      <w:r>
-        <w:rPr>
-          <w:rFonts w:ascii="Times New Roman" w:hAnsi="Times New Roman" w:cs="Times New Roman"/>
-          <w:sz w:val="26"/>
-          <w:szCs w:val="26"/>
-        </w:rPr>
-        <w:t>AI_LOAN_PROJECT/</w:t>
-      </w:r>
-    </w:p>
-    <w:p>
-      <w:pPr>
-        <w:tabs>
-          <w:tab w:val="left" w:pos="2772"/>
-        </w:tabs>
-        <w:spacing w:before="120" w:after="0" w:line="288" w:lineRule="auto"/>
-        <w:ind w:firstLine="567"/>
-        <w:jc w:val="both"/>
-        <w:rPr>
-          <w:rFonts w:ascii="Times New Roman" w:hAnsi="Times New Roman" w:cs="Times New Roman"/>
-          <w:sz w:val="26"/>
-          <w:szCs w:val="26"/>
-        </w:rPr>
-      </w:pPr>
-      <w:r>
-        <w:rPr>
-          <w:rFonts w:ascii="Times New Roman" w:hAnsi="Times New Roman" w:cs="Times New Roman"/>
-          <w:sz w:val="26"/>
-          <w:szCs w:val="26"/>
-        </w:rPr>
-        <w:t>│── app.py                   # File trung tâm (Controller chính), thiết lập FastAPI.</w:t>
-      </w:r>
-    </w:p>
-    <w:p>
-      <w:pPr>
-        <w:tabs>
-          <w:tab w:val="left" w:pos="2772"/>
-        </w:tabs>
-        <w:spacing w:before="120" w:after="0" w:line="288" w:lineRule="auto"/>
-        <w:ind w:firstLine="567"/>
-        <w:jc w:val="both"/>
-        <w:rPr>
-          <w:rFonts w:ascii="Times New Roman" w:hAnsi="Times New Roman" w:cs="Times New Roman"/>
-          <w:sz w:val="26"/>
-          <w:szCs w:val="26"/>
-        </w:rPr>
-      </w:pPr>
-      <w:r>
-        <w:rPr>
-          <w:rFonts w:ascii="Times New Roman" w:hAnsi="Times New Roman" w:cs="Times New Roman"/>
-          <w:sz w:val="26"/>
-          <w:szCs w:val="26"/>
-        </w:rPr>
-        <w:t xml:space="preserve">│── </w:t>
-      </w:r>
-      <w:proofErr w:type="gramStart"/>
-      <w:r>
-        <w:rPr>
-          <w:rFonts w:ascii="Times New Roman" w:hAnsi="Times New Roman" w:cs="Times New Roman"/>
-          <w:sz w:val="26"/>
-          <w:szCs w:val="26"/>
-        </w:rPr>
-        <w:t>models</w:t>
-      </w:r>
-      <w:proofErr w:type="gramEnd"/>
-      <w:r>
-        <w:rPr>
-          <w:rFonts w:ascii="Times New Roman" w:hAnsi="Times New Roman" w:cs="Times New Roman"/>
-          <w:sz w:val="26"/>
-          <w:szCs w:val="26"/>
-        </w:rPr>
-        <w:t>/</w:t>
-      </w:r>
-    </w:p>
-    <w:p>
-      <w:pPr>
-        <w:tabs>
-          <w:tab w:val="left" w:pos="2772"/>
-        </w:tabs>
-        <w:spacing w:before="120" w:after="0" w:line="288" w:lineRule="auto"/>
-        <w:ind w:firstLine="567"/>
-        <w:jc w:val="both"/>
-        <w:rPr>
-          <w:rFonts w:ascii="Times New Roman" w:hAnsi="Times New Roman" w:cs="Times New Roman"/>
-          <w:sz w:val="26"/>
-          <w:szCs w:val="26"/>
-        </w:rPr>
-      </w:pPr>
-      <w:r>
-        <w:rPr>
-          <w:rFonts w:ascii="Times New Roman" w:hAnsi="Times New Roman" w:cs="Times New Roman"/>
-          <w:sz w:val="26"/>
-          <w:szCs w:val="26"/>
-        </w:rPr>
-        <w:t>│   ├── best_model.pkl       # Lõi AI XGBoost/RandomForest đã huấn luyện (Model).</w:t>
-      </w:r>
-    </w:p>
-    <w:p>
-      <w:pPr>
-        <w:tabs>
-          <w:tab w:val="left" w:pos="2772"/>
-        </w:tabs>
-        <w:spacing w:before="120" w:after="0" w:line="288" w:lineRule="auto"/>
-        <w:ind w:firstLine="567"/>
-        <w:jc w:val="both"/>
-        <w:rPr>
-          <w:rFonts w:ascii="Times New Roman" w:hAnsi="Times New Roman" w:cs="Times New Roman"/>
-          <w:sz w:val="26"/>
-          <w:szCs w:val="26"/>
-        </w:rPr>
-      </w:pPr>
-      <w:r>
-        <w:rPr>
-          <w:rFonts w:ascii="Times New Roman" w:hAnsi="Times New Roman" w:cs="Times New Roman"/>
-          <w:sz w:val="26"/>
-          <w:szCs w:val="26"/>
-        </w:rPr>
-        <w:t>│   └── scaler.pkl           # Thuật toán chuẩn hóa dữ liệu.</w:t>
-      </w:r>
-    </w:p>
-    <w:p>
-      <w:pPr>
-        <w:tabs>
-          <w:tab w:val="left" w:pos="2772"/>
-        </w:tabs>
-        <w:spacing w:before="120" w:after="0" w:line="288" w:lineRule="auto"/>
-        <w:ind w:firstLine="567"/>
-        <w:jc w:val="both"/>
-        <w:rPr>
-          <w:rFonts w:ascii="Times New Roman" w:hAnsi="Times New Roman" w:cs="Times New Roman"/>
-          <w:sz w:val="26"/>
-          <w:szCs w:val="26"/>
-        </w:rPr>
-      </w:pPr>
-      <w:r>
-        <w:rPr>
-          <w:rFonts w:ascii="Times New Roman" w:hAnsi="Times New Roman" w:cs="Times New Roman"/>
-          <w:sz w:val="26"/>
-          <w:szCs w:val="26"/>
-        </w:rPr>
-        <w:t xml:space="preserve">│── </w:t>
-      </w:r>
-      <w:proofErr w:type="gramStart"/>
-      <w:r>
-        <w:rPr>
-          <w:rFonts w:ascii="Times New Roman" w:hAnsi="Times New Roman" w:cs="Times New Roman"/>
-          <w:sz w:val="26"/>
-          <w:szCs w:val="26"/>
-        </w:rPr>
-        <w:t>static</w:t>
-      </w:r>
-      <w:proofErr w:type="gramEnd"/>
-      <w:r>
-        <w:rPr>
-          <w:rFonts w:ascii="Times New Roman" w:hAnsi="Times New Roman" w:cs="Times New Roman"/>
-          <w:sz w:val="26"/>
-          <w:szCs w:val="26"/>
-        </w:rPr>
-        <w:t>/                  # File tĩnh (CSS, JS, Fonts, Images).</w:t>
-      </w:r>
-    </w:p>
-    <w:p>
-      <w:pPr>
-        <w:tabs>
-          <w:tab w:val="left" w:pos="2772"/>
-        </w:tabs>
-        <w:spacing w:before="120" w:after="0" w:line="288" w:lineRule="auto"/>
-        <w:ind w:firstLine="567"/>
-        <w:jc w:val="both"/>
-        <w:rPr>
-          <w:rFonts w:ascii="Times New Roman" w:hAnsi="Times New Roman" w:cs="Times New Roman"/>
-          <w:sz w:val="26"/>
-          <w:szCs w:val="26"/>
-        </w:rPr>
-      </w:pPr>
-      <w:r>
-        <w:rPr>
-          <w:rFonts w:ascii="Times New Roman" w:hAnsi="Times New Roman" w:cs="Times New Roman"/>
-          <w:sz w:val="26"/>
-          <w:szCs w:val="26"/>
-        </w:rPr>
-        <w:t>│   ├── css/</w:t>
-      </w:r>
-    </w:p>
-    <w:p>
-      <w:pPr>
-        <w:tabs>
-          <w:tab w:val="left" w:pos="2772"/>
-        </w:tabs>
-        <w:spacing w:before="120" w:after="0" w:line="288" w:lineRule="auto"/>
-        <w:ind w:firstLine="567"/>
-        <w:jc w:val="both"/>
-        <w:rPr>
-          <w:rFonts w:ascii="Times New Roman" w:hAnsi="Times New Roman" w:cs="Times New Roman"/>
-          <w:sz w:val="26"/>
-          <w:szCs w:val="26"/>
-        </w:rPr>
-      </w:pPr>
-      <w:r>
-        <w:rPr>
-          <w:rFonts w:ascii="Times New Roman" w:hAnsi="Times New Roman" w:cs="Times New Roman"/>
-          <w:sz w:val="26"/>
-          <w:szCs w:val="26"/>
-        </w:rPr>
-        <w:t>│   │   ├── style.css        # Giao diện Dark theme, Glow, Animation.</w:t>
-      </w:r>
-    </w:p>
-    <w:p>
-      <w:pPr>
-        <w:tabs>
-          <w:tab w:val="left" w:pos="2772"/>
-        </w:tabs>
-        <w:spacing w:before="120" w:after="0" w:line="288" w:lineRule="auto"/>
-        <w:ind w:firstLine="567"/>
-        <w:jc w:val="both"/>
-        <w:rPr>
-          <w:rFonts w:ascii="Times New Roman" w:hAnsi="Times New Roman" w:cs="Times New Roman"/>
-          <w:sz w:val="26"/>
-          <w:szCs w:val="26"/>
-        </w:rPr>
-      </w:pPr>
-      <w:r>
-        <w:rPr>
-          <w:rFonts w:ascii="Times New Roman" w:hAnsi="Times New Roman" w:cs="Times New Roman"/>
-          <w:sz w:val="26"/>
-          <w:szCs w:val="26"/>
-        </w:rPr>
-        <w:t>│   │   └── glassmorphism.css</w:t>
-      </w:r>
-    </w:p>
-    <w:p>
-      <w:pPr>
-        <w:tabs>
-          <w:tab w:val="left" w:pos="2772"/>
-        </w:tabs>
-        <w:spacing w:before="120" w:after="0" w:line="288" w:lineRule="auto"/>
-        <w:ind w:firstLine="567"/>
-        <w:jc w:val="both"/>
-        <w:rPr>
-          <w:rFonts w:ascii="Times New Roman" w:hAnsi="Times New Roman" w:cs="Times New Roman"/>
-          <w:sz w:val="26"/>
-          <w:szCs w:val="26"/>
-        </w:rPr>
-      </w:pPr>
-      <w:r>
-        <w:rPr>
-          <w:rFonts w:ascii="Times New Roman" w:hAnsi="Times New Roman" w:cs="Times New Roman"/>
-          <w:sz w:val="26"/>
-          <w:szCs w:val="26"/>
-        </w:rPr>
-        <w:t>│   └── js/</w:t>
-      </w:r>
-    </w:p>
-    <w:p>
-      <w:pPr>
-        <w:tabs>
-          <w:tab w:val="left" w:pos="2772"/>
-        </w:tabs>
-        <w:spacing w:before="120" w:after="0" w:line="288" w:lineRule="auto"/>
-        <w:ind w:firstLine="567"/>
-        <w:jc w:val="both"/>
-        <w:rPr>
-          <w:rFonts w:ascii="Times New Roman" w:hAnsi="Times New Roman" w:cs="Times New Roman"/>
-          <w:sz w:val="26"/>
-          <w:szCs w:val="26"/>
-        </w:rPr>
-      </w:pPr>
-      <w:r>
-        <w:rPr>
-          <w:rFonts w:ascii="Times New Roman" w:hAnsi="Times New Roman" w:cs="Times New Roman"/>
-          <w:sz w:val="26"/>
-          <w:szCs w:val="26"/>
-        </w:rPr>
-        <w:t>│       ├── main.js          # Xử lý sự kiện nút bấm, gọi Fetch API.</w:t>
-      </w:r>
-    </w:p>
-    <w:p>
-      <w:pPr>
-        <w:tabs>
-          <w:tab w:val="left" w:pos="2772"/>
-        </w:tabs>
-        <w:spacing w:before="120" w:after="0" w:line="288" w:lineRule="auto"/>
-        <w:ind w:firstLine="567"/>
-        <w:jc w:val="both"/>
-        <w:rPr>
-          <w:rFonts w:ascii="Times New Roman" w:hAnsi="Times New Roman" w:cs="Times New Roman"/>
-          <w:sz w:val="26"/>
-          <w:szCs w:val="26"/>
-        </w:rPr>
-      </w:pPr>
-      <w:r>
-        <w:rPr>
-          <w:rFonts w:ascii="Times New Roman" w:hAnsi="Times New Roman" w:cs="Times New Roman"/>
-          <w:sz w:val="26"/>
-          <w:szCs w:val="26"/>
-        </w:rPr>
-        <w:t>│       └── charts.js        # Cấu hình biểu đồ Chart.js.</w:t>
-      </w:r>
-    </w:p>
-    <w:p>
-      <w:pPr>
-        <w:tabs>
-          <w:tab w:val="left" w:pos="2772"/>
-        </w:tabs>
-        <w:spacing w:before="120" w:after="0" w:line="288" w:lineRule="auto"/>
-        <w:ind w:firstLine="567"/>
-        <w:jc w:val="both"/>
-        <w:rPr>
-          <w:rFonts w:ascii="Times New Roman" w:hAnsi="Times New Roman" w:cs="Times New Roman"/>
-          <w:sz w:val="26"/>
-          <w:szCs w:val="26"/>
-        </w:rPr>
-      </w:pPr>
-      <w:r>
-        <w:rPr>
-          <w:rFonts w:ascii="Times New Roman" w:hAnsi="Times New Roman" w:cs="Times New Roman"/>
-          <w:sz w:val="26"/>
-          <w:szCs w:val="26"/>
-        </w:rPr>
-        <w:t xml:space="preserve">│── </w:t>
-      </w:r>
-      <w:proofErr w:type="gramStart"/>
-      <w:r>
-        <w:rPr>
-          <w:rFonts w:ascii="Times New Roman" w:hAnsi="Times New Roman" w:cs="Times New Roman"/>
-          <w:sz w:val="26"/>
-          <w:szCs w:val="26"/>
-        </w:rPr>
-        <w:t>templates</w:t>
-      </w:r>
-      <w:proofErr w:type="gramEnd"/>
-      <w:r>
-        <w:rPr>
-          <w:rFonts w:ascii="Times New Roman" w:hAnsi="Times New Roman" w:cs="Times New Roman"/>
-          <w:sz w:val="26"/>
-          <w:szCs w:val="26"/>
-        </w:rPr>
-        <w:t>/               # (View) Các màn hình hiển thị HTML/Jinja2.</w:t>
-      </w:r>
-    </w:p>
-    <w:p>
-      <w:pPr>
-        <w:tabs>
-          <w:tab w:val="left" w:pos="2772"/>
-        </w:tabs>
-        <w:spacing w:before="120" w:after="0" w:line="288" w:lineRule="auto"/>
-        <w:ind w:firstLine="567"/>
-        <w:jc w:val="both"/>
-        <w:rPr>
-          <w:rFonts w:ascii="Times New Roman" w:hAnsi="Times New Roman" w:cs="Times New Roman"/>
-          <w:sz w:val="26"/>
-          <w:szCs w:val="26"/>
-        </w:rPr>
-      </w:pPr>
-      <w:r>
-        <w:rPr>
-          <w:rFonts w:ascii="Times New Roman" w:hAnsi="Times New Roman" w:cs="Times New Roman"/>
-          <w:sz w:val="26"/>
-          <w:szCs w:val="26"/>
-        </w:rPr>
-        <w:t xml:space="preserve">│   ├── base.html            # Khung sườn layout </w:t>
-      </w:r>
-      <w:proofErr w:type="gramStart"/>
-      <w:r>
-        <w:rPr>
-          <w:rFonts w:ascii="Times New Roman" w:hAnsi="Times New Roman" w:cs="Times New Roman"/>
-          <w:sz w:val="26"/>
-          <w:szCs w:val="26"/>
-        </w:rPr>
-        <w:t>chung</w:t>
-      </w:r>
-      <w:proofErr w:type="gramEnd"/>
-      <w:r>
-        <w:rPr>
-          <w:rFonts w:ascii="Times New Roman" w:hAnsi="Times New Roman" w:cs="Times New Roman"/>
-          <w:sz w:val="26"/>
-          <w:szCs w:val="26"/>
-        </w:rPr>
-        <w:t>.</w:t>
-      </w:r>
-    </w:p>
-    <w:p>
-      <w:pPr>
-        <w:tabs>
-          <w:tab w:val="left" w:pos="2772"/>
-        </w:tabs>
-        <w:spacing w:before="120" w:after="0" w:line="288" w:lineRule="auto"/>
-        <w:ind w:firstLine="567"/>
-        <w:jc w:val="both"/>
-        <w:rPr>
-          <w:rFonts w:ascii="Times New Roman" w:hAnsi="Times New Roman" w:cs="Times New Roman"/>
-          <w:sz w:val="26"/>
-          <w:szCs w:val="26"/>
-        </w:rPr>
-      </w:pPr>
-      <w:r>
-        <w:rPr>
-          <w:rFonts w:ascii="Times New Roman" w:hAnsi="Times New Roman" w:cs="Times New Roman"/>
-          <w:sz w:val="26"/>
-          <w:szCs w:val="26"/>
-        </w:rPr>
-        <w:t>│   ├── login.html           # Màn hình đăng nhập/đăng ký.</w:t>
-      </w:r>
-    </w:p>
-    <w:p>
-      <w:pPr>
-        <w:tabs>
-          <w:tab w:val="left" w:pos="2772"/>
-        </w:tabs>
-        <w:spacing w:before="120" w:after="0" w:line="288" w:lineRule="auto"/>
-        <w:ind w:firstLine="567"/>
-        <w:jc w:val="both"/>
-        <w:rPr>
-          <w:rFonts w:ascii="Times New Roman" w:hAnsi="Times New Roman" w:cs="Times New Roman"/>
-          <w:sz w:val="26"/>
-          <w:szCs w:val="26"/>
-        </w:rPr>
-      </w:pPr>
-      <w:r>
-        <w:rPr>
-          <w:rFonts w:ascii="Times New Roman" w:hAnsi="Times New Roman" w:cs="Times New Roman"/>
-          <w:sz w:val="26"/>
-          <w:szCs w:val="26"/>
-        </w:rPr>
-        <w:t>│   ├── dashboard.html       # Bảng điều khiển tổng quan.</w:t>
-      </w:r>
-    </w:p>
-    <w:p>
-      <w:pPr>
-        <w:tabs>
-          <w:tab w:val="left" w:pos="2772"/>
-        </w:tabs>
-        <w:spacing w:before="120" w:after="0" w:line="288" w:lineRule="auto"/>
-        <w:ind w:firstLine="567"/>
-        <w:jc w:val="both"/>
-        <w:rPr>
-          <w:rFonts w:ascii="Times New Roman" w:hAnsi="Times New Roman" w:cs="Times New Roman"/>
-          <w:sz w:val="26"/>
-          <w:szCs w:val="26"/>
-        </w:rPr>
-      </w:pPr>
-      <w:r>
-        <w:rPr>
-          <w:rFonts w:ascii="Times New Roman" w:hAnsi="Times New Roman" w:cs="Times New Roman"/>
-          <w:sz w:val="26"/>
-          <w:szCs w:val="26"/>
-        </w:rPr>
-        <w:t>│   ├── predict.html         # Form nhập liệu dự đoán.</w:t>
-      </w:r>
-    </w:p>
-    <w:p>
-      <w:pPr>
-        <w:tabs>
-          <w:tab w:val="left" w:pos="2772"/>
-        </w:tabs>
-        <w:spacing w:before="120" w:after="0" w:line="288" w:lineRule="auto"/>
-        <w:ind w:firstLine="567"/>
-        <w:jc w:val="both"/>
-        <w:rPr>
-          <w:rFonts w:ascii="Times New Roman" w:hAnsi="Times New Roman" w:cs="Times New Roman"/>
-          <w:sz w:val="26"/>
-          <w:szCs w:val="26"/>
-        </w:rPr>
-      </w:pPr>
-      <w:r>
-        <w:rPr>
-          <w:rFonts w:ascii="Times New Roman" w:hAnsi="Times New Roman" w:cs="Times New Roman"/>
-          <w:sz w:val="26"/>
-          <w:szCs w:val="26"/>
-        </w:rPr>
-        <w:t>│   └── history.html         # Bảng xuất lịch sử.</w:t>
-      </w:r>
-    </w:p>
-    <w:p>
-      <w:pPr>
-        <w:tabs>
-          <w:tab w:val="left" w:pos="2772"/>
-        </w:tabs>
-        <w:spacing w:before="120" w:after="0" w:line="288" w:lineRule="auto"/>
-        <w:ind w:firstLine="567"/>
-        <w:jc w:val="both"/>
-        <w:rPr>
-          <w:rFonts w:ascii="Times New Roman" w:hAnsi="Times New Roman" w:cs="Times New Roman"/>
-          <w:sz w:val="26"/>
-          <w:szCs w:val="26"/>
-        </w:rPr>
-      </w:pPr>
-      <w:r>
-        <w:rPr>
-          <w:rFonts w:ascii="Times New Roman" w:hAnsi="Times New Roman" w:cs="Times New Roman"/>
-          <w:sz w:val="26"/>
-          <w:szCs w:val="26"/>
-        </w:rPr>
-        <w:t>│── database.sqlite          # Nơi lưu trữ thông tin thực thể RDBMS.</w:t>
-      </w:r>
-    </w:p>
-    <w:p>
-      <w:pPr>
-        <w:tabs>
-          <w:tab w:val="left" w:pos="2772"/>
-        </w:tabs>
-        <w:spacing w:before="120" w:after="0" w:line="288" w:lineRule="auto"/>
-        <w:ind w:firstLine="567"/>
-        <w:jc w:val="both"/>
-        <w:rPr>
-          <w:rFonts w:ascii="Times New Roman" w:eastAsia="Times New Roman" w:hAnsi="Times New Roman" w:cs="Times New Roman"/>
-          <w:sz w:val="26"/>
-          <w:szCs w:val="26"/>
-        </w:rPr>
-      </w:pPr>
-      <w:r>
-        <w:rPr>
-          <w:rFonts w:ascii="Times New Roman" w:hAnsi="Times New Roman" w:cs="Times New Roman"/>
-          <w:sz w:val="26"/>
-          <w:szCs w:val="26"/>
-        </w:rPr>
-        <w:t xml:space="preserve">└── requirements.txt         # Khai báo các </w:t>
-      </w:r>
-      <w:proofErr w:type="gramStart"/>
-      <w:r>
-        <w:rPr>
-          <w:rFonts w:ascii="Times New Roman" w:hAnsi="Times New Roman" w:cs="Times New Roman"/>
-          <w:sz w:val="26"/>
-          <w:szCs w:val="26"/>
-        </w:rPr>
-        <w:t>thư</w:t>
-      </w:r>
-      <w:proofErr w:type="gramEnd"/>
-      <w:r>
-        <w:rPr>
-          <w:rFonts w:ascii="Times New Roman" w:hAnsi="Times New Roman" w:cs="Times New Roman"/>
-          <w:sz w:val="26"/>
-          <w:szCs w:val="26"/>
-        </w:rPr>
-        <w:t xml:space="preserve"> viện phụ thuộc Python.</w:t>
-      </w:r>
-    </w:p>
-    <w:p>
-      <w:pPr>
-        <w:pStyle w:val="Heading3"/>
-        <w:spacing w:before="120" w:line="288" w:lineRule="auto"/>
-      </w:pPr>
-      <w:bookmarkStart w:id="126" w:name="_Toc224552044"/>
-      <w:bookmarkStart w:id="127" w:name="_Toc224670062"/>
-      <w:r>
-        <w:t xml:space="preserve">3.3.3 </w:t>
-      </w:r>
-      <w:bookmarkEnd w:id="126"/>
-      <w:r>
-        <w:t>Sơ đồ luồng dữ liệu (Data Flow Diagram - DFD)</w:t>
-      </w:r>
-      <w:bookmarkEnd w:id="127"/>
-    </w:p>
-    <w:p>
-      <w:pPr>
-        <w:tabs>
-          <w:tab w:val="left" w:pos="2772"/>
-        </w:tabs>
-        <w:spacing w:before="120" w:after="0" w:line="288" w:lineRule="auto"/>
-        <w:ind w:firstLine="567"/>
-        <w:jc w:val="both"/>
-        <w:rPr>
-          <w:rFonts w:ascii="Times New Roman" w:eastAsia="Times New Roman" w:hAnsi="Times New Roman" w:cs="Times New Roman"/>
-          <w:sz w:val="26"/>
-          <w:szCs w:val="26"/>
-        </w:rPr>
-      </w:pPr>
-      <w:r>
-        <w:rPr>
-          <w:rFonts w:ascii="Times New Roman" w:eastAsia="Times New Roman" w:hAnsi="Times New Roman" w:cs="Times New Roman"/>
-          <w:sz w:val="26"/>
-          <w:szCs w:val="26"/>
-        </w:rPr>
-        <w:t>Để hiểu rõ cách thức dữ liệu vận hành trong hệ thống, chúng ta phân tích qua hai cấp độ DFD:</w:t>
-      </w:r>
-    </w:p>
-    <w:p>
-      <w:pPr>
-        <w:tabs>
-          <w:tab w:val="left" w:pos="2772"/>
-        </w:tabs>
-        <w:spacing w:before="120" w:after="0" w:line="288" w:lineRule="auto"/>
-        <w:ind w:firstLine="567"/>
-        <w:jc w:val="both"/>
-        <w:rPr>
-          <w:rFonts w:ascii="Times New Roman" w:eastAsia="Times New Roman" w:hAnsi="Times New Roman" w:cs="Times New Roman"/>
-          <w:sz w:val="26"/>
-          <w:szCs w:val="26"/>
-        </w:rPr>
-      </w:pPr>
-    </w:p>
-    <w:p>
-      <w:pPr>
-        <w:tabs>
-          <w:tab w:val="left" w:pos="2772"/>
-        </w:tabs>
-        <w:spacing w:before="120" w:after="0" w:line="288" w:lineRule="auto"/>
-        <w:ind w:firstLine="567"/>
-        <w:jc w:val="both"/>
-        <w:rPr>
-          <w:rFonts w:ascii="Times New Roman" w:eastAsia="Times New Roman" w:hAnsi="Times New Roman" w:cs="Times New Roman"/>
-          <w:sz w:val="26"/>
-          <w:szCs w:val="26"/>
-          <w:lang w:val="vi-VN"/>
-        </w:rPr>
-      </w:pPr>
-      <w:r>
-        <w:rPr>
-          <w:rFonts w:ascii="Times New Roman" w:eastAsia="Times New Roman" w:hAnsi="Times New Roman" w:cs="Times New Roman"/>
-          <w:sz w:val="26"/>
-          <w:szCs w:val="26"/>
-        </w:rPr>
-        <w:t>1. DFD Cấp 0 (Context Diagram):</w:t>
-      </w:r>
-    </w:p>
-    <w:p>
-      <w:pPr>
-        <w:keepNext/>
-        <w:tabs>
-          <w:tab w:val="left" w:pos="2772"/>
-        </w:tabs>
-        <w:spacing w:before="120" w:after="0" w:line="288" w:lineRule="auto"/>
-        <w:ind w:firstLine="567"/>
-        <w:jc w:val="both"/>
-      </w:pPr>
-      <w:r>
-        <w:rPr>
-          <w:rFonts w:ascii="Times New Roman" w:eastAsia="Times New Roman" w:hAnsi="Times New Roman" w:cs="Times New Roman"/>
-          <w:noProof/>
-          <w:sz w:val="26"/>
-          <w:szCs w:val="26"/>
-        </w:rPr>
-        <w:lastRenderedPageBreak/>
-        <w:drawing>
-          <wp:inline distT="0" distB="0" distL="0" distR="0" wp14:anchorId="70BE3CBA" wp14:editId="4D2CA866">
-            <wp:extent cx="5486400" cy="2948940"/>
-            <wp:effectExtent l="0" t="0" r="0" b="3810"/>
-            <wp:docPr id="6" name="Picture 6"/>
             <wp:cNvGraphicFramePr>
               <a:graphicFrameLocks xmlns:a="http://schemas.openxmlformats.org/drawingml/2006/main" noChangeAspect="1"/>
             </wp:cNvGraphicFramePr>
@@ -16786,7 +15313,7 @@
                   <pic:spPr>
                     <a:xfrm>
                       <a:off x="0" y="0"/>
-                      <a:ext cx="5486400" cy="2948940"/>
+                      <a:ext cx="5696745" cy="5572903"/>
                     </a:xfrm>
                     <a:prstGeom prst="rect">
                       <a:avLst/>
@@ -16810,7 +15337,7 @@
           <w:szCs w:val="26"/>
         </w:rPr>
       </w:pPr>
-      <w:bookmarkStart w:id="128" w:name="_Toc224672403"/>
+      <w:bookmarkStart w:id="121" w:name="_Toc224672402"/>
       <w:r>
         <w:rPr>
           <w:rFonts w:ascii="Times New Roman" w:hAnsi="Times New Roman" w:cs="Times New Roman"/>
@@ -16855,7 +15382,7 @@
           <w:sz w:val="26"/>
           <w:szCs w:val="26"/>
         </w:rPr>
-        <w:t>2</w:t>
+        <w:t>1</w:t>
       </w:r>
       <w:r>
         <w:rPr>
@@ -16874,9 +15401,731 @@
           <w:szCs w:val="26"/>
           <w:lang w:val="vi-VN"/>
         </w:rPr>
-        <w:t>: Sơ đồ DFD cấp 0 (Ngữ cảnh)</w:t>
-      </w:r>
-      <w:bookmarkEnd w:id="128"/>
+        <w:t>: Sơ đồ Use-case</w:t>
+      </w:r>
+      <w:bookmarkEnd w:id="121"/>
+    </w:p>
+    <w:p>
+      <w:pPr>
+        <w:keepNext/>
+        <w:spacing w:before="120" w:after="0" w:line="288" w:lineRule="auto"/>
+        <w:ind w:firstLine="567"/>
+      </w:pPr>
+    </w:p>
+    <w:p>
+      <w:pPr>
+        <w:pStyle w:val="Heading3"/>
+        <w:spacing w:before="120" w:line="288" w:lineRule="auto"/>
+      </w:pPr>
+      <w:bookmarkStart w:id="122" w:name="_Toc224552043"/>
+      <w:bookmarkStart w:id="123" w:name="_Toc224670061"/>
+      <w:r>
+        <w:t xml:space="preserve">3.3.2 </w:t>
+      </w:r>
+      <w:bookmarkEnd w:id="122"/>
+      <w:r>
+        <w:t xml:space="preserve">Cấu trúc </w:t>
+      </w:r>
+      <w:proofErr w:type="gramStart"/>
+      <w:r>
+        <w:t>thư</w:t>
+      </w:r>
+      <w:proofErr w:type="gramEnd"/>
+      <w:r>
+        <w:t xml:space="preserve"> mục dự án FastAPI (MVC Pattern)</w:t>
+      </w:r>
+      <w:bookmarkEnd w:id="123"/>
+    </w:p>
+    <w:p>
+      <w:pPr>
+        <w:tabs>
+          <w:tab w:val="left" w:pos="2772"/>
+        </w:tabs>
+        <w:spacing w:before="120" w:after="0" w:line="288" w:lineRule="auto"/>
+        <w:ind w:firstLine="567"/>
+        <w:jc w:val="both"/>
+        <w:rPr>
+          <w:rFonts w:ascii="Times New Roman" w:hAnsi="Times New Roman" w:cs="Times New Roman"/>
+          <w:sz w:val="26"/>
+          <w:szCs w:val="26"/>
+        </w:rPr>
+      </w:pPr>
+      <w:bookmarkStart w:id="124" w:name="_heading=h.35nkun2"/>
+      <w:bookmarkEnd w:id="124"/>
+      <w:r>
+        <w:br w:type="page"/>
+      </w:r>
+      <w:r>
+        <w:rPr>
+          <w:rFonts w:ascii="Times New Roman" w:hAnsi="Times New Roman" w:cs="Times New Roman"/>
+          <w:sz w:val="26"/>
+          <w:szCs w:val="26"/>
+        </w:rPr>
+        <w:lastRenderedPageBreak/>
+        <w:t>Toàn</w:t>
+      </w:r>
+      <w:r>
+        <w:rPr>
+          <w:rFonts w:ascii="Times New Roman" w:hAnsi="Times New Roman" w:cs="Times New Roman"/>
+          <w:sz w:val="26"/>
+          <w:szCs w:val="26"/>
+        </w:rPr>
+        <w:t xml:space="preserve"> bộ mã nguồn ứng dụng được thiết kế </w:t>
+      </w:r>
+      <w:proofErr w:type="gramStart"/>
+      <w:r>
+        <w:rPr>
+          <w:rFonts w:ascii="Times New Roman" w:hAnsi="Times New Roman" w:cs="Times New Roman"/>
+          <w:sz w:val="26"/>
+          <w:szCs w:val="26"/>
+        </w:rPr>
+        <w:t>theo</w:t>
+      </w:r>
+      <w:proofErr w:type="gramEnd"/>
+      <w:r>
+        <w:rPr>
+          <w:rFonts w:ascii="Times New Roman" w:hAnsi="Times New Roman" w:cs="Times New Roman"/>
+          <w:sz w:val="26"/>
+          <w:szCs w:val="26"/>
+        </w:rPr>
+        <w:t xml:space="preserve"> cấu trúc điều phối linh hoạt, mô phỏng mô hì</w:t>
+      </w:r>
+      <w:r>
+        <w:rPr>
+          <w:rFonts w:ascii="Times New Roman" w:hAnsi="Times New Roman" w:cs="Times New Roman"/>
+          <w:sz w:val="26"/>
+          <w:szCs w:val="26"/>
+        </w:rPr>
+        <w:t>nh Model-View-Controller (MVC):</w:t>
+      </w:r>
+    </w:p>
+    <w:p>
+      <w:pPr>
+        <w:tabs>
+          <w:tab w:val="left" w:pos="2772"/>
+        </w:tabs>
+        <w:spacing w:before="120" w:after="0" w:line="288" w:lineRule="auto"/>
+        <w:ind w:firstLine="567"/>
+        <w:jc w:val="both"/>
+        <w:rPr>
+          <w:rFonts w:ascii="Times New Roman" w:hAnsi="Times New Roman" w:cs="Times New Roman"/>
+          <w:sz w:val="26"/>
+          <w:szCs w:val="26"/>
+        </w:rPr>
+      </w:pPr>
+      <w:r>
+        <w:rPr>
+          <w:rFonts w:ascii="Times New Roman" w:hAnsi="Times New Roman" w:cs="Times New Roman"/>
+          <w:sz w:val="26"/>
+          <w:szCs w:val="26"/>
+        </w:rPr>
+        <w:t>AI_LOAN_PROJECT/</w:t>
+      </w:r>
+    </w:p>
+    <w:p>
+      <w:pPr>
+        <w:tabs>
+          <w:tab w:val="left" w:pos="2772"/>
+        </w:tabs>
+        <w:spacing w:before="120" w:after="0" w:line="288" w:lineRule="auto"/>
+        <w:ind w:firstLine="567"/>
+        <w:jc w:val="both"/>
+        <w:rPr>
+          <w:rFonts w:ascii="Times New Roman" w:hAnsi="Times New Roman" w:cs="Times New Roman"/>
+          <w:sz w:val="26"/>
+          <w:szCs w:val="26"/>
+        </w:rPr>
+      </w:pPr>
+      <w:r>
+        <w:rPr>
+          <w:rFonts w:ascii="Times New Roman" w:hAnsi="Times New Roman" w:cs="Times New Roman"/>
+          <w:sz w:val="26"/>
+          <w:szCs w:val="26"/>
+        </w:rPr>
+        <w:t>│── app.py                   # File trung tâm (Controller chính), thiết lập FastAPI.</w:t>
+      </w:r>
+    </w:p>
+    <w:p>
+      <w:pPr>
+        <w:tabs>
+          <w:tab w:val="left" w:pos="2772"/>
+        </w:tabs>
+        <w:spacing w:before="120" w:after="0" w:line="288" w:lineRule="auto"/>
+        <w:ind w:firstLine="567"/>
+        <w:jc w:val="both"/>
+        <w:rPr>
+          <w:rFonts w:ascii="Times New Roman" w:hAnsi="Times New Roman" w:cs="Times New Roman"/>
+          <w:sz w:val="26"/>
+          <w:szCs w:val="26"/>
+        </w:rPr>
+      </w:pPr>
+      <w:r>
+        <w:rPr>
+          <w:rFonts w:ascii="Times New Roman" w:hAnsi="Times New Roman" w:cs="Times New Roman"/>
+          <w:sz w:val="26"/>
+          <w:szCs w:val="26"/>
+        </w:rPr>
+        <w:t xml:space="preserve">│── </w:t>
+      </w:r>
+      <w:proofErr w:type="gramStart"/>
+      <w:r>
+        <w:rPr>
+          <w:rFonts w:ascii="Times New Roman" w:hAnsi="Times New Roman" w:cs="Times New Roman"/>
+          <w:sz w:val="26"/>
+          <w:szCs w:val="26"/>
+        </w:rPr>
+        <w:t>models</w:t>
+      </w:r>
+      <w:proofErr w:type="gramEnd"/>
+      <w:r>
+        <w:rPr>
+          <w:rFonts w:ascii="Times New Roman" w:hAnsi="Times New Roman" w:cs="Times New Roman"/>
+          <w:sz w:val="26"/>
+          <w:szCs w:val="26"/>
+        </w:rPr>
+        <w:t>/</w:t>
+      </w:r>
+    </w:p>
+    <w:p>
+      <w:pPr>
+        <w:tabs>
+          <w:tab w:val="left" w:pos="2772"/>
+        </w:tabs>
+        <w:spacing w:before="120" w:after="0" w:line="288" w:lineRule="auto"/>
+        <w:ind w:firstLine="567"/>
+        <w:jc w:val="both"/>
+        <w:rPr>
+          <w:rFonts w:ascii="Times New Roman" w:hAnsi="Times New Roman" w:cs="Times New Roman"/>
+          <w:sz w:val="26"/>
+          <w:szCs w:val="26"/>
+        </w:rPr>
+      </w:pPr>
+      <w:r>
+        <w:rPr>
+          <w:rFonts w:ascii="Times New Roman" w:hAnsi="Times New Roman" w:cs="Times New Roman"/>
+          <w:sz w:val="26"/>
+          <w:szCs w:val="26"/>
+        </w:rPr>
+        <w:t>│   ├── best_model.pkl       # Lõi AI XGBoost/RandomForest đã huấn luyện (Model).</w:t>
+      </w:r>
+    </w:p>
+    <w:p>
+      <w:pPr>
+        <w:tabs>
+          <w:tab w:val="left" w:pos="2772"/>
+        </w:tabs>
+        <w:spacing w:before="120" w:after="0" w:line="288" w:lineRule="auto"/>
+        <w:ind w:firstLine="567"/>
+        <w:jc w:val="both"/>
+        <w:rPr>
+          <w:rFonts w:ascii="Times New Roman" w:hAnsi="Times New Roman" w:cs="Times New Roman"/>
+          <w:sz w:val="26"/>
+          <w:szCs w:val="26"/>
+        </w:rPr>
+      </w:pPr>
+      <w:r>
+        <w:rPr>
+          <w:rFonts w:ascii="Times New Roman" w:hAnsi="Times New Roman" w:cs="Times New Roman"/>
+          <w:sz w:val="26"/>
+          <w:szCs w:val="26"/>
+        </w:rPr>
+        <w:t>│   └── scaler.pkl           # Thuật toán chuẩn hóa dữ liệu.</w:t>
+      </w:r>
+    </w:p>
+    <w:p>
+      <w:pPr>
+        <w:tabs>
+          <w:tab w:val="left" w:pos="2772"/>
+        </w:tabs>
+        <w:spacing w:before="120" w:after="0" w:line="288" w:lineRule="auto"/>
+        <w:ind w:firstLine="567"/>
+        <w:jc w:val="both"/>
+        <w:rPr>
+          <w:rFonts w:ascii="Times New Roman" w:hAnsi="Times New Roman" w:cs="Times New Roman"/>
+          <w:sz w:val="26"/>
+          <w:szCs w:val="26"/>
+        </w:rPr>
+      </w:pPr>
+      <w:r>
+        <w:rPr>
+          <w:rFonts w:ascii="Times New Roman" w:hAnsi="Times New Roman" w:cs="Times New Roman"/>
+          <w:sz w:val="26"/>
+          <w:szCs w:val="26"/>
+        </w:rPr>
+        <w:t xml:space="preserve">│── </w:t>
+      </w:r>
+      <w:proofErr w:type="gramStart"/>
+      <w:r>
+        <w:rPr>
+          <w:rFonts w:ascii="Times New Roman" w:hAnsi="Times New Roman" w:cs="Times New Roman"/>
+          <w:sz w:val="26"/>
+          <w:szCs w:val="26"/>
+        </w:rPr>
+        <w:t>static</w:t>
+      </w:r>
+      <w:proofErr w:type="gramEnd"/>
+      <w:r>
+        <w:rPr>
+          <w:rFonts w:ascii="Times New Roman" w:hAnsi="Times New Roman" w:cs="Times New Roman"/>
+          <w:sz w:val="26"/>
+          <w:szCs w:val="26"/>
+        </w:rPr>
+        <w:t>/                  # File tĩnh (CSS, JS, Fonts, Images).</w:t>
+      </w:r>
+    </w:p>
+    <w:p>
+      <w:pPr>
+        <w:tabs>
+          <w:tab w:val="left" w:pos="2772"/>
+        </w:tabs>
+        <w:spacing w:before="120" w:after="0" w:line="288" w:lineRule="auto"/>
+        <w:ind w:firstLine="567"/>
+        <w:jc w:val="both"/>
+        <w:rPr>
+          <w:rFonts w:ascii="Times New Roman" w:hAnsi="Times New Roman" w:cs="Times New Roman"/>
+          <w:sz w:val="26"/>
+          <w:szCs w:val="26"/>
+        </w:rPr>
+      </w:pPr>
+      <w:r>
+        <w:rPr>
+          <w:rFonts w:ascii="Times New Roman" w:hAnsi="Times New Roman" w:cs="Times New Roman"/>
+          <w:sz w:val="26"/>
+          <w:szCs w:val="26"/>
+        </w:rPr>
+        <w:t>│   ├── css/</w:t>
+      </w:r>
+    </w:p>
+    <w:p>
+      <w:pPr>
+        <w:tabs>
+          <w:tab w:val="left" w:pos="2772"/>
+        </w:tabs>
+        <w:spacing w:before="120" w:after="0" w:line="288" w:lineRule="auto"/>
+        <w:ind w:firstLine="567"/>
+        <w:jc w:val="both"/>
+        <w:rPr>
+          <w:rFonts w:ascii="Times New Roman" w:hAnsi="Times New Roman" w:cs="Times New Roman"/>
+          <w:sz w:val="26"/>
+          <w:szCs w:val="26"/>
+        </w:rPr>
+      </w:pPr>
+      <w:r>
+        <w:rPr>
+          <w:rFonts w:ascii="Times New Roman" w:hAnsi="Times New Roman" w:cs="Times New Roman"/>
+          <w:sz w:val="26"/>
+          <w:szCs w:val="26"/>
+        </w:rPr>
+        <w:t>│   │   ├── style.css        # Giao diện Dark theme, Glow, Animation.</w:t>
+      </w:r>
+    </w:p>
+    <w:p>
+      <w:pPr>
+        <w:tabs>
+          <w:tab w:val="left" w:pos="2772"/>
+        </w:tabs>
+        <w:spacing w:before="120" w:after="0" w:line="288" w:lineRule="auto"/>
+        <w:ind w:firstLine="567"/>
+        <w:jc w:val="both"/>
+        <w:rPr>
+          <w:rFonts w:ascii="Times New Roman" w:hAnsi="Times New Roman" w:cs="Times New Roman"/>
+          <w:sz w:val="26"/>
+          <w:szCs w:val="26"/>
+        </w:rPr>
+      </w:pPr>
+      <w:r>
+        <w:rPr>
+          <w:rFonts w:ascii="Times New Roman" w:hAnsi="Times New Roman" w:cs="Times New Roman"/>
+          <w:sz w:val="26"/>
+          <w:szCs w:val="26"/>
+        </w:rPr>
+        <w:t>│   │   └── glassmorphism.css</w:t>
+      </w:r>
+    </w:p>
+    <w:p>
+      <w:pPr>
+        <w:tabs>
+          <w:tab w:val="left" w:pos="2772"/>
+        </w:tabs>
+        <w:spacing w:before="120" w:after="0" w:line="288" w:lineRule="auto"/>
+        <w:ind w:firstLine="567"/>
+        <w:jc w:val="both"/>
+        <w:rPr>
+          <w:rFonts w:ascii="Times New Roman" w:hAnsi="Times New Roman" w:cs="Times New Roman"/>
+          <w:sz w:val="26"/>
+          <w:szCs w:val="26"/>
+        </w:rPr>
+      </w:pPr>
+      <w:r>
+        <w:rPr>
+          <w:rFonts w:ascii="Times New Roman" w:hAnsi="Times New Roman" w:cs="Times New Roman"/>
+          <w:sz w:val="26"/>
+          <w:szCs w:val="26"/>
+        </w:rPr>
+        <w:t>│   └── js/</w:t>
+      </w:r>
+    </w:p>
+    <w:p>
+      <w:pPr>
+        <w:tabs>
+          <w:tab w:val="left" w:pos="2772"/>
+        </w:tabs>
+        <w:spacing w:before="120" w:after="0" w:line="288" w:lineRule="auto"/>
+        <w:ind w:firstLine="567"/>
+        <w:jc w:val="both"/>
+        <w:rPr>
+          <w:rFonts w:ascii="Times New Roman" w:hAnsi="Times New Roman" w:cs="Times New Roman"/>
+          <w:sz w:val="26"/>
+          <w:szCs w:val="26"/>
+        </w:rPr>
+      </w:pPr>
+      <w:r>
+        <w:rPr>
+          <w:rFonts w:ascii="Times New Roman" w:hAnsi="Times New Roman" w:cs="Times New Roman"/>
+          <w:sz w:val="26"/>
+          <w:szCs w:val="26"/>
+        </w:rPr>
+        <w:t>│       ├── main.js          # Xử lý sự kiện nút bấm, gọi Fetch API.</w:t>
+      </w:r>
+    </w:p>
+    <w:p>
+      <w:pPr>
+        <w:tabs>
+          <w:tab w:val="left" w:pos="2772"/>
+        </w:tabs>
+        <w:spacing w:before="120" w:after="0" w:line="288" w:lineRule="auto"/>
+        <w:ind w:firstLine="567"/>
+        <w:jc w:val="both"/>
+        <w:rPr>
+          <w:rFonts w:ascii="Times New Roman" w:hAnsi="Times New Roman" w:cs="Times New Roman"/>
+          <w:sz w:val="26"/>
+          <w:szCs w:val="26"/>
+        </w:rPr>
+      </w:pPr>
+      <w:r>
+        <w:rPr>
+          <w:rFonts w:ascii="Times New Roman" w:hAnsi="Times New Roman" w:cs="Times New Roman"/>
+          <w:sz w:val="26"/>
+          <w:szCs w:val="26"/>
+        </w:rPr>
+        <w:t>│       └── charts.js        # Cấu hình biểu đồ Chart.js.</w:t>
+      </w:r>
+    </w:p>
+    <w:p>
+      <w:pPr>
+        <w:tabs>
+          <w:tab w:val="left" w:pos="2772"/>
+        </w:tabs>
+        <w:spacing w:before="120" w:after="0" w:line="288" w:lineRule="auto"/>
+        <w:ind w:firstLine="567"/>
+        <w:jc w:val="both"/>
+        <w:rPr>
+          <w:rFonts w:ascii="Times New Roman" w:hAnsi="Times New Roman" w:cs="Times New Roman"/>
+          <w:sz w:val="26"/>
+          <w:szCs w:val="26"/>
+        </w:rPr>
+      </w:pPr>
+      <w:r>
+        <w:rPr>
+          <w:rFonts w:ascii="Times New Roman" w:hAnsi="Times New Roman" w:cs="Times New Roman"/>
+          <w:sz w:val="26"/>
+          <w:szCs w:val="26"/>
+        </w:rPr>
+        <w:t xml:space="preserve">│── </w:t>
+      </w:r>
+      <w:proofErr w:type="gramStart"/>
+      <w:r>
+        <w:rPr>
+          <w:rFonts w:ascii="Times New Roman" w:hAnsi="Times New Roman" w:cs="Times New Roman"/>
+          <w:sz w:val="26"/>
+          <w:szCs w:val="26"/>
+        </w:rPr>
+        <w:t>templates</w:t>
+      </w:r>
+      <w:proofErr w:type="gramEnd"/>
+      <w:r>
+        <w:rPr>
+          <w:rFonts w:ascii="Times New Roman" w:hAnsi="Times New Roman" w:cs="Times New Roman"/>
+          <w:sz w:val="26"/>
+          <w:szCs w:val="26"/>
+        </w:rPr>
+        <w:t>/               # (View) Các màn hình hiển thị HTML/Jinja2.</w:t>
+      </w:r>
+    </w:p>
+    <w:p>
+      <w:pPr>
+        <w:tabs>
+          <w:tab w:val="left" w:pos="2772"/>
+        </w:tabs>
+        <w:spacing w:before="120" w:after="0" w:line="288" w:lineRule="auto"/>
+        <w:ind w:firstLine="567"/>
+        <w:jc w:val="both"/>
+        <w:rPr>
+          <w:rFonts w:ascii="Times New Roman" w:hAnsi="Times New Roman" w:cs="Times New Roman"/>
+          <w:sz w:val="26"/>
+          <w:szCs w:val="26"/>
+        </w:rPr>
+      </w:pPr>
+      <w:r>
+        <w:rPr>
+          <w:rFonts w:ascii="Times New Roman" w:hAnsi="Times New Roman" w:cs="Times New Roman"/>
+          <w:sz w:val="26"/>
+          <w:szCs w:val="26"/>
+        </w:rPr>
+        <w:t xml:space="preserve">│   ├── base.html            # Khung sườn layout </w:t>
+      </w:r>
+      <w:proofErr w:type="gramStart"/>
+      <w:r>
+        <w:rPr>
+          <w:rFonts w:ascii="Times New Roman" w:hAnsi="Times New Roman" w:cs="Times New Roman"/>
+          <w:sz w:val="26"/>
+          <w:szCs w:val="26"/>
+        </w:rPr>
+        <w:t>chung</w:t>
+      </w:r>
+      <w:proofErr w:type="gramEnd"/>
+      <w:r>
+        <w:rPr>
+          <w:rFonts w:ascii="Times New Roman" w:hAnsi="Times New Roman" w:cs="Times New Roman"/>
+          <w:sz w:val="26"/>
+          <w:szCs w:val="26"/>
+        </w:rPr>
+        <w:t>.</w:t>
+      </w:r>
+    </w:p>
+    <w:p>
+      <w:pPr>
+        <w:tabs>
+          <w:tab w:val="left" w:pos="2772"/>
+        </w:tabs>
+        <w:spacing w:before="120" w:after="0" w:line="288" w:lineRule="auto"/>
+        <w:ind w:firstLine="567"/>
+        <w:jc w:val="both"/>
+        <w:rPr>
+          <w:rFonts w:ascii="Times New Roman" w:hAnsi="Times New Roman" w:cs="Times New Roman"/>
+          <w:sz w:val="26"/>
+          <w:szCs w:val="26"/>
+        </w:rPr>
+      </w:pPr>
+      <w:r>
+        <w:rPr>
+          <w:rFonts w:ascii="Times New Roman" w:hAnsi="Times New Roman" w:cs="Times New Roman"/>
+          <w:sz w:val="26"/>
+          <w:szCs w:val="26"/>
+        </w:rPr>
+        <w:t>│   ├── login.html           # Màn hình đăng nhập/đăng ký.</w:t>
+      </w:r>
+    </w:p>
+    <w:p>
+      <w:pPr>
+        <w:tabs>
+          <w:tab w:val="left" w:pos="2772"/>
+        </w:tabs>
+        <w:spacing w:before="120" w:after="0" w:line="288" w:lineRule="auto"/>
+        <w:ind w:firstLine="567"/>
+        <w:jc w:val="both"/>
+        <w:rPr>
+          <w:rFonts w:ascii="Times New Roman" w:hAnsi="Times New Roman" w:cs="Times New Roman"/>
+          <w:sz w:val="26"/>
+          <w:szCs w:val="26"/>
+        </w:rPr>
+      </w:pPr>
+      <w:r>
+        <w:rPr>
+          <w:rFonts w:ascii="Times New Roman" w:hAnsi="Times New Roman" w:cs="Times New Roman"/>
+          <w:sz w:val="26"/>
+          <w:szCs w:val="26"/>
+        </w:rPr>
+        <w:t>│   ├── dashboard.html       # Bảng điều khiển tổng quan.</w:t>
+      </w:r>
+    </w:p>
+    <w:p>
+      <w:pPr>
+        <w:tabs>
+          <w:tab w:val="left" w:pos="2772"/>
+        </w:tabs>
+        <w:spacing w:before="120" w:after="0" w:line="288" w:lineRule="auto"/>
+        <w:ind w:firstLine="567"/>
+        <w:jc w:val="both"/>
+        <w:rPr>
+          <w:rFonts w:ascii="Times New Roman" w:hAnsi="Times New Roman" w:cs="Times New Roman"/>
+          <w:sz w:val="26"/>
+          <w:szCs w:val="26"/>
+        </w:rPr>
+      </w:pPr>
+      <w:r>
+        <w:rPr>
+          <w:rFonts w:ascii="Times New Roman" w:hAnsi="Times New Roman" w:cs="Times New Roman"/>
+          <w:sz w:val="26"/>
+          <w:szCs w:val="26"/>
+        </w:rPr>
+        <w:t>│   ├── predict.html         # Form nhập liệu dự đoán.</w:t>
+      </w:r>
+    </w:p>
+    <w:p>
+      <w:pPr>
+        <w:tabs>
+          <w:tab w:val="left" w:pos="2772"/>
+        </w:tabs>
+        <w:spacing w:before="120" w:after="0" w:line="288" w:lineRule="auto"/>
+        <w:ind w:firstLine="567"/>
+        <w:jc w:val="both"/>
+        <w:rPr>
+          <w:rFonts w:ascii="Times New Roman" w:hAnsi="Times New Roman" w:cs="Times New Roman"/>
+          <w:sz w:val="26"/>
+          <w:szCs w:val="26"/>
+        </w:rPr>
+      </w:pPr>
+      <w:r>
+        <w:rPr>
+          <w:rFonts w:ascii="Times New Roman" w:hAnsi="Times New Roman" w:cs="Times New Roman"/>
+          <w:sz w:val="26"/>
+          <w:szCs w:val="26"/>
+        </w:rPr>
+        <w:t>│   └── history.html         # Bảng xuất lịch sử.</w:t>
+      </w:r>
+    </w:p>
+    <w:p>
+      <w:pPr>
+        <w:tabs>
+          <w:tab w:val="left" w:pos="2772"/>
+        </w:tabs>
+        <w:spacing w:before="120" w:after="0" w:line="288" w:lineRule="auto"/>
+        <w:ind w:firstLine="567"/>
+        <w:jc w:val="both"/>
+        <w:rPr>
+          <w:rFonts w:ascii="Times New Roman" w:hAnsi="Times New Roman" w:cs="Times New Roman"/>
+          <w:sz w:val="26"/>
+          <w:szCs w:val="26"/>
+        </w:rPr>
+      </w:pPr>
+      <w:r>
+        <w:rPr>
+          <w:rFonts w:ascii="Times New Roman" w:hAnsi="Times New Roman" w:cs="Times New Roman"/>
+          <w:sz w:val="26"/>
+          <w:szCs w:val="26"/>
+        </w:rPr>
+        <w:t>│── database.sqlite          # Nơi lưu trữ thông tin thực thể RDBMS.</w:t>
+      </w:r>
+    </w:p>
+    <w:p>
+      <w:pPr>
+        <w:tabs>
+          <w:tab w:val="left" w:pos="2772"/>
+        </w:tabs>
+        <w:spacing w:before="120" w:after="0" w:line="288" w:lineRule="auto"/>
+        <w:ind w:firstLine="567"/>
+        <w:jc w:val="both"/>
+        <w:rPr>
+          <w:rFonts w:ascii="Times New Roman" w:eastAsia="Times New Roman" w:hAnsi="Times New Roman" w:cs="Times New Roman"/>
+          <w:sz w:val="26"/>
+          <w:szCs w:val="26"/>
+        </w:rPr>
+      </w:pPr>
+      <w:r>
+        <w:rPr>
+          <w:rFonts w:ascii="Times New Roman" w:hAnsi="Times New Roman" w:cs="Times New Roman"/>
+          <w:sz w:val="26"/>
+          <w:szCs w:val="26"/>
+        </w:rPr>
+        <w:t xml:space="preserve">└── requirements.txt         # Khai báo các </w:t>
+      </w:r>
+      <w:proofErr w:type="gramStart"/>
+      <w:r>
+        <w:rPr>
+          <w:rFonts w:ascii="Times New Roman" w:hAnsi="Times New Roman" w:cs="Times New Roman"/>
+          <w:sz w:val="26"/>
+          <w:szCs w:val="26"/>
+        </w:rPr>
+        <w:t>thư</w:t>
+      </w:r>
+      <w:proofErr w:type="gramEnd"/>
+      <w:r>
+        <w:rPr>
+          <w:rFonts w:ascii="Times New Roman" w:hAnsi="Times New Roman" w:cs="Times New Roman"/>
+          <w:sz w:val="26"/>
+          <w:szCs w:val="26"/>
+        </w:rPr>
+        <w:t xml:space="preserve"> viện phụ thuộc Python.</w:t>
+      </w:r>
+    </w:p>
+    <w:p>
+      <w:pPr>
+        <w:pStyle w:val="Heading3"/>
+        <w:spacing w:before="120" w:line="288" w:lineRule="auto"/>
+      </w:pPr>
+      <w:bookmarkStart w:id="125" w:name="_Toc224552044"/>
+      <w:bookmarkStart w:id="126" w:name="_Toc224670062"/>
+      <w:r>
+        <w:t xml:space="preserve">3.3.3 </w:t>
+      </w:r>
+      <w:bookmarkEnd w:id="125"/>
+      <w:r>
+        <w:t>Sơ đồ luồng dữ liệu (Data Flow Diagram - DFD)</w:t>
+      </w:r>
+      <w:bookmarkEnd w:id="126"/>
+    </w:p>
+    <w:p>
+      <w:pPr>
+        <w:tabs>
+          <w:tab w:val="left" w:pos="2772"/>
+        </w:tabs>
+        <w:spacing w:before="120" w:after="0" w:line="288" w:lineRule="auto"/>
+        <w:ind w:firstLine="567"/>
+        <w:jc w:val="both"/>
+        <w:rPr>
+          <w:rFonts w:ascii="Times New Roman" w:eastAsia="Times New Roman" w:hAnsi="Times New Roman" w:cs="Times New Roman"/>
+          <w:sz w:val="26"/>
+          <w:szCs w:val="26"/>
+        </w:rPr>
+      </w:pPr>
+      <w:r>
+        <w:rPr>
+          <w:rFonts w:ascii="Times New Roman" w:eastAsia="Times New Roman" w:hAnsi="Times New Roman" w:cs="Times New Roman"/>
+          <w:sz w:val="26"/>
+          <w:szCs w:val="26"/>
+        </w:rPr>
+        <w:t>Để hiểu rõ cách thức dữ liệu vận hành trong hệ thống, chúng ta phân tích qua hai cấp độ DFD:</w:t>
+      </w:r>
+    </w:p>
+    <w:p>
+      <w:pPr>
+        <w:tabs>
+          <w:tab w:val="left" w:pos="2772"/>
+        </w:tabs>
+        <w:spacing w:before="120" w:after="0" w:line="288" w:lineRule="auto"/>
+        <w:ind w:firstLine="567"/>
+        <w:jc w:val="both"/>
+        <w:rPr>
+          <w:rFonts w:ascii="Times New Roman" w:eastAsia="Times New Roman" w:hAnsi="Times New Roman" w:cs="Times New Roman"/>
+          <w:sz w:val="26"/>
+          <w:szCs w:val="26"/>
+        </w:rPr>
+      </w:pPr>
+    </w:p>
+    <w:p>
+      <w:pPr>
+        <w:tabs>
+          <w:tab w:val="left" w:pos="2772"/>
+        </w:tabs>
+        <w:spacing w:before="120" w:after="0" w:line="288" w:lineRule="auto"/>
+        <w:ind w:firstLine="567"/>
+        <w:jc w:val="both"/>
+        <w:rPr>
+          <w:rFonts w:ascii="Times New Roman" w:eastAsia="Times New Roman" w:hAnsi="Times New Roman" w:cs="Times New Roman"/>
+          <w:sz w:val="26"/>
+          <w:szCs w:val="26"/>
+          <w:lang w:val="vi-VN"/>
+        </w:rPr>
+      </w:pPr>
+      <w:r>
+        <w:rPr>
+          <w:rFonts w:ascii="Times New Roman" w:eastAsia="Times New Roman" w:hAnsi="Times New Roman" w:cs="Times New Roman"/>
+          <w:sz w:val="26"/>
+          <w:szCs w:val="26"/>
+        </w:rPr>
+        <w:t>1. DFD Cấp 0 (Context Diagram):</w:t>
+      </w:r>
     </w:p>
     <w:p>
       <w:pPr>
@@ -16888,39 +16137,6 @@
         <w:ind w:firstLine="567"/>
         <w:jc w:val="both"/>
       </w:pPr>
-    </w:p>
-    <w:p>
-      <w:pPr>
-        <w:tabs>
-          <w:tab w:val="left" w:pos="2772"/>
-        </w:tabs>
-        <w:spacing w:before="120" w:after="0" w:line="288" w:lineRule="auto"/>
-        <w:ind w:firstLine="567"/>
-        <w:jc w:val="both"/>
-        <w:rPr>
-          <w:rFonts w:ascii="Times New Roman" w:eastAsia="Times New Roman" w:hAnsi="Times New Roman" w:cs="Times New Roman"/>
-          <w:sz w:val="26"/>
-          <w:szCs w:val="26"/>
-        </w:rPr>
-      </w:pPr>
-      <w:r>
-        <w:rPr>
-          <w:rFonts w:ascii="Times New Roman" w:eastAsia="Times New Roman" w:hAnsi="Times New Roman" w:cs="Times New Roman"/>
-          <w:sz w:val="26"/>
-          <w:szCs w:val="26"/>
-        </w:rPr>
-        <w:t>2. DFD Cấp 1 (Functional Decomposition):</w:t>
-      </w:r>
-    </w:p>
-    <w:p>
-      <w:pPr>
-        <w:keepNext/>
-        <w:tabs>
-          <w:tab w:val="left" w:pos="2772"/>
-        </w:tabs>
-        <w:spacing w:before="120" w:after="0" w:line="288" w:lineRule="auto"/>
-        <w:jc w:val="both"/>
-      </w:pPr>
       <w:r>
         <w:rPr>
           <w:rFonts w:ascii="Times New Roman" w:eastAsia="Times New Roman" w:hAnsi="Times New Roman" w:cs="Times New Roman"/>
@@ -16928,11 +16144,12 @@
           <w:sz w:val="26"/>
           <w:szCs w:val="26"/>
         </w:rPr>
+        <w:lastRenderedPageBreak/>
         <w:drawing>
-          <wp:inline distT="0" distB="0" distL="0" distR="0" wp14:anchorId="53410FF0" wp14:editId="020D47ED">
-            <wp:extent cx="5943600" cy="3688080"/>
-            <wp:effectExtent l="0" t="0" r="0" b="7620"/>
-            <wp:docPr id="3" name="Picture 3"/>
+          <wp:inline distT="0" distB="0" distL="0" distR="0" wp14:anchorId="70BE3CBA" wp14:editId="4D2CA866">
+            <wp:extent cx="5486400" cy="2948940"/>
+            <wp:effectExtent l="0" t="0" r="0" b="3810"/>
+            <wp:docPr id="6" name="Picture 6"/>
             <wp:cNvGraphicFramePr>
               <a:graphicFrameLocks xmlns:a="http://schemas.openxmlformats.org/drawingml/2006/main" noChangeAspect="1"/>
             </wp:cNvGraphicFramePr>
@@ -16952,7 +16169,7 @@
                   <pic:spPr>
                     <a:xfrm>
                       <a:off x="0" y="0"/>
-                      <a:ext cx="5943600" cy="3688080"/>
+                      <a:ext cx="5486400" cy="2948940"/>
                     </a:xfrm>
                     <a:prstGeom prst="rect">
                       <a:avLst/>
@@ -16970,13 +16187,13 @@
         <w:pStyle w:val="Caption"/>
         <w:jc w:val="center"/>
         <w:rPr>
-          <w:rFonts w:ascii="Times New Roman" w:eastAsia="Times New Roman" w:hAnsi="Times New Roman" w:cs="Times New Roman"/>
+          <w:rFonts w:ascii="Times New Roman" w:hAnsi="Times New Roman" w:cs="Times New Roman"/>
           <w:b/>
           <w:sz w:val="26"/>
           <w:szCs w:val="26"/>
         </w:rPr>
       </w:pPr>
-      <w:bookmarkStart w:id="129" w:name="_Toc224672404"/>
+      <w:bookmarkStart w:id="127" w:name="_Toc224672403"/>
       <w:r>
         <w:rPr>
           <w:rFonts w:ascii="Times New Roman" w:hAnsi="Times New Roman" w:cs="Times New Roman"/>
@@ -17021,7 +16238,7 @@
           <w:sz w:val="26"/>
           <w:szCs w:val="26"/>
         </w:rPr>
-        <w:t>3</w:t>
+        <w:t>2</w:t>
       </w:r>
       <w:r>
         <w:rPr>
@@ -17032,7 +16249,6 @@
         </w:rPr>
         <w:fldChar w:fldCharType="end"/>
       </w:r>
-      <w:proofErr w:type="gramStart"/>
       <w:r>
         <w:rPr>
           <w:rFonts w:ascii="Times New Roman" w:hAnsi="Times New Roman" w:cs="Times New Roman"/>
@@ -17041,484 +16257,9 @@
           <w:szCs w:val="26"/>
           <w:lang w:val="vi-VN"/>
         </w:rPr>
-        <w:t>:Sơ</w:t>
-      </w:r>
-      <w:proofErr w:type="gramEnd"/>
-      <w:r>
-        <w:rPr>
-          <w:rFonts w:ascii="Times New Roman" w:hAnsi="Times New Roman" w:cs="Times New Roman"/>
-          <w:b/>
-          <w:sz w:val="26"/>
-          <w:szCs w:val="26"/>
-          <w:lang w:val="vi-VN"/>
-        </w:rPr>
-        <w:t xml:space="preserve"> đồ DFD cấp 1</w:t>
-      </w:r>
-      <w:bookmarkEnd w:id="129"/>
-    </w:p>
-    <w:p>
-      <w:pPr>
-        <w:tabs>
-          <w:tab w:val="left" w:pos="2772"/>
-        </w:tabs>
-        <w:spacing w:before="120" w:after="0" w:line="288" w:lineRule="auto"/>
-        <w:jc w:val="both"/>
-        <w:rPr>
-          <w:rFonts w:ascii="Times New Roman" w:eastAsia="Times New Roman" w:hAnsi="Times New Roman" w:cs="Times New Roman"/>
-          <w:sz w:val="26"/>
-          <w:szCs w:val="26"/>
-        </w:rPr>
-      </w:pPr>
-    </w:p>
-    <w:p>
-      <w:pPr>
-        <w:pStyle w:val="Heading3"/>
-      </w:pPr>
-      <w:bookmarkStart w:id="130" w:name="_Toc224670063"/>
-      <w:r>
-        <w:t>3.3.4 Luồng nghiệp vụ chi tiết</w:t>
-      </w:r>
-      <w:bookmarkEnd w:id="130"/>
-    </w:p>
-    <w:p>
-      <w:pPr>
-        <w:spacing w:before="120" w:after="0" w:line="288" w:lineRule="auto"/>
-        <w:ind w:firstLine="567"/>
-        <w:rPr>
-          <w:rFonts w:ascii="Times New Roman" w:hAnsi="Times New Roman" w:cs="Times New Roman"/>
-          <w:sz w:val="26"/>
-          <w:szCs w:val="26"/>
-        </w:rPr>
-      </w:pPr>
-      <w:r>
-        <w:rPr>
-          <w:rFonts w:ascii="Times New Roman" w:hAnsi="Times New Roman" w:cs="Times New Roman"/>
-          <w:sz w:val="26"/>
-          <w:szCs w:val="26"/>
-        </w:rPr>
-        <w:t xml:space="preserve">Quá trình đánh giá khoản vay qua AI diễn ra trơn tru </w:t>
-      </w:r>
-      <w:proofErr w:type="gramStart"/>
-      <w:r>
-        <w:rPr>
-          <w:rFonts w:ascii="Times New Roman" w:hAnsi="Times New Roman" w:cs="Times New Roman"/>
-          <w:sz w:val="26"/>
-          <w:szCs w:val="26"/>
-        </w:rPr>
-        <w:t>theo</w:t>
-      </w:r>
-      <w:proofErr w:type="gramEnd"/>
-      <w:r>
-        <w:rPr>
-          <w:rFonts w:ascii="Times New Roman" w:hAnsi="Times New Roman" w:cs="Times New Roman"/>
-          <w:sz w:val="26"/>
-          <w:szCs w:val="26"/>
-        </w:rPr>
-        <w:t xml:space="preserve"> luồng nghiệp vụ sau:</w:t>
-      </w:r>
-    </w:p>
-    <w:p>
-      <w:pPr>
-        <w:spacing w:before="120" w:after="0" w:line="288" w:lineRule="auto"/>
-        <w:ind w:firstLine="567"/>
-        <w:rPr>
-          <w:rFonts w:ascii="Times New Roman" w:hAnsi="Times New Roman" w:cs="Times New Roman"/>
-          <w:sz w:val="26"/>
-          <w:szCs w:val="26"/>
-        </w:rPr>
-      </w:pPr>
-      <w:r>
-        <w:rPr>
-          <w:rFonts w:ascii="Times New Roman" w:hAnsi="Times New Roman" w:cs="Times New Roman"/>
-          <w:sz w:val="26"/>
-          <w:szCs w:val="26"/>
-        </w:rPr>
-        <w:lastRenderedPageBreak/>
-        <w:t>1. Người dùng ấn nút "Đánh giá ngay" trên Frontend HTML.</w:t>
-      </w:r>
-    </w:p>
-    <w:p>
-      <w:pPr>
-        <w:spacing w:before="120" w:after="0" w:line="288" w:lineRule="auto"/>
-        <w:ind w:firstLine="567"/>
-        <w:rPr>
-          <w:rFonts w:ascii="Times New Roman" w:hAnsi="Times New Roman" w:cs="Times New Roman"/>
-          <w:sz w:val="26"/>
-          <w:szCs w:val="26"/>
-        </w:rPr>
-      </w:pPr>
-      <w:r>
-        <w:rPr>
-          <w:rFonts w:ascii="Times New Roman" w:hAnsi="Times New Roman" w:cs="Times New Roman"/>
-          <w:sz w:val="26"/>
-          <w:szCs w:val="26"/>
-        </w:rPr>
-        <w:t>2. JavaScript thu thập các thuộc tính Form, đóng gói thành đối tượng định dạng JSON và đẩy đi qua lệnh `</w:t>
-      </w:r>
-      <w:proofErr w:type="gramStart"/>
-      <w:r>
-        <w:rPr>
-          <w:rFonts w:ascii="Times New Roman" w:hAnsi="Times New Roman" w:cs="Times New Roman"/>
-          <w:sz w:val="26"/>
-          <w:szCs w:val="26"/>
-        </w:rPr>
-        <w:t>fetch(</w:t>
-      </w:r>
-      <w:proofErr w:type="gramEnd"/>
-      <w:r>
-        <w:rPr>
-          <w:rFonts w:ascii="Times New Roman" w:hAnsi="Times New Roman" w:cs="Times New Roman"/>
-          <w:sz w:val="26"/>
-          <w:szCs w:val="26"/>
-        </w:rPr>
-        <w:t>)` đến Route API `/api/predict` của FastAPI Backend.</w:t>
-      </w:r>
-    </w:p>
-    <w:p>
-      <w:pPr>
-        <w:spacing w:before="120" w:after="0" w:line="288" w:lineRule="auto"/>
-        <w:ind w:firstLine="567"/>
-        <w:rPr>
-          <w:rFonts w:ascii="Times New Roman" w:hAnsi="Times New Roman" w:cs="Times New Roman"/>
-          <w:sz w:val="26"/>
-          <w:szCs w:val="26"/>
-        </w:rPr>
-      </w:pPr>
-      <w:r>
-        <w:rPr>
-          <w:rFonts w:ascii="Times New Roman" w:hAnsi="Times New Roman" w:cs="Times New Roman"/>
-          <w:sz w:val="26"/>
-          <w:szCs w:val="26"/>
-        </w:rPr>
-        <w:t>3. Controller trong `app.py` tiếp nhận JSON, chuẩn hóa cấu trúc thành mốc DataFrame vạch sẵn.</w:t>
-      </w:r>
-    </w:p>
-    <w:p>
-      <w:pPr>
-        <w:spacing w:before="120" w:after="0" w:line="288" w:lineRule="auto"/>
-        <w:ind w:firstLine="567"/>
-        <w:rPr>
-          <w:rFonts w:ascii="Times New Roman" w:hAnsi="Times New Roman" w:cs="Times New Roman"/>
-          <w:sz w:val="26"/>
-          <w:szCs w:val="26"/>
-        </w:rPr>
-      </w:pPr>
-      <w:r>
-        <w:rPr>
-          <w:rFonts w:ascii="Times New Roman" w:hAnsi="Times New Roman" w:cs="Times New Roman"/>
-          <w:sz w:val="26"/>
-          <w:szCs w:val="26"/>
-        </w:rPr>
-        <w:t>4. Đẩy Vector dữ liệu vào hàm `</w:t>
-      </w:r>
-      <w:proofErr w:type="gramStart"/>
-      <w:r>
-        <w:rPr>
-          <w:rFonts w:ascii="Times New Roman" w:hAnsi="Times New Roman" w:cs="Times New Roman"/>
-          <w:sz w:val="26"/>
-          <w:szCs w:val="26"/>
-        </w:rPr>
-        <w:t>scaler.transform(</w:t>
-      </w:r>
-      <w:proofErr w:type="gramEnd"/>
-      <w:r>
-        <w:rPr>
-          <w:rFonts w:ascii="Times New Roman" w:hAnsi="Times New Roman" w:cs="Times New Roman"/>
-          <w:sz w:val="26"/>
-          <w:szCs w:val="26"/>
-        </w:rPr>
-        <w:t>)` (giống quá trình đã đào tạo).</w:t>
-      </w:r>
-    </w:p>
-    <w:p>
-      <w:pPr>
-        <w:spacing w:before="120" w:after="0" w:line="288" w:lineRule="auto"/>
-        <w:ind w:firstLine="567"/>
-        <w:rPr>
-          <w:rFonts w:ascii="Times New Roman" w:hAnsi="Times New Roman" w:cs="Times New Roman"/>
-          <w:sz w:val="26"/>
-          <w:szCs w:val="26"/>
-        </w:rPr>
-      </w:pPr>
-      <w:r>
-        <w:rPr>
-          <w:rFonts w:ascii="Times New Roman" w:hAnsi="Times New Roman" w:cs="Times New Roman"/>
-          <w:sz w:val="26"/>
-          <w:szCs w:val="26"/>
-        </w:rPr>
-        <w:t>5. Load Model `.pkl` và chạy phương thức `model.predict_</w:t>
-      </w:r>
-      <w:proofErr w:type="gramStart"/>
-      <w:r>
-        <w:rPr>
-          <w:rFonts w:ascii="Times New Roman" w:hAnsi="Times New Roman" w:cs="Times New Roman"/>
-          <w:sz w:val="26"/>
-          <w:szCs w:val="26"/>
-        </w:rPr>
-        <w:t>proba(</w:t>
-      </w:r>
-      <w:proofErr w:type="gramEnd"/>
-      <w:r>
-        <w:rPr>
-          <w:rFonts w:ascii="Times New Roman" w:hAnsi="Times New Roman" w:cs="Times New Roman"/>
-          <w:sz w:val="26"/>
-          <w:szCs w:val="26"/>
-        </w:rPr>
-        <w:t>)` để xuất ra xác suất % (ví dụ: 0.85).</w:t>
-      </w:r>
-    </w:p>
-    <w:p>
-      <w:pPr>
-        <w:spacing w:before="120" w:after="0" w:line="288" w:lineRule="auto"/>
-        <w:ind w:firstLine="567"/>
-        <w:rPr>
-          <w:rFonts w:ascii="Times New Roman" w:hAnsi="Times New Roman" w:cs="Times New Roman"/>
-          <w:sz w:val="26"/>
-          <w:szCs w:val="26"/>
-        </w:rPr>
-      </w:pPr>
-      <w:r>
-        <w:rPr>
-          <w:rFonts w:ascii="Times New Roman" w:hAnsi="Times New Roman" w:cs="Times New Roman"/>
-          <w:sz w:val="26"/>
-          <w:szCs w:val="26"/>
-        </w:rPr>
-        <w:t>6. Nếu $Xác\_suất \ge 0.5$, Module trả lại thông điệp JSON trạng thái `REJECT` (Rủi ro). Nếu nhỏ hơn 0.5 trả trạng thái `APPROVE`.</w:t>
-      </w:r>
-    </w:p>
-    <w:p>
-      <w:pPr>
-        <w:spacing w:before="120" w:after="0" w:line="288" w:lineRule="auto"/>
-        <w:ind w:firstLine="567"/>
-        <w:rPr>
-          <w:rFonts w:ascii="Times New Roman" w:hAnsi="Times New Roman" w:cs="Times New Roman"/>
-          <w:sz w:val="26"/>
-          <w:szCs w:val="26"/>
-        </w:rPr>
-      </w:pPr>
-      <w:r>
-        <w:rPr>
-          <w:rFonts w:ascii="Times New Roman" w:hAnsi="Times New Roman" w:cs="Times New Roman"/>
-          <w:sz w:val="26"/>
-          <w:szCs w:val="26"/>
-        </w:rPr>
-        <w:t>7. Đoạn code Controller thực hiện lệnh `INSERT INTO` ghi vào DB SQL Server, sau đó hoàn trả kết quả phản hồi về trình duyệt. Hiệu ứng JS hiển thị thông báo.</w:t>
-      </w:r>
-    </w:p>
-    <w:p>
-      <w:pPr>
-        <w:pStyle w:val="Heading2"/>
-        <w:rPr>
-          <w:rFonts w:eastAsia="Times New Roman"/>
-        </w:rPr>
-      </w:pPr>
-      <w:bookmarkStart w:id="131" w:name="_Toc224552045"/>
-      <w:bookmarkStart w:id="132" w:name="_Toc224670064"/>
-      <w:r>
-        <w:rPr>
-          <w:rFonts w:eastAsia="Times New Roman"/>
-        </w:rPr>
-        <w:t>3.4 Thiết kế cơ sở dữ liệu (Database Design)</w:t>
-      </w:r>
-      <w:bookmarkEnd w:id="131"/>
-      <w:bookmarkEnd w:id="132"/>
-    </w:p>
-    <w:p>
-      <w:pPr>
-        <w:pStyle w:val="Heading3"/>
-        <w:spacing w:before="120" w:line="288" w:lineRule="auto"/>
-      </w:pPr>
-      <w:bookmarkStart w:id="133" w:name="_Toc224552046"/>
-      <w:bookmarkStart w:id="134" w:name="_Toc224670065"/>
-      <w:r>
-        <w:t>3.4.1 Sơ đồ thực thể liên kết (Entity-Relationship Diagram)</w:t>
-      </w:r>
-      <w:bookmarkEnd w:id="133"/>
-      <w:bookmarkEnd w:id="134"/>
-    </w:p>
-    <w:p>
-      <w:pPr>
-        <w:tabs>
-          <w:tab w:val="left" w:pos="2772"/>
-        </w:tabs>
-        <w:spacing w:before="120" w:after="0" w:line="288" w:lineRule="auto"/>
-        <w:ind w:firstLine="567"/>
-        <w:jc w:val="both"/>
-        <w:rPr>
-          <w:rFonts w:ascii="Times New Roman" w:eastAsia="Times New Roman" w:hAnsi="Times New Roman" w:cs="Times New Roman"/>
-          <w:sz w:val="26"/>
-          <w:szCs w:val="26"/>
-        </w:rPr>
-      </w:pPr>
-      <w:r>
-        <w:rPr>
-          <w:rFonts w:ascii="Times New Roman" w:eastAsia="Times New Roman" w:hAnsi="Times New Roman" w:cs="Times New Roman"/>
-          <w:sz w:val="26"/>
-          <w:szCs w:val="26"/>
-        </w:rPr>
-        <w:t>Hệ</w:t>
-      </w:r>
-      <w:r>
-        <w:rPr>
-          <w:rFonts w:ascii="Times New Roman" w:eastAsia="Times New Roman" w:hAnsi="Times New Roman" w:cs="Times New Roman"/>
-          <w:sz w:val="26"/>
-          <w:szCs w:val="26"/>
-        </w:rPr>
-        <w:t xml:space="preserve"> cơ sở dữ liệu sử dụng mô hình thiết kế tối ưu, bao gồm 3 Thực thể (Entity) chính:</w:t>
-      </w:r>
-    </w:p>
-    <w:p>
-      <w:pPr>
-        <w:tabs>
-          <w:tab w:val="left" w:pos="2772"/>
-        </w:tabs>
-        <w:spacing w:before="120" w:after="0" w:line="288" w:lineRule="auto"/>
-        <w:ind w:firstLine="567"/>
-        <w:jc w:val="both"/>
-        <w:rPr>
-          <w:rFonts w:ascii="Times New Roman" w:eastAsia="Times New Roman" w:hAnsi="Times New Roman" w:cs="Times New Roman"/>
-          <w:sz w:val="26"/>
-          <w:szCs w:val="26"/>
-        </w:rPr>
-      </w:pPr>
-      <w:r>
-        <w:rPr>
-          <w:rFonts w:ascii="Times New Roman" w:eastAsia="Times New Roman" w:hAnsi="Times New Roman" w:cs="Times New Roman"/>
-          <w:sz w:val="26"/>
-          <w:szCs w:val="26"/>
-        </w:rPr>
-        <w:t>- Thực thể USERS (Nhân viên): Lưu trữ định danh quản trị tài khoản, bảo mật.</w:t>
-      </w:r>
-    </w:p>
-    <w:p>
-      <w:pPr>
-        <w:tabs>
-          <w:tab w:val="left" w:pos="2772"/>
-        </w:tabs>
-        <w:spacing w:before="120" w:after="0" w:line="288" w:lineRule="auto"/>
-        <w:ind w:firstLine="567"/>
-        <w:jc w:val="both"/>
-        <w:rPr>
-          <w:rFonts w:ascii="Times New Roman" w:eastAsia="Times New Roman" w:hAnsi="Times New Roman" w:cs="Times New Roman"/>
-          <w:sz w:val="26"/>
-          <w:szCs w:val="26"/>
-        </w:rPr>
-      </w:pPr>
-      <w:r>
-        <w:rPr>
-          <w:rFonts w:ascii="Times New Roman" w:eastAsia="Times New Roman" w:hAnsi="Times New Roman" w:cs="Times New Roman"/>
-          <w:sz w:val="26"/>
-          <w:szCs w:val="26"/>
-        </w:rPr>
-        <w:t>- Thực thể CLIENTS (Khách hàng cũ): Dữ liệu mẫu hồ sơ quá khứ trên hệ thống ngân hàng nhà nước.</w:t>
-      </w:r>
-    </w:p>
-    <w:p>
-      <w:pPr>
-        <w:tabs>
-          <w:tab w:val="left" w:pos="2772"/>
-        </w:tabs>
-        <w:spacing w:before="120" w:after="0" w:line="288" w:lineRule="auto"/>
-        <w:ind w:firstLine="567"/>
-        <w:jc w:val="both"/>
-        <w:rPr>
-          <w:rFonts w:ascii="Times New Roman" w:eastAsia="Times New Roman" w:hAnsi="Times New Roman" w:cs="Times New Roman"/>
-          <w:sz w:val="26"/>
-          <w:szCs w:val="26"/>
-        </w:rPr>
-      </w:pPr>
-      <w:r>
-        <w:rPr>
-          <w:rFonts w:ascii="Times New Roman" w:eastAsia="Times New Roman" w:hAnsi="Times New Roman" w:cs="Times New Roman"/>
-          <w:sz w:val="26"/>
-          <w:szCs w:val="26"/>
-        </w:rPr>
-        <w:t>- Thực thể PREDICTION_HISTORY (Lịch sử dự đoán): Lưu biên lai thông số của người cần thẩm định và kết luận máy đã phán quyết.</w:t>
-      </w:r>
-    </w:p>
-    <w:p>
-      <w:pPr>
-        <w:tabs>
-          <w:tab w:val="left" w:pos="2772"/>
-        </w:tabs>
-        <w:spacing w:before="120" w:after="0" w:line="288" w:lineRule="auto"/>
-        <w:ind w:firstLine="567"/>
-        <w:jc w:val="both"/>
-        <w:rPr>
-          <w:rFonts w:ascii="Times New Roman" w:eastAsia="Times New Roman" w:hAnsi="Times New Roman" w:cs="Times New Roman"/>
-          <w:sz w:val="26"/>
-          <w:szCs w:val="26"/>
-        </w:rPr>
-      </w:pPr>
-    </w:p>
-    <w:p>
-      <w:pPr>
-        <w:tabs>
-          <w:tab w:val="left" w:pos="2772"/>
-        </w:tabs>
-        <w:spacing w:before="120" w:after="0" w:line="288" w:lineRule="auto"/>
-        <w:ind w:firstLine="567"/>
-        <w:jc w:val="both"/>
-        <w:rPr>
-          <w:rFonts w:ascii="Times New Roman" w:eastAsia="Times New Roman" w:hAnsi="Times New Roman" w:cs="Times New Roman"/>
-          <w:sz w:val="26"/>
-          <w:szCs w:val="26"/>
-        </w:rPr>
-      </w:pPr>
-      <w:r>
-        <w:rPr>
-          <w:rFonts w:ascii="Times New Roman" w:eastAsia="Times New Roman" w:hAnsi="Times New Roman" w:cs="Times New Roman"/>
-          <w:sz w:val="26"/>
-          <w:szCs w:val="26"/>
-        </w:rPr>
-        <w:t>Mối liên kết giữa các bảng được xác lập qua Relational 1:N. Cụ thể:</w:t>
-      </w:r>
-    </w:p>
-    <w:p>
-      <w:pPr>
-        <w:tabs>
-          <w:tab w:val="left" w:pos="2772"/>
-        </w:tabs>
-        <w:spacing w:before="120" w:after="0" w:line="288" w:lineRule="auto"/>
-        <w:ind w:firstLine="567"/>
-        <w:jc w:val="both"/>
-        <w:rPr>
-          <w:rFonts w:ascii="Times New Roman" w:eastAsia="Times New Roman" w:hAnsi="Times New Roman" w:cs="Times New Roman"/>
-          <w:sz w:val="26"/>
-          <w:szCs w:val="26"/>
-        </w:rPr>
-      </w:pPr>
-      <w:r>
-        <w:rPr>
-          <w:rFonts w:ascii="Times New Roman" w:eastAsia="Times New Roman" w:hAnsi="Times New Roman" w:cs="Times New Roman"/>
-          <w:sz w:val="26"/>
-          <w:szCs w:val="26"/>
-        </w:rPr>
-        <w:t>- 1 Người dùng nhân viên (USERS) có thể thực hiện hàng ngàn Thẩm định. Khóa ngoại `user_id` trong `PredictionHistory` tham chiếu tới `Users.id`.</w:t>
-      </w:r>
-    </w:p>
-    <w:p>
-      <w:pPr>
-        <w:tabs>
-          <w:tab w:val="left" w:pos="2772"/>
-        </w:tabs>
-        <w:spacing w:before="120" w:after="0" w:line="288" w:lineRule="auto"/>
-        <w:ind w:firstLine="567"/>
-        <w:jc w:val="both"/>
-        <w:rPr>
-          <w:rFonts w:ascii="Times New Roman" w:eastAsia="Times New Roman" w:hAnsi="Times New Roman" w:cs="Times New Roman"/>
-          <w:sz w:val="26"/>
-          <w:szCs w:val="26"/>
-        </w:rPr>
-      </w:pPr>
-      <w:r>
-        <w:rPr>
-          <w:rFonts w:ascii="Times New Roman" w:eastAsia="Times New Roman" w:hAnsi="Times New Roman" w:cs="Times New Roman"/>
-          <w:sz w:val="26"/>
-          <w:szCs w:val="26"/>
-        </w:rPr>
-        <w:t>- 1 Dữ liệu Khách hàng rễ (CLIENTS) có thể được tham chiếu lại nhiều lần. Khóa ngoại `sk_id_curr` trong `PredictionHistory` tham chiếu cứng tới `Clients.SK_ID_CURR`.</w:t>
-      </w:r>
+        <w:t>: Sơ đồ DFD cấp 0 (Ngữ cảnh)</w:t>
+      </w:r>
+      <w:bookmarkEnd w:id="127"/>
     </w:p>
     <w:p>
       <w:pPr>
@@ -17530,6 +16271,39 @@
         <w:ind w:firstLine="567"/>
         <w:jc w:val="both"/>
       </w:pPr>
+    </w:p>
+    <w:p>
+      <w:pPr>
+        <w:tabs>
+          <w:tab w:val="left" w:pos="2772"/>
+        </w:tabs>
+        <w:spacing w:before="120" w:after="0" w:line="288" w:lineRule="auto"/>
+        <w:ind w:firstLine="567"/>
+        <w:jc w:val="both"/>
+        <w:rPr>
+          <w:rFonts w:ascii="Times New Roman" w:eastAsia="Times New Roman" w:hAnsi="Times New Roman" w:cs="Times New Roman"/>
+          <w:sz w:val="26"/>
+          <w:szCs w:val="26"/>
+        </w:rPr>
+      </w:pPr>
+      <w:r>
+        <w:rPr>
+          <w:rFonts w:ascii="Times New Roman" w:eastAsia="Times New Roman" w:hAnsi="Times New Roman" w:cs="Times New Roman"/>
+          <w:sz w:val="26"/>
+          <w:szCs w:val="26"/>
+        </w:rPr>
+        <w:t>2. DFD Cấp 1 (Functional Decomposition):</w:t>
+      </w:r>
+    </w:p>
+    <w:p>
+      <w:pPr>
+        <w:keepNext/>
+        <w:tabs>
+          <w:tab w:val="left" w:pos="2772"/>
+        </w:tabs>
+        <w:spacing w:before="120" w:after="0" w:line="288" w:lineRule="auto"/>
+        <w:jc w:val="both"/>
+      </w:pPr>
       <w:r>
         <w:rPr>
           <w:rFonts w:ascii="Times New Roman" w:eastAsia="Times New Roman" w:hAnsi="Times New Roman" w:cs="Times New Roman"/>
@@ -17537,12 +16311,11 @@
           <w:sz w:val="26"/>
           <w:szCs w:val="26"/>
         </w:rPr>
-        <w:lastRenderedPageBreak/>
         <w:drawing>
-          <wp:inline distT="0" distB="0" distL="0" distR="0" wp14:anchorId="566C5F4D" wp14:editId="169102EA">
-            <wp:extent cx="5638800" cy="4175125"/>
-            <wp:effectExtent l="0" t="0" r="0" b="0"/>
-            <wp:docPr id="2" name="Picture 2"/>
+          <wp:inline distT="0" distB="0" distL="0" distR="0" wp14:anchorId="53410FF0" wp14:editId="020D47ED">
+            <wp:extent cx="5943600" cy="3688080"/>
+            <wp:effectExtent l="0" t="0" r="0" b="7620"/>
+            <wp:docPr id="3" name="Picture 3"/>
             <wp:cNvGraphicFramePr>
               <a:graphicFrameLocks xmlns:a="http://schemas.openxmlformats.org/drawingml/2006/main" noChangeAspect="1"/>
             </wp:cNvGraphicFramePr>
@@ -17562,6 +16335,616 @@
                   <pic:spPr>
                     <a:xfrm>
                       <a:off x="0" y="0"/>
+                      <a:ext cx="5943600" cy="3688080"/>
+                    </a:xfrm>
+                    <a:prstGeom prst="rect">
+                      <a:avLst/>
+                    </a:prstGeom>
+                  </pic:spPr>
+                </pic:pic>
+              </a:graphicData>
+            </a:graphic>
+          </wp:inline>
+        </w:drawing>
+      </w:r>
+    </w:p>
+    <w:p>
+      <w:pPr>
+        <w:pStyle w:val="Caption"/>
+        <w:jc w:val="center"/>
+        <w:rPr>
+          <w:rFonts w:ascii="Times New Roman" w:eastAsia="Times New Roman" w:hAnsi="Times New Roman" w:cs="Times New Roman"/>
+          <w:b/>
+          <w:sz w:val="26"/>
+          <w:szCs w:val="26"/>
+        </w:rPr>
+      </w:pPr>
+      <w:bookmarkStart w:id="128" w:name="_Toc224672404"/>
+      <w:r>
+        <w:rPr>
+          <w:rFonts w:ascii="Times New Roman" w:hAnsi="Times New Roman" w:cs="Times New Roman"/>
+          <w:b/>
+          <w:sz w:val="26"/>
+          <w:szCs w:val="26"/>
+        </w:rPr>
+        <w:t xml:space="preserve">Hình </w:t>
+      </w:r>
+      <w:r>
+        <w:rPr>
+          <w:rFonts w:ascii="Times New Roman" w:hAnsi="Times New Roman" w:cs="Times New Roman"/>
+          <w:b/>
+          <w:sz w:val="26"/>
+          <w:szCs w:val="26"/>
+        </w:rPr>
+        <w:fldChar w:fldCharType="begin"/>
+      </w:r>
+      <w:r>
+        <w:rPr>
+          <w:rFonts w:ascii="Times New Roman" w:hAnsi="Times New Roman" w:cs="Times New Roman"/>
+          <w:b/>
+          <w:sz w:val="26"/>
+          <w:szCs w:val="26"/>
+        </w:rPr>
+        <w:instrText xml:space="preserve"> SEQ Hình \* ARABIC </w:instrText>
+      </w:r>
+      <w:r>
+        <w:rPr>
+          <w:rFonts w:ascii="Times New Roman" w:hAnsi="Times New Roman" w:cs="Times New Roman"/>
+          <w:b/>
+          <w:sz w:val="26"/>
+          <w:szCs w:val="26"/>
+        </w:rPr>
+        <w:fldChar w:fldCharType="separate"/>
+      </w:r>
+      <w:r>
+        <w:rPr>
+          <w:rFonts w:ascii="Times New Roman" w:hAnsi="Times New Roman" w:cs="Times New Roman"/>
+          <w:b/>
+          <w:noProof/>
+          <w:sz w:val="26"/>
+          <w:szCs w:val="26"/>
+        </w:rPr>
+        <w:t>3</w:t>
+      </w:r>
+      <w:r>
+        <w:rPr>
+          <w:rFonts w:ascii="Times New Roman" w:hAnsi="Times New Roman" w:cs="Times New Roman"/>
+          <w:b/>
+          <w:sz w:val="26"/>
+          <w:szCs w:val="26"/>
+        </w:rPr>
+        <w:fldChar w:fldCharType="end"/>
+      </w:r>
+      <w:proofErr w:type="gramStart"/>
+      <w:r>
+        <w:rPr>
+          <w:rFonts w:ascii="Times New Roman" w:hAnsi="Times New Roman" w:cs="Times New Roman"/>
+          <w:b/>
+          <w:sz w:val="26"/>
+          <w:szCs w:val="26"/>
+          <w:lang w:val="vi-VN"/>
+        </w:rPr>
+        <w:t>:Sơ</w:t>
+      </w:r>
+      <w:proofErr w:type="gramEnd"/>
+      <w:r>
+        <w:rPr>
+          <w:rFonts w:ascii="Times New Roman" w:hAnsi="Times New Roman" w:cs="Times New Roman"/>
+          <w:b/>
+          <w:sz w:val="26"/>
+          <w:szCs w:val="26"/>
+          <w:lang w:val="vi-VN"/>
+        </w:rPr>
+        <w:t xml:space="preserve"> đồ DFD cấp 1</w:t>
+      </w:r>
+      <w:bookmarkEnd w:id="128"/>
+    </w:p>
+    <w:p>
+      <w:pPr>
+        <w:tabs>
+          <w:tab w:val="left" w:pos="2772"/>
+        </w:tabs>
+        <w:spacing w:before="120" w:after="0" w:line="288" w:lineRule="auto"/>
+        <w:jc w:val="both"/>
+        <w:rPr>
+          <w:rFonts w:ascii="Times New Roman" w:eastAsia="Times New Roman" w:hAnsi="Times New Roman" w:cs="Times New Roman"/>
+          <w:sz w:val="26"/>
+          <w:szCs w:val="26"/>
+        </w:rPr>
+      </w:pPr>
+    </w:p>
+    <w:p>
+      <w:pPr>
+        <w:pStyle w:val="Heading3"/>
+      </w:pPr>
+      <w:bookmarkStart w:id="129" w:name="_Toc224670063"/>
+      <w:r>
+        <w:t>3.3.4 Luồng nghiệp vụ chi tiết</w:t>
+      </w:r>
+      <w:bookmarkEnd w:id="129"/>
+    </w:p>
+    <w:p>
+      <w:pPr>
+        <w:spacing w:before="120" w:after="0" w:line="288" w:lineRule="auto"/>
+        <w:ind w:firstLine="567"/>
+        <w:rPr>
+          <w:rFonts w:ascii="Times New Roman" w:hAnsi="Times New Roman" w:cs="Times New Roman"/>
+          <w:sz w:val="26"/>
+          <w:szCs w:val="26"/>
+        </w:rPr>
+      </w:pPr>
+      <w:r>
+        <w:rPr>
+          <w:rFonts w:ascii="Times New Roman" w:hAnsi="Times New Roman" w:cs="Times New Roman"/>
+          <w:sz w:val="26"/>
+          <w:szCs w:val="26"/>
+        </w:rPr>
+        <w:t xml:space="preserve">Quá trình đánh giá khoản vay qua AI diễn ra trơn tru </w:t>
+      </w:r>
+      <w:proofErr w:type="gramStart"/>
+      <w:r>
+        <w:rPr>
+          <w:rFonts w:ascii="Times New Roman" w:hAnsi="Times New Roman" w:cs="Times New Roman"/>
+          <w:sz w:val="26"/>
+          <w:szCs w:val="26"/>
+        </w:rPr>
+        <w:t>theo</w:t>
+      </w:r>
+      <w:proofErr w:type="gramEnd"/>
+      <w:r>
+        <w:rPr>
+          <w:rFonts w:ascii="Times New Roman" w:hAnsi="Times New Roman" w:cs="Times New Roman"/>
+          <w:sz w:val="26"/>
+          <w:szCs w:val="26"/>
+        </w:rPr>
+        <w:t xml:space="preserve"> luồng nghiệp vụ sau:</w:t>
+      </w:r>
+    </w:p>
+    <w:p>
+      <w:pPr>
+        <w:spacing w:before="120" w:after="0" w:line="288" w:lineRule="auto"/>
+        <w:ind w:firstLine="567"/>
+        <w:rPr>
+          <w:rFonts w:ascii="Times New Roman" w:hAnsi="Times New Roman" w:cs="Times New Roman"/>
+          <w:sz w:val="26"/>
+          <w:szCs w:val="26"/>
+        </w:rPr>
+      </w:pPr>
+      <w:r>
+        <w:rPr>
+          <w:rFonts w:ascii="Times New Roman" w:hAnsi="Times New Roman" w:cs="Times New Roman"/>
+          <w:sz w:val="26"/>
+          <w:szCs w:val="26"/>
+        </w:rPr>
+        <w:lastRenderedPageBreak/>
+        <w:t>1. Người dùng ấn nút "Đánh giá ngay" trên Frontend HTML.</w:t>
+      </w:r>
+    </w:p>
+    <w:p>
+      <w:pPr>
+        <w:spacing w:before="120" w:after="0" w:line="288" w:lineRule="auto"/>
+        <w:ind w:firstLine="567"/>
+        <w:rPr>
+          <w:rFonts w:ascii="Times New Roman" w:hAnsi="Times New Roman" w:cs="Times New Roman"/>
+          <w:sz w:val="26"/>
+          <w:szCs w:val="26"/>
+        </w:rPr>
+      </w:pPr>
+      <w:r>
+        <w:rPr>
+          <w:rFonts w:ascii="Times New Roman" w:hAnsi="Times New Roman" w:cs="Times New Roman"/>
+          <w:sz w:val="26"/>
+          <w:szCs w:val="26"/>
+        </w:rPr>
+        <w:t>2. JavaScript thu thập các thuộc tính Form, đóng gói thành đối tượng định dạng JSON và đẩy đi qua lệnh `</w:t>
+      </w:r>
+      <w:proofErr w:type="gramStart"/>
+      <w:r>
+        <w:rPr>
+          <w:rFonts w:ascii="Times New Roman" w:hAnsi="Times New Roman" w:cs="Times New Roman"/>
+          <w:sz w:val="26"/>
+          <w:szCs w:val="26"/>
+        </w:rPr>
+        <w:t>fetch(</w:t>
+      </w:r>
+      <w:proofErr w:type="gramEnd"/>
+      <w:r>
+        <w:rPr>
+          <w:rFonts w:ascii="Times New Roman" w:hAnsi="Times New Roman" w:cs="Times New Roman"/>
+          <w:sz w:val="26"/>
+          <w:szCs w:val="26"/>
+        </w:rPr>
+        <w:t>)` đến Route API `/api/predict` của FastAPI Backend.</w:t>
+      </w:r>
+    </w:p>
+    <w:p>
+      <w:pPr>
+        <w:spacing w:before="120" w:after="0" w:line="288" w:lineRule="auto"/>
+        <w:ind w:firstLine="567"/>
+        <w:rPr>
+          <w:rFonts w:ascii="Times New Roman" w:hAnsi="Times New Roman" w:cs="Times New Roman"/>
+          <w:sz w:val="26"/>
+          <w:szCs w:val="26"/>
+        </w:rPr>
+      </w:pPr>
+      <w:r>
+        <w:rPr>
+          <w:rFonts w:ascii="Times New Roman" w:hAnsi="Times New Roman" w:cs="Times New Roman"/>
+          <w:sz w:val="26"/>
+          <w:szCs w:val="26"/>
+        </w:rPr>
+        <w:t>3. Controller trong `app.py` tiếp nhận JSON, chuẩn hóa cấu trúc thành mốc DataFrame vạch sẵn.</w:t>
+      </w:r>
+    </w:p>
+    <w:p>
+      <w:pPr>
+        <w:spacing w:before="120" w:after="0" w:line="288" w:lineRule="auto"/>
+        <w:ind w:firstLine="567"/>
+        <w:rPr>
+          <w:rFonts w:ascii="Times New Roman" w:hAnsi="Times New Roman" w:cs="Times New Roman"/>
+          <w:sz w:val="26"/>
+          <w:szCs w:val="26"/>
+        </w:rPr>
+      </w:pPr>
+      <w:r>
+        <w:rPr>
+          <w:rFonts w:ascii="Times New Roman" w:hAnsi="Times New Roman" w:cs="Times New Roman"/>
+          <w:sz w:val="26"/>
+          <w:szCs w:val="26"/>
+        </w:rPr>
+        <w:t>4. Đẩy Vector dữ liệu vào hàm `</w:t>
+      </w:r>
+      <w:proofErr w:type="gramStart"/>
+      <w:r>
+        <w:rPr>
+          <w:rFonts w:ascii="Times New Roman" w:hAnsi="Times New Roman" w:cs="Times New Roman"/>
+          <w:sz w:val="26"/>
+          <w:szCs w:val="26"/>
+        </w:rPr>
+        <w:t>scaler.transform(</w:t>
+      </w:r>
+      <w:proofErr w:type="gramEnd"/>
+      <w:r>
+        <w:rPr>
+          <w:rFonts w:ascii="Times New Roman" w:hAnsi="Times New Roman" w:cs="Times New Roman"/>
+          <w:sz w:val="26"/>
+          <w:szCs w:val="26"/>
+        </w:rPr>
+        <w:t>)` (giống quá trình đã đào tạo).</w:t>
+      </w:r>
+    </w:p>
+    <w:p>
+      <w:pPr>
+        <w:spacing w:before="120" w:after="0" w:line="288" w:lineRule="auto"/>
+        <w:ind w:firstLine="567"/>
+        <w:rPr>
+          <w:rFonts w:ascii="Times New Roman" w:hAnsi="Times New Roman" w:cs="Times New Roman"/>
+          <w:sz w:val="26"/>
+          <w:szCs w:val="26"/>
+        </w:rPr>
+      </w:pPr>
+      <w:r>
+        <w:rPr>
+          <w:rFonts w:ascii="Times New Roman" w:hAnsi="Times New Roman" w:cs="Times New Roman"/>
+          <w:sz w:val="26"/>
+          <w:szCs w:val="26"/>
+        </w:rPr>
+        <w:t>5. Load Model `.pkl` và chạy phương thức `model.predict_</w:t>
+      </w:r>
+      <w:proofErr w:type="gramStart"/>
+      <w:r>
+        <w:rPr>
+          <w:rFonts w:ascii="Times New Roman" w:hAnsi="Times New Roman" w:cs="Times New Roman"/>
+          <w:sz w:val="26"/>
+          <w:szCs w:val="26"/>
+        </w:rPr>
+        <w:t>proba(</w:t>
+      </w:r>
+      <w:proofErr w:type="gramEnd"/>
+      <w:r>
+        <w:rPr>
+          <w:rFonts w:ascii="Times New Roman" w:hAnsi="Times New Roman" w:cs="Times New Roman"/>
+          <w:sz w:val="26"/>
+          <w:szCs w:val="26"/>
+        </w:rPr>
+        <w:t>)` để xuất ra xác suất % (ví dụ: 0.85).</w:t>
+      </w:r>
+    </w:p>
+    <w:p>
+      <w:pPr>
+        <w:spacing w:before="120" w:after="0" w:line="288" w:lineRule="auto"/>
+        <w:ind w:firstLine="567"/>
+        <w:rPr>
+          <w:rFonts w:ascii="Times New Roman" w:hAnsi="Times New Roman" w:cs="Times New Roman"/>
+          <w:sz w:val="26"/>
+          <w:szCs w:val="26"/>
+        </w:rPr>
+      </w:pPr>
+      <w:r>
+        <w:rPr>
+          <w:rFonts w:ascii="Times New Roman" w:hAnsi="Times New Roman" w:cs="Times New Roman"/>
+          <w:sz w:val="26"/>
+          <w:szCs w:val="26"/>
+        </w:rPr>
+        <w:t>6. Nếu $Xác\_suất \ge 0.5$, Module trả lại thông điệp JSON trạng thái `REJECT` (Rủi ro). Nếu nhỏ hơn 0.5 trả trạng thái `APPROVE`.</w:t>
+      </w:r>
+    </w:p>
+    <w:p>
+      <w:pPr>
+        <w:spacing w:before="120" w:after="0" w:line="288" w:lineRule="auto"/>
+        <w:ind w:firstLine="567"/>
+        <w:rPr>
+          <w:rFonts w:ascii="Times New Roman" w:hAnsi="Times New Roman" w:cs="Times New Roman"/>
+          <w:sz w:val="26"/>
+          <w:szCs w:val="26"/>
+        </w:rPr>
+      </w:pPr>
+      <w:r>
+        <w:rPr>
+          <w:rFonts w:ascii="Times New Roman" w:hAnsi="Times New Roman" w:cs="Times New Roman"/>
+          <w:sz w:val="26"/>
+          <w:szCs w:val="26"/>
+        </w:rPr>
+        <w:t>7. Đoạn code Controller thực hiện lệnh `INSERT INTO` ghi vào DB SQL Server, sau đó hoàn trả kết quả phản hồi về trình duyệt. Hiệu ứng JS hiển thị thông báo.</w:t>
+      </w:r>
+    </w:p>
+    <w:p>
+      <w:pPr>
+        <w:pStyle w:val="Heading2"/>
+        <w:rPr>
+          <w:rFonts w:eastAsia="Times New Roman"/>
+        </w:rPr>
+      </w:pPr>
+      <w:bookmarkStart w:id="130" w:name="_Toc224552045"/>
+      <w:bookmarkStart w:id="131" w:name="_Toc224670064"/>
+      <w:r>
+        <w:rPr>
+          <w:rFonts w:eastAsia="Times New Roman"/>
+        </w:rPr>
+        <w:t>3.4 Thiết kế cơ sở dữ liệu (Database Design)</w:t>
+      </w:r>
+      <w:bookmarkEnd w:id="130"/>
+      <w:bookmarkEnd w:id="131"/>
+    </w:p>
+    <w:p>
+      <w:pPr>
+        <w:pStyle w:val="Heading3"/>
+        <w:spacing w:before="120" w:line="288" w:lineRule="auto"/>
+      </w:pPr>
+      <w:bookmarkStart w:id="132" w:name="_Toc224552046"/>
+      <w:bookmarkStart w:id="133" w:name="_Toc224670065"/>
+      <w:r>
+        <w:t>3.4.1 Sơ đồ thực thể liên kết (Entity-Relationship Diagram)</w:t>
+      </w:r>
+      <w:bookmarkEnd w:id="132"/>
+      <w:bookmarkEnd w:id="133"/>
+    </w:p>
+    <w:p>
+      <w:pPr>
+        <w:tabs>
+          <w:tab w:val="left" w:pos="2772"/>
+        </w:tabs>
+        <w:spacing w:before="120" w:after="0" w:line="288" w:lineRule="auto"/>
+        <w:ind w:firstLine="567"/>
+        <w:jc w:val="both"/>
+        <w:rPr>
+          <w:rFonts w:ascii="Times New Roman" w:eastAsia="Times New Roman" w:hAnsi="Times New Roman" w:cs="Times New Roman"/>
+          <w:sz w:val="26"/>
+          <w:szCs w:val="26"/>
+        </w:rPr>
+      </w:pPr>
+      <w:r>
+        <w:rPr>
+          <w:rFonts w:ascii="Times New Roman" w:eastAsia="Times New Roman" w:hAnsi="Times New Roman" w:cs="Times New Roman"/>
+          <w:sz w:val="26"/>
+          <w:szCs w:val="26"/>
+        </w:rPr>
+        <w:t>Hệ</w:t>
+      </w:r>
+      <w:r>
+        <w:rPr>
+          <w:rFonts w:ascii="Times New Roman" w:eastAsia="Times New Roman" w:hAnsi="Times New Roman" w:cs="Times New Roman"/>
+          <w:sz w:val="26"/>
+          <w:szCs w:val="26"/>
+        </w:rPr>
+        <w:t xml:space="preserve"> cơ sở dữ liệu sử dụng mô hình thiết kế tối ưu, bao gồm 3 Thực thể (Entity) chính:</w:t>
+      </w:r>
+    </w:p>
+    <w:p>
+      <w:pPr>
+        <w:tabs>
+          <w:tab w:val="left" w:pos="2772"/>
+        </w:tabs>
+        <w:spacing w:before="120" w:after="0" w:line="288" w:lineRule="auto"/>
+        <w:ind w:firstLine="567"/>
+        <w:jc w:val="both"/>
+        <w:rPr>
+          <w:rFonts w:ascii="Times New Roman" w:eastAsia="Times New Roman" w:hAnsi="Times New Roman" w:cs="Times New Roman"/>
+          <w:sz w:val="26"/>
+          <w:szCs w:val="26"/>
+        </w:rPr>
+      </w:pPr>
+      <w:r>
+        <w:rPr>
+          <w:rFonts w:ascii="Times New Roman" w:eastAsia="Times New Roman" w:hAnsi="Times New Roman" w:cs="Times New Roman"/>
+          <w:sz w:val="26"/>
+          <w:szCs w:val="26"/>
+        </w:rPr>
+        <w:t>- Thực thể USERS (Nhân viên): Lưu trữ định danh quản trị tài khoản, bảo mật.</w:t>
+      </w:r>
+    </w:p>
+    <w:p>
+      <w:pPr>
+        <w:tabs>
+          <w:tab w:val="left" w:pos="2772"/>
+        </w:tabs>
+        <w:spacing w:before="120" w:after="0" w:line="288" w:lineRule="auto"/>
+        <w:ind w:firstLine="567"/>
+        <w:jc w:val="both"/>
+        <w:rPr>
+          <w:rFonts w:ascii="Times New Roman" w:eastAsia="Times New Roman" w:hAnsi="Times New Roman" w:cs="Times New Roman"/>
+          <w:sz w:val="26"/>
+          <w:szCs w:val="26"/>
+        </w:rPr>
+      </w:pPr>
+      <w:r>
+        <w:rPr>
+          <w:rFonts w:ascii="Times New Roman" w:eastAsia="Times New Roman" w:hAnsi="Times New Roman" w:cs="Times New Roman"/>
+          <w:sz w:val="26"/>
+          <w:szCs w:val="26"/>
+        </w:rPr>
+        <w:t>- Thực thể CLIENTS (Khách hàng cũ): Dữ liệu mẫu hồ sơ quá khứ trên hệ thống ngân hàng nhà nước.</w:t>
+      </w:r>
+    </w:p>
+    <w:p>
+      <w:pPr>
+        <w:tabs>
+          <w:tab w:val="left" w:pos="2772"/>
+        </w:tabs>
+        <w:spacing w:before="120" w:after="0" w:line="288" w:lineRule="auto"/>
+        <w:ind w:firstLine="567"/>
+        <w:jc w:val="both"/>
+        <w:rPr>
+          <w:rFonts w:ascii="Times New Roman" w:eastAsia="Times New Roman" w:hAnsi="Times New Roman" w:cs="Times New Roman"/>
+          <w:sz w:val="26"/>
+          <w:szCs w:val="26"/>
+        </w:rPr>
+      </w:pPr>
+      <w:r>
+        <w:rPr>
+          <w:rFonts w:ascii="Times New Roman" w:eastAsia="Times New Roman" w:hAnsi="Times New Roman" w:cs="Times New Roman"/>
+          <w:sz w:val="26"/>
+          <w:szCs w:val="26"/>
+        </w:rPr>
+        <w:t>- Thực thể PREDICTION_HISTORY (Lịch sử dự đoán): Lưu biên lai thông số của người cần thẩm định và kết luận máy đã phán quyết.</w:t>
+      </w:r>
+    </w:p>
+    <w:p>
+      <w:pPr>
+        <w:tabs>
+          <w:tab w:val="left" w:pos="2772"/>
+        </w:tabs>
+        <w:spacing w:before="120" w:after="0" w:line="288" w:lineRule="auto"/>
+        <w:ind w:firstLine="567"/>
+        <w:jc w:val="both"/>
+        <w:rPr>
+          <w:rFonts w:ascii="Times New Roman" w:eastAsia="Times New Roman" w:hAnsi="Times New Roman" w:cs="Times New Roman"/>
+          <w:sz w:val="26"/>
+          <w:szCs w:val="26"/>
+        </w:rPr>
+      </w:pPr>
+    </w:p>
+    <w:p>
+      <w:pPr>
+        <w:tabs>
+          <w:tab w:val="left" w:pos="2772"/>
+        </w:tabs>
+        <w:spacing w:before="120" w:after="0" w:line="288" w:lineRule="auto"/>
+        <w:ind w:firstLine="567"/>
+        <w:jc w:val="both"/>
+        <w:rPr>
+          <w:rFonts w:ascii="Times New Roman" w:eastAsia="Times New Roman" w:hAnsi="Times New Roman" w:cs="Times New Roman"/>
+          <w:sz w:val="26"/>
+          <w:szCs w:val="26"/>
+        </w:rPr>
+      </w:pPr>
+      <w:r>
+        <w:rPr>
+          <w:rFonts w:ascii="Times New Roman" w:eastAsia="Times New Roman" w:hAnsi="Times New Roman" w:cs="Times New Roman"/>
+          <w:sz w:val="26"/>
+          <w:szCs w:val="26"/>
+        </w:rPr>
+        <w:t>Mối liên kết giữa các bảng được xác lập qua Relational 1:N. Cụ thể:</w:t>
+      </w:r>
+    </w:p>
+    <w:p>
+      <w:pPr>
+        <w:tabs>
+          <w:tab w:val="left" w:pos="2772"/>
+        </w:tabs>
+        <w:spacing w:before="120" w:after="0" w:line="288" w:lineRule="auto"/>
+        <w:ind w:firstLine="567"/>
+        <w:jc w:val="both"/>
+        <w:rPr>
+          <w:rFonts w:ascii="Times New Roman" w:eastAsia="Times New Roman" w:hAnsi="Times New Roman" w:cs="Times New Roman"/>
+          <w:sz w:val="26"/>
+          <w:szCs w:val="26"/>
+        </w:rPr>
+      </w:pPr>
+      <w:r>
+        <w:rPr>
+          <w:rFonts w:ascii="Times New Roman" w:eastAsia="Times New Roman" w:hAnsi="Times New Roman" w:cs="Times New Roman"/>
+          <w:sz w:val="26"/>
+          <w:szCs w:val="26"/>
+        </w:rPr>
+        <w:t>- 1 Người dùng nhân viên (USERS) có thể thực hiện hàng ngàn Thẩm định. Khóa ngoại `user_id` trong `PredictionHistory` tham chiếu tới `Users.id`.</w:t>
+      </w:r>
+    </w:p>
+    <w:p>
+      <w:pPr>
+        <w:tabs>
+          <w:tab w:val="left" w:pos="2772"/>
+        </w:tabs>
+        <w:spacing w:before="120" w:after="0" w:line="288" w:lineRule="auto"/>
+        <w:ind w:firstLine="567"/>
+        <w:jc w:val="both"/>
+        <w:rPr>
+          <w:rFonts w:ascii="Times New Roman" w:eastAsia="Times New Roman" w:hAnsi="Times New Roman" w:cs="Times New Roman"/>
+          <w:sz w:val="26"/>
+          <w:szCs w:val="26"/>
+        </w:rPr>
+      </w:pPr>
+      <w:r>
+        <w:rPr>
+          <w:rFonts w:ascii="Times New Roman" w:eastAsia="Times New Roman" w:hAnsi="Times New Roman" w:cs="Times New Roman"/>
+          <w:sz w:val="26"/>
+          <w:szCs w:val="26"/>
+        </w:rPr>
+        <w:t>- 1 Dữ liệu Khách hàng rễ (CLIENTS) có thể được tham chiếu lại nhiều lần. Khóa ngoại `sk_id_curr` trong `PredictionHistory` tham chiếu cứng tới `Clients.SK_ID_CURR`.</w:t>
+      </w:r>
+    </w:p>
+    <w:p>
+      <w:pPr>
+        <w:keepNext/>
+        <w:tabs>
+          <w:tab w:val="left" w:pos="2772"/>
+        </w:tabs>
+        <w:spacing w:before="120" w:after="0" w:line="288" w:lineRule="auto"/>
+        <w:ind w:firstLine="567"/>
+        <w:jc w:val="both"/>
+      </w:pPr>
+      <w:r>
+        <w:rPr>
+          <w:rFonts w:ascii="Times New Roman" w:eastAsia="Times New Roman" w:hAnsi="Times New Roman" w:cs="Times New Roman"/>
+          <w:noProof/>
+          <w:sz w:val="26"/>
+          <w:szCs w:val="26"/>
+        </w:rPr>
+        <w:lastRenderedPageBreak/>
+        <w:drawing>
+          <wp:inline distT="0" distB="0" distL="0" distR="0" wp14:anchorId="566C5F4D" wp14:editId="169102EA">
+            <wp:extent cx="5638800" cy="4175125"/>
+            <wp:effectExtent l="0" t="0" r="0" b="0"/>
+            <wp:docPr id="2" name="Picture 2"/>
+            <wp:cNvGraphicFramePr>
+              <a:graphicFrameLocks xmlns:a="http://schemas.openxmlformats.org/drawingml/2006/main" noChangeAspect="1"/>
+            </wp:cNvGraphicFramePr>
+            <a:graphic xmlns:a="http://schemas.openxmlformats.org/drawingml/2006/main">
+              <a:graphicData uri="http://schemas.openxmlformats.org/drawingml/2006/picture">
+                <pic:pic xmlns:pic="http://schemas.openxmlformats.org/drawingml/2006/picture">
+                  <pic:nvPicPr>
+                    <pic:cNvPr id="1" name=""/>
+                    <pic:cNvPicPr/>
+                  </pic:nvPicPr>
+                  <pic:blipFill>
+                    <a:blip r:embed="rId15"/>
+                    <a:stretch>
+                      <a:fillRect/>
+                    </a:stretch>
+                  </pic:blipFill>
+                  <pic:spPr>
+                    <a:xfrm>
+                      <a:off x="0" y="0"/>
                       <a:ext cx="5638800" cy="4175125"/>
                     </a:xfrm>
                     <a:prstGeom prst="rect">
@@ -17586,7 +16969,7 @@
           <w:szCs w:val="26"/>
         </w:rPr>
       </w:pPr>
-      <w:bookmarkStart w:id="135" w:name="_Toc224672405"/>
+      <w:bookmarkStart w:id="134" w:name="_Toc224672405"/>
       <w:r>
         <w:rPr>
           <w:rFonts w:ascii="Times New Roman" w:hAnsi="Times New Roman" w:cs="Times New Roman"/>
@@ -17664,7 +17047,7 @@
         </w:rPr>
         <w:t xml:space="preserve"> đồ ERD</w:t>
       </w:r>
-      <w:bookmarkEnd w:id="135"/>
+      <w:bookmarkEnd w:id="134"/>
     </w:p>
     <w:p>
       <w:pPr>
@@ -17686,13 +17069,13 @@
         <w:pStyle w:val="Heading3"/>
         <w:spacing w:before="120" w:line="288" w:lineRule="auto"/>
       </w:pPr>
-      <w:bookmarkStart w:id="136" w:name="_Toc224552047"/>
-      <w:bookmarkStart w:id="137" w:name="_Toc224670066"/>
+      <w:bookmarkStart w:id="135" w:name="_Toc224552047"/>
+      <w:bookmarkStart w:id="136" w:name="_Toc224670066"/>
       <w:r>
         <w:t>3.4.2 Đặc tả các bảng cơ sở dữ liệu</w:t>
       </w:r>
+      <w:bookmarkEnd w:id="135"/>
       <w:bookmarkEnd w:id="136"/>
-      <w:bookmarkEnd w:id="137"/>
     </w:p>
     <w:p>
       <w:pPr>
@@ -17705,8 +17088,8 @@
           <w:szCs w:val="26"/>
         </w:rPr>
       </w:pPr>
-      <w:bookmarkStart w:id="138" w:name="_Toc224673070"/>
-      <w:bookmarkStart w:id="139" w:name="_Toc224673355"/>
+      <w:bookmarkStart w:id="137" w:name="_Toc224673070"/>
+      <w:bookmarkStart w:id="138" w:name="_Toc224673355"/>
       <w:r>
         <w:rPr>
           <w:rFonts w:ascii="Times New Roman" w:hAnsi="Times New Roman" w:cs="Times New Roman"/>
@@ -17784,8 +17167,8 @@
         </w:rPr>
         <w:t xml:space="preserve"> tả bảng dữ liệu Users</w:t>
       </w:r>
+      <w:bookmarkEnd w:id="137"/>
       <w:bookmarkEnd w:id="138"/>
-      <w:bookmarkEnd w:id="139"/>
     </w:p>
     <w:tbl>
       <w:tblPr>
@@ -18489,8 +17872,8 @@
           <w:szCs w:val="26"/>
         </w:rPr>
       </w:pPr>
-      <w:bookmarkStart w:id="140" w:name="_Toc224673071"/>
-      <w:bookmarkStart w:id="141" w:name="_Toc224673356"/>
+      <w:bookmarkStart w:id="139" w:name="_Toc224673071"/>
+      <w:bookmarkStart w:id="140" w:name="_Toc224673356"/>
       <w:r>
         <w:rPr>
           <w:rFonts w:ascii="Times New Roman" w:hAnsi="Times New Roman" w:cs="Times New Roman"/>
@@ -18568,8 +17951,8 @@
         </w:rPr>
         <w:t xml:space="preserve"> tả bảng dữ liệu Clients</w:t>
       </w:r>
+      <w:bookmarkEnd w:id="139"/>
       <w:bookmarkEnd w:id="140"/>
-      <w:bookmarkEnd w:id="141"/>
     </w:p>
     <w:tbl>
       <w:tblPr>
@@ -19496,8 +18879,8 @@
           <w:szCs w:val="26"/>
         </w:rPr>
       </w:pPr>
-      <w:bookmarkStart w:id="142" w:name="_Toc224673072"/>
-      <w:bookmarkStart w:id="143" w:name="_Toc224673357"/>
+      <w:bookmarkStart w:id="141" w:name="_Toc224673072"/>
+      <w:bookmarkStart w:id="142" w:name="_Toc224673357"/>
       <w:r>
         <w:rPr>
           <w:rFonts w:ascii="Times New Roman" w:hAnsi="Times New Roman" w:cs="Times New Roman"/>
@@ -19575,8 +18958,8 @@
         </w:rPr>
         <w:t xml:space="preserve"> tả bảng dữ liệu PredictionHistory</w:t>
       </w:r>
+      <w:bookmarkEnd w:id="141"/>
       <w:bookmarkEnd w:id="142"/>
-      <w:bookmarkEnd w:id="143"/>
     </w:p>
     <w:tbl>
       <w:tblPr>
@@ -20294,27 +19677,27 @@
       <w:pPr>
         <w:pStyle w:val="Heading1"/>
       </w:pPr>
-      <w:bookmarkStart w:id="144" w:name="_Toc224484535"/>
-      <w:bookmarkStart w:id="145" w:name="_Toc224552048"/>
-      <w:bookmarkStart w:id="146" w:name="_Toc224670067"/>
+      <w:bookmarkStart w:id="143" w:name="_Toc224484535"/>
+      <w:bookmarkStart w:id="144" w:name="_Toc224552048"/>
+      <w:bookmarkStart w:id="145" w:name="_Toc224670067"/>
       <w:r>
         <w:t>CHƯƠNG 4</w:t>
       </w:r>
+      <w:bookmarkEnd w:id="143"/>
       <w:bookmarkEnd w:id="144"/>
       <w:bookmarkEnd w:id="145"/>
+    </w:p>
+    <w:p>
+      <w:pPr>
+        <w:pStyle w:val="Heading1"/>
+      </w:pPr>
+      <w:bookmarkStart w:id="146" w:name="_Toc224552049"/>
+      <w:bookmarkStart w:id="147" w:name="_Toc224670068"/>
+      <w:r>
+        <w:t>XÂY DỰNG ỨNG DỤNG VÀ KẾT QUẢ ĐẠT ĐƯỢC</w:t>
+      </w:r>
       <w:bookmarkEnd w:id="146"/>
-    </w:p>
-    <w:p>
-      <w:pPr>
-        <w:pStyle w:val="Heading1"/>
-      </w:pPr>
-      <w:bookmarkStart w:id="147" w:name="_Toc224552049"/>
-      <w:bookmarkStart w:id="148" w:name="_Toc224670068"/>
-      <w:r>
-        <w:t>XÂY DỰNG ỨNG DỤNG VÀ KẾT QUẢ ĐẠT ĐƯỢC</w:t>
-      </w:r>
       <w:bookmarkEnd w:id="147"/>
-      <w:bookmarkEnd w:id="148"/>
     </w:p>
     <w:p>
       <w:pPr>
@@ -20335,31 +19718,31 @@
       <w:pPr>
         <w:pStyle w:val="Heading2"/>
       </w:pPr>
-      <w:bookmarkStart w:id="149" w:name="_Toc224484536"/>
-      <w:bookmarkStart w:id="150" w:name="_Toc224552050"/>
-      <w:bookmarkStart w:id="151" w:name="_Toc224670069"/>
+      <w:bookmarkStart w:id="148" w:name="_Toc224484536"/>
+      <w:bookmarkStart w:id="149" w:name="_Toc224552050"/>
+      <w:bookmarkStart w:id="150" w:name="_Toc224670069"/>
       <w:r>
         <w:t xml:space="preserve">4.1. </w:t>
       </w:r>
+      <w:bookmarkEnd w:id="148"/>
+      <w:r>
+        <w:t>Huấn luyện và tinh chỉnh mô hình máy học</w:t>
+      </w:r>
       <w:bookmarkEnd w:id="149"/>
-      <w:r>
-        <w:t>Huấn luyện và tinh chỉnh mô hình máy học</w:t>
-      </w:r>
       <w:bookmarkEnd w:id="150"/>
-      <w:bookmarkEnd w:id="151"/>
     </w:p>
     <w:p>
       <w:pPr>
         <w:pStyle w:val="Heading3"/>
         <w:spacing w:before="120" w:line="288" w:lineRule="auto"/>
       </w:pPr>
-      <w:bookmarkStart w:id="152" w:name="_Toc224552051"/>
-      <w:bookmarkStart w:id="153" w:name="_Toc224670070"/>
+      <w:bookmarkStart w:id="151" w:name="_Toc224552051"/>
+      <w:bookmarkStart w:id="152" w:name="_Toc224670070"/>
       <w:r>
         <w:t>4.1.1 Phân chia tập dữ liệu Train / Test</w:t>
       </w:r>
+      <w:bookmarkEnd w:id="151"/>
       <w:bookmarkEnd w:id="152"/>
-      <w:bookmarkEnd w:id="153"/>
     </w:p>
     <w:p>
       <w:pPr>
@@ -20441,13 +19824,13 @@
         <w:pStyle w:val="Heading3"/>
         <w:spacing w:before="120" w:line="288" w:lineRule="auto"/>
       </w:pPr>
-      <w:bookmarkStart w:id="154" w:name="_Toc224552052"/>
-      <w:bookmarkStart w:id="155" w:name="_Toc224670071"/>
+      <w:bookmarkStart w:id="153" w:name="_Toc224552052"/>
+      <w:bookmarkStart w:id="154" w:name="_Toc224670071"/>
       <w:r>
         <w:t>4.1.2 Kết quả trước và sau khi sử dụng SMOTE</w:t>
       </w:r>
+      <w:bookmarkEnd w:id="153"/>
       <w:bookmarkEnd w:id="154"/>
-      <w:bookmarkEnd w:id="155"/>
     </w:p>
     <w:p>
       <w:pPr>
@@ -20528,8 +19911,8 @@
           <w:szCs w:val="26"/>
         </w:rPr>
       </w:pPr>
-      <w:bookmarkStart w:id="156" w:name="_Toc224673073"/>
-      <w:bookmarkStart w:id="157" w:name="_Toc224673358"/>
+      <w:bookmarkStart w:id="155" w:name="_Toc224673073"/>
+      <w:bookmarkStart w:id="156" w:name="_Toc224673358"/>
       <w:r>
         <w:rPr>
           <w:rFonts w:ascii="Times New Roman" w:hAnsi="Times New Roman" w:cs="Times New Roman"/>
@@ -20607,8 +19990,8 @@
         </w:rPr>
         <w:t xml:space="preserve"> kê mẫu trước và sau khi sử dụng SMOTE</w:t>
       </w:r>
+      <w:bookmarkEnd w:id="155"/>
       <w:bookmarkEnd w:id="156"/>
-      <w:bookmarkEnd w:id="157"/>
     </w:p>
     <w:tbl>
       <w:tblPr>
@@ -21034,13 +20417,13 @@
         <w:pStyle w:val="Heading3"/>
         <w:spacing w:before="120" w:line="288" w:lineRule="auto"/>
       </w:pPr>
-      <w:bookmarkStart w:id="158" w:name="_Toc224552053"/>
-      <w:bookmarkStart w:id="159" w:name="_Toc224670072"/>
+      <w:bookmarkStart w:id="157" w:name="_Toc224552053"/>
+      <w:bookmarkStart w:id="158" w:name="_Toc224670072"/>
       <w:r>
         <w:t>4.1.3 Đánh giá và so sánh thực nghiệm các thuật toán</w:t>
       </w:r>
+      <w:bookmarkEnd w:id="157"/>
       <w:bookmarkEnd w:id="158"/>
-      <w:bookmarkEnd w:id="159"/>
     </w:p>
     <w:p>
       <w:pPr>
@@ -21072,8 +20455,8 @@
           <w:szCs w:val="26"/>
         </w:rPr>
       </w:pPr>
-      <w:bookmarkStart w:id="160" w:name="_Toc224673074"/>
-      <w:bookmarkStart w:id="161" w:name="_Toc224673359"/>
+      <w:bookmarkStart w:id="159" w:name="_Toc224673074"/>
+      <w:bookmarkStart w:id="160" w:name="_Toc224673359"/>
       <w:r>
         <w:rPr>
           <w:rFonts w:ascii="Times New Roman" w:hAnsi="Times New Roman" w:cs="Times New Roman"/>
@@ -21151,8 +20534,8 @@
         </w:rPr>
         <w:t xml:space="preserve"> quả đo lường thử nghiệm hiệu năng thực tế 3 mô hình học máy</w:t>
       </w:r>
+      <w:bookmarkEnd w:id="159"/>
       <w:bookmarkEnd w:id="160"/>
-      <w:bookmarkEnd w:id="161"/>
     </w:p>
     <w:tbl>
       <w:tblPr>
@@ -21770,13 +21153,13 @@
         <w:pStyle w:val="Heading3"/>
         <w:spacing w:before="120" w:line="288" w:lineRule="auto"/>
       </w:pPr>
-      <w:bookmarkStart w:id="162" w:name="_Toc224552054"/>
-      <w:bookmarkStart w:id="163" w:name="_Toc224670073"/>
+      <w:bookmarkStart w:id="161" w:name="_Toc224552054"/>
+      <w:bookmarkStart w:id="162" w:name="_Toc224670073"/>
       <w:r>
         <w:t>4.1.4 Trích xuất mô hình (Model Serialization)</w:t>
       </w:r>
+      <w:bookmarkEnd w:id="161"/>
       <w:bookmarkEnd w:id="162"/>
-      <w:bookmarkEnd w:id="163"/>
     </w:p>
     <w:p>
       <w:pPr>
@@ -21828,13 +21211,13 @@
       <w:pPr>
         <w:pStyle w:val="Heading2"/>
       </w:pPr>
-      <w:bookmarkStart w:id="164" w:name="_Toc224552055"/>
-      <w:bookmarkStart w:id="165" w:name="_Toc224670074"/>
+      <w:bookmarkStart w:id="163" w:name="_Toc224552055"/>
+      <w:bookmarkStart w:id="164" w:name="_Toc224670074"/>
       <w:r>
         <w:t>4.2 Hiện thực hóa giao diện website</w:t>
       </w:r>
+      <w:bookmarkEnd w:id="163"/>
       <w:bookmarkEnd w:id="164"/>
-      <w:bookmarkEnd w:id="165"/>
     </w:p>
     <w:p>
       <w:pPr>
@@ -21878,8 +21261,8 @@
         <w:pStyle w:val="Heading3"/>
         <w:spacing w:before="120" w:line="288" w:lineRule="auto"/>
       </w:pPr>
-      <w:bookmarkStart w:id="166" w:name="_Toc224552056"/>
-      <w:bookmarkStart w:id="167" w:name="_Toc224670075"/>
+      <w:bookmarkStart w:id="165" w:name="_Toc224552056"/>
+      <w:bookmarkStart w:id="166" w:name="_Toc224670075"/>
       <w:r>
         <w:t xml:space="preserve">4.2.1 Phân hệ Đăng nhập, Đăng ký và Xác thực người </w:t>
       </w:r>
@@ -21889,8 +21272,8 @@
       <w:r>
         <w:t>ng</w:t>
       </w:r>
+      <w:bookmarkEnd w:id="165"/>
       <w:bookmarkEnd w:id="166"/>
-      <w:bookmarkEnd w:id="167"/>
     </w:p>
     <w:p>
       <w:pPr>
@@ -22050,274 +21433,6 @@
             <wp:extent cx="5576570" cy="4320540"/>
             <wp:effectExtent l="0" t="0" r="5080" b="3810"/>
             <wp:docPr id="8" name="Picture 8"/>
-            <wp:cNvGraphicFramePr>
-              <a:graphicFrameLocks xmlns:a="http://schemas.openxmlformats.org/drawingml/2006/main" noChangeAspect="1"/>
-            </wp:cNvGraphicFramePr>
-            <a:graphic xmlns:a="http://schemas.openxmlformats.org/drawingml/2006/main">
-              <a:graphicData uri="http://schemas.openxmlformats.org/drawingml/2006/picture">
-                <pic:pic xmlns:pic="http://schemas.openxmlformats.org/drawingml/2006/picture">
-                  <pic:nvPicPr>
-                    <pic:cNvPr id="1" name=""/>
-                    <pic:cNvPicPr/>
-                  </pic:nvPicPr>
-                  <pic:blipFill>
-                    <a:blip r:embed="rId15"/>
-                    <a:stretch>
-                      <a:fillRect/>
-                    </a:stretch>
-                  </pic:blipFill>
-                  <pic:spPr>
-                    <a:xfrm>
-                      <a:off x="0" y="0"/>
-                      <a:ext cx="5576570" cy="4320540"/>
-                    </a:xfrm>
-                    <a:prstGeom prst="rect">
-                      <a:avLst/>
-                    </a:prstGeom>
-                  </pic:spPr>
-                </pic:pic>
-              </a:graphicData>
-            </a:graphic>
-          </wp:inline>
-        </w:drawing>
-      </w:r>
-    </w:p>
-    <w:p>
-      <w:pPr>
-        <w:pStyle w:val="Caption"/>
-        <w:jc w:val="center"/>
-        <w:rPr>
-          <w:rFonts w:ascii="Times New Roman" w:hAnsi="Times New Roman" w:cs="Times New Roman"/>
-          <w:b/>
-          <w:sz w:val="26"/>
-          <w:szCs w:val="26"/>
-        </w:rPr>
-      </w:pPr>
-      <w:bookmarkStart w:id="168" w:name="_Toc224672406"/>
-      <w:r>
-        <w:rPr>
-          <w:rFonts w:ascii="Times New Roman" w:hAnsi="Times New Roman" w:cs="Times New Roman"/>
-          <w:b/>
-          <w:sz w:val="26"/>
-          <w:szCs w:val="26"/>
-        </w:rPr>
-        <w:t xml:space="preserve">Hình </w:t>
-      </w:r>
-      <w:r>
-        <w:rPr>
-          <w:rFonts w:ascii="Times New Roman" w:hAnsi="Times New Roman" w:cs="Times New Roman"/>
-          <w:b/>
-          <w:sz w:val="26"/>
-          <w:szCs w:val="26"/>
-        </w:rPr>
-        <w:fldChar w:fldCharType="begin"/>
-      </w:r>
-      <w:r>
-        <w:rPr>
-          <w:rFonts w:ascii="Times New Roman" w:hAnsi="Times New Roman" w:cs="Times New Roman"/>
-          <w:b/>
-          <w:sz w:val="26"/>
-          <w:szCs w:val="26"/>
-        </w:rPr>
-        <w:instrText xml:space="preserve"> SEQ Hình \* ARABIC </w:instrText>
-      </w:r>
-      <w:r>
-        <w:rPr>
-          <w:rFonts w:ascii="Times New Roman" w:hAnsi="Times New Roman" w:cs="Times New Roman"/>
-          <w:b/>
-          <w:sz w:val="26"/>
-          <w:szCs w:val="26"/>
-        </w:rPr>
-        <w:fldChar w:fldCharType="separate"/>
-      </w:r>
-      <w:r>
-        <w:rPr>
-          <w:rFonts w:ascii="Times New Roman" w:hAnsi="Times New Roman" w:cs="Times New Roman"/>
-          <w:b/>
-          <w:noProof/>
-          <w:sz w:val="26"/>
-          <w:szCs w:val="26"/>
-        </w:rPr>
-        <w:t>5</w:t>
-      </w:r>
-      <w:r>
-        <w:rPr>
-          <w:rFonts w:ascii="Times New Roman" w:hAnsi="Times New Roman" w:cs="Times New Roman"/>
-          <w:b/>
-          <w:sz w:val="26"/>
-          <w:szCs w:val="26"/>
-        </w:rPr>
-        <w:fldChar w:fldCharType="end"/>
-      </w:r>
-      <w:proofErr w:type="gramStart"/>
-      <w:r>
-        <w:rPr>
-          <w:rFonts w:ascii="Times New Roman" w:hAnsi="Times New Roman" w:cs="Times New Roman"/>
-          <w:b/>
-          <w:sz w:val="26"/>
-          <w:szCs w:val="26"/>
-          <w:lang w:val="vi-VN"/>
-        </w:rPr>
-        <w:t>:</w:t>
-      </w:r>
-      <w:r>
-        <w:rPr>
-          <w:rFonts w:ascii="Times New Roman" w:hAnsi="Times New Roman" w:cs="Times New Roman"/>
-          <w:b/>
-          <w:sz w:val="26"/>
-          <w:szCs w:val="26"/>
-        </w:rPr>
-        <w:t>Giao</w:t>
-      </w:r>
-      <w:proofErr w:type="gramEnd"/>
-      <w:r>
-        <w:rPr>
-          <w:rFonts w:ascii="Times New Roman" w:hAnsi="Times New Roman" w:cs="Times New Roman"/>
-          <w:b/>
-          <w:sz w:val="26"/>
-          <w:szCs w:val="26"/>
-        </w:rPr>
-        <w:t xml:space="preserve"> diện Đăng nhập/Đăng ký</w:t>
-      </w:r>
-      <w:bookmarkEnd w:id="168"/>
-    </w:p>
-    <w:p>
-      <w:pPr>
-        <w:spacing w:before="120" w:after="0" w:line="288" w:lineRule="auto"/>
-        <w:ind w:firstLine="567"/>
-        <w:rPr>
-          <w:rFonts w:ascii="Times New Roman" w:eastAsia="Times New Roman" w:hAnsi="Times New Roman" w:cs="Times New Roman"/>
-          <w:b/>
-          <w:color w:val="000000"/>
-          <w:sz w:val="26"/>
-          <w:szCs w:val="26"/>
-          <w:lang w:val="vi-VN"/>
-        </w:rPr>
-      </w:pPr>
-      <w:r>
-        <w:rPr>
-          <w:rFonts w:ascii="Times New Roman" w:eastAsia="Times New Roman" w:hAnsi="Times New Roman" w:cs="Times New Roman"/>
-          <w:b/>
-          <w:color w:val="000000"/>
-          <w:sz w:val="26"/>
-          <w:szCs w:val="26"/>
-          <w:lang w:val="vi-VN"/>
-        </w:rPr>
-        <w:t>4.2.2 Giao diện Trang chủ và Bảng điều khiển (Dashboard)</w:t>
-      </w:r>
-    </w:p>
-    <w:p>
-      <w:pPr>
-        <w:spacing w:before="120" w:after="0" w:line="288" w:lineRule="auto"/>
-        <w:ind w:firstLine="567"/>
-        <w:rPr>
-          <w:rFonts w:ascii="Times New Roman" w:eastAsia="Times New Roman" w:hAnsi="Times New Roman" w:cs="Times New Roman"/>
-          <w:color w:val="000000"/>
-          <w:sz w:val="26"/>
-          <w:szCs w:val="26"/>
-          <w:lang w:val="vi-VN"/>
-        </w:rPr>
-      </w:pPr>
-      <w:r>
-        <w:rPr>
-          <w:rFonts w:ascii="Times New Roman" w:eastAsia="Times New Roman" w:hAnsi="Times New Roman" w:cs="Times New Roman"/>
-          <w:color w:val="000000"/>
-          <w:sz w:val="26"/>
-          <w:szCs w:val="26"/>
-          <w:lang w:val="vi-VN"/>
-        </w:rPr>
-        <w:t>Khi đăng nhập thành công, cửa sổ trung tâm Bảng Điều Khiển (Dashboard) sẽ đóng vai trò như trung tâm chỉ huy tài chính:</w:t>
-      </w:r>
-    </w:p>
-    <w:p>
-      <w:pPr>
-        <w:spacing w:before="120" w:after="0" w:line="288" w:lineRule="auto"/>
-        <w:ind w:firstLine="567"/>
-        <w:rPr>
-          <w:rFonts w:ascii="Times New Roman" w:eastAsia="Times New Roman" w:hAnsi="Times New Roman" w:cs="Times New Roman"/>
-          <w:color w:val="000000"/>
-          <w:sz w:val="26"/>
-          <w:szCs w:val="26"/>
-          <w:lang w:val="vi-VN"/>
-        </w:rPr>
-      </w:pPr>
-      <w:r>
-        <w:rPr>
-          <w:rFonts w:ascii="Times New Roman" w:eastAsia="Times New Roman" w:hAnsi="Times New Roman" w:cs="Times New Roman"/>
-          <w:color w:val="000000"/>
-          <w:sz w:val="26"/>
-          <w:szCs w:val="26"/>
-          <w:lang w:val="vi-VN"/>
-        </w:rPr>
-        <w:t>- Ngôn ngữ thiết kế (UI/UX): Trang chủ sử dụng cấu trúc Sidebar (Thanh điều hướng bên trái) chia các phân khu nghiệp vụ. Thanh điều hướng cho phép thao tác Collapse (gập mở) tối ưu màn hình hiển thị. Phần trung tâm dùng lưới Grid của CSS ghim các ô Widget (thẻ chứa thông tin).</w:t>
-      </w:r>
-    </w:p>
-    <w:p>
-      <w:pPr>
-        <w:spacing w:before="120" w:after="0" w:line="288" w:lineRule="auto"/>
-        <w:ind w:firstLine="567"/>
-        <w:rPr>
-          <w:rFonts w:ascii="Times New Roman" w:eastAsia="Times New Roman" w:hAnsi="Times New Roman" w:cs="Times New Roman"/>
-          <w:color w:val="000000"/>
-          <w:sz w:val="26"/>
-          <w:szCs w:val="26"/>
-          <w:lang w:val="vi-VN"/>
-        </w:rPr>
-      </w:pPr>
-      <w:r>
-        <w:rPr>
-          <w:rFonts w:ascii="Times New Roman" w:eastAsia="Times New Roman" w:hAnsi="Times New Roman" w:cs="Times New Roman"/>
-          <w:color w:val="000000"/>
-          <w:sz w:val="26"/>
-          <w:szCs w:val="26"/>
-          <w:lang w:val="vi-VN"/>
-        </w:rPr>
-        <w:t>- Thống kê tổng quan (Top Cards): Gồm 4 thẻ chỉ số nhanh (KPI Cards) sử dụng Icon từ thư viện FontAwesome phát sáng. Chẳng hạn như: "Tổng dư nợ thẩm định trong tuần", "Số lượng hồ sơ an toàn", "Số lượng hồ sơ từ chối". Dữ liệu này được Flask đọc trực tiếp từ SQLite theo mã lệnh đếm `COUNT(id)`.</w:t>
-      </w:r>
-    </w:p>
-    <w:p>
-      <w:pPr>
-        <w:spacing w:before="120" w:after="0" w:line="288" w:lineRule="auto"/>
-        <w:ind w:firstLine="567"/>
-        <w:rPr>
-          <w:rFonts w:ascii="Times New Roman" w:eastAsia="Times New Roman" w:hAnsi="Times New Roman" w:cs="Times New Roman"/>
-          <w:color w:val="000000"/>
-          <w:sz w:val="26"/>
-          <w:szCs w:val="26"/>
-          <w:lang w:val="vi-VN"/>
-        </w:rPr>
-      </w:pPr>
-      <w:r>
-        <w:rPr>
-          <w:rFonts w:ascii="Times New Roman" w:eastAsia="Times New Roman" w:hAnsi="Times New Roman" w:cs="Times New Roman"/>
-          <w:color w:val="000000"/>
-          <w:sz w:val="26"/>
-          <w:szCs w:val="26"/>
-          <w:lang w:val="vi-VN"/>
-        </w:rPr>
-        <w:t>- Biểu đồ trực quan sinh động (Chart Interface): Chính giữa giao diện là một biểu đồ đường (Line Chart) thể hiện xu thế nợ xấu chạy theo ngày. Kết hợp với một biểu đồ tròn khối Vành Khuyên (Doughnut Chart) cho thấy tỷ lệ chiếm lĩnh 85% Duyệt và 15% Rủi ro đa dạng sắc thái bắt mắt. Bộ biểu đồ cấu thành bằng khung của JavaScript `Chart.js` được config thông số responsive hoạt ảnh di chuột.</w:t>
-      </w:r>
-    </w:p>
-    <w:p>
-      <w:pPr>
-        <w:keepNext/>
-        <w:spacing w:before="120" w:after="0" w:line="288" w:lineRule="auto"/>
-        <w:ind w:firstLine="567"/>
-      </w:pPr>
-      <w:r>
-        <w:rPr>
-          <w:rFonts w:ascii="Times New Roman" w:eastAsia="Times New Roman" w:hAnsi="Times New Roman" w:cs="Times New Roman"/>
-          <w:noProof/>
-          <w:color w:val="000000"/>
-          <w:sz w:val="26"/>
-          <w:szCs w:val="26"/>
-        </w:rPr>
-        <w:lastRenderedPageBreak/>
-        <w:drawing>
-          <wp:inline distT="0" distB="0" distL="0" distR="0" wp14:anchorId="3871CEE3" wp14:editId="011AA6AC">
-            <wp:extent cx="5576570" cy="3063240"/>
-            <wp:effectExtent l="0" t="0" r="5080" b="3810"/>
-            <wp:docPr id="9" name="Picture 9"/>
             <wp:cNvGraphicFramePr>
               <a:graphicFrameLocks xmlns:a="http://schemas.openxmlformats.org/drawingml/2006/main" noChangeAspect="1"/>
             </wp:cNvGraphicFramePr>
@@ -22337,7 +21452,7 @@
                   <pic:spPr>
                     <a:xfrm>
                       <a:off x="0" y="0"/>
-                      <a:ext cx="5576570" cy="3063240"/>
+                      <a:ext cx="5576570" cy="4320540"/>
                     </a:xfrm>
                     <a:prstGeom prst="rect">
                       <a:avLst/>
@@ -22355,6 +21470,105 @@
         <w:pStyle w:val="Caption"/>
         <w:jc w:val="center"/>
         <w:rPr>
+          <w:rFonts w:ascii="Times New Roman" w:hAnsi="Times New Roman" w:cs="Times New Roman"/>
+          <w:b/>
+          <w:sz w:val="26"/>
+          <w:szCs w:val="26"/>
+        </w:rPr>
+      </w:pPr>
+      <w:bookmarkStart w:id="167" w:name="_Toc224672406"/>
+      <w:r>
+        <w:rPr>
+          <w:rFonts w:ascii="Times New Roman" w:hAnsi="Times New Roman" w:cs="Times New Roman"/>
+          <w:b/>
+          <w:sz w:val="26"/>
+          <w:szCs w:val="26"/>
+        </w:rPr>
+        <w:t xml:space="preserve">Hình </w:t>
+      </w:r>
+      <w:r>
+        <w:rPr>
+          <w:rFonts w:ascii="Times New Roman" w:hAnsi="Times New Roman" w:cs="Times New Roman"/>
+          <w:b/>
+          <w:sz w:val="26"/>
+          <w:szCs w:val="26"/>
+        </w:rPr>
+        <w:fldChar w:fldCharType="begin"/>
+      </w:r>
+      <w:r>
+        <w:rPr>
+          <w:rFonts w:ascii="Times New Roman" w:hAnsi="Times New Roman" w:cs="Times New Roman"/>
+          <w:b/>
+          <w:sz w:val="26"/>
+          <w:szCs w:val="26"/>
+        </w:rPr>
+        <w:instrText xml:space="preserve"> SEQ Hình \* ARABIC </w:instrText>
+      </w:r>
+      <w:r>
+        <w:rPr>
+          <w:rFonts w:ascii="Times New Roman" w:hAnsi="Times New Roman" w:cs="Times New Roman"/>
+          <w:b/>
+          <w:sz w:val="26"/>
+          <w:szCs w:val="26"/>
+        </w:rPr>
+        <w:fldChar w:fldCharType="separate"/>
+      </w:r>
+      <w:r>
+        <w:rPr>
+          <w:rFonts w:ascii="Times New Roman" w:hAnsi="Times New Roman" w:cs="Times New Roman"/>
+          <w:b/>
+          <w:noProof/>
+          <w:sz w:val="26"/>
+          <w:szCs w:val="26"/>
+        </w:rPr>
+        <w:t>5</w:t>
+      </w:r>
+      <w:r>
+        <w:rPr>
+          <w:rFonts w:ascii="Times New Roman" w:hAnsi="Times New Roman" w:cs="Times New Roman"/>
+          <w:b/>
+          <w:sz w:val="26"/>
+          <w:szCs w:val="26"/>
+        </w:rPr>
+        <w:fldChar w:fldCharType="end"/>
+      </w:r>
+      <w:proofErr w:type="gramStart"/>
+      <w:r>
+        <w:rPr>
+          <w:rFonts w:ascii="Times New Roman" w:hAnsi="Times New Roman" w:cs="Times New Roman"/>
+          <w:b/>
+          <w:sz w:val="26"/>
+          <w:szCs w:val="26"/>
+          <w:lang w:val="vi-VN"/>
+        </w:rPr>
+        <w:t>:</w:t>
+      </w:r>
+      <w:r>
+        <w:rPr>
+          <w:rFonts w:ascii="Times New Roman" w:hAnsi="Times New Roman" w:cs="Times New Roman"/>
+          <w:b/>
+          <w:sz w:val="26"/>
+          <w:szCs w:val="26"/>
+        </w:rPr>
+        <w:t>Giao</w:t>
+      </w:r>
+      <w:proofErr w:type="gramEnd"/>
+      <w:r>
+        <w:rPr>
+          <w:rFonts w:ascii="Times New Roman" w:hAnsi="Times New Roman" w:cs="Times New Roman"/>
+          <w:b/>
+          <w:sz w:val="26"/>
+          <w:szCs w:val="26"/>
+        </w:rPr>
+        <w:t xml:space="preserve"> diện Đăng nhập/Đăng ký</w:t>
+      </w:r>
+      <w:bookmarkEnd w:id="167"/>
+    </w:p>
+    <w:p>
+      <w:pPr>
+        <w:spacing w:before="120" w:after="0" w:line="288" w:lineRule="auto"/>
+        <w:ind w:firstLine="567"/>
+        <w:rPr>
           <w:rFonts w:ascii="Times New Roman" w:eastAsia="Times New Roman" w:hAnsi="Times New Roman" w:cs="Times New Roman"/>
           <w:b/>
           <w:color w:val="000000"/>
@@ -22363,85 +21577,109 @@
           <w:lang w:val="vi-VN"/>
         </w:rPr>
       </w:pPr>
-      <w:bookmarkStart w:id="169" w:name="_Toc224672407"/>
-      <w:r>
-        <w:rPr>
-          <w:rFonts w:ascii="Times New Roman" w:hAnsi="Times New Roman" w:cs="Times New Roman"/>
+      <w:r>
+        <w:rPr>
+          <w:rFonts w:ascii="Times New Roman" w:eastAsia="Times New Roman" w:hAnsi="Times New Roman" w:cs="Times New Roman"/>
           <w:b/>
-          <w:sz w:val="26"/>
-          <w:szCs w:val="26"/>
-        </w:rPr>
-        <w:t xml:space="preserve">Hình </w:t>
-      </w:r>
-      <w:r>
-        <w:rPr>
-          <w:rFonts w:ascii="Times New Roman" w:hAnsi="Times New Roman" w:cs="Times New Roman"/>
-          <w:b/>
-          <w:sz w:val="26"/>
-          <w:szCs w:val="26"/>
-        </w:rPr>
-        <w:fldChar w:fldCharType="begin"/>
-      </w:r>
-      <w:r>
-        <w:rPr>
-          <w:rFonts w:ascii="Times New Roman" w:hAnsi="Times New Roman" w:cs="Times New Roman"/>
-          <w:b/>
-          <w:sz w:val="26"/>
-          <w:szCs w:val="26"/>
-        </w:rPr>
-        <w:instrText xml:space="preserve"> SEQ Hình \* ARABIC </w:instrText>
-      </w:r>
-      <w:r>
-        <w:rPr>
-          <w:rFonts w:ascii="Times New Roman" w:hAnsi="Times New Roman" w:cs="Times New Roman"/>
-          <w:b/>
-          <w:sz w:val="26"/>
-          <w:szCs w:val="26"/>
-        </w:rPr>
-        <w:fldChar w:fldCharType="separate"/>
-      </w:r>
-      <w:r>
-        <w:rPr>
-          <w:rFonts w:ascii="Times New Roman" w:hAnsi="Times New Roman" w:cs="Times New Roman"/>
-          <w:b/>
-          <w:noProof/>
-          <w:sz w:val="26"/>
-          <w:szCs w:val="26"/>
-        </w:rPr>
-        <w:t>6</w:t>
-      </w:r>
-      <w:r>
-        <w:rPr>
-          <w:rFonts w:ascii="Times New Roman" w:hAnsi="Times New Roman" w:cs="Times New Roman"/>
-          <w:b/>
-          <w:sz w:val="26"/>
-          <w:szCs w:val="26"/>
-        </w:rPr>
-        <w:fldChar w:fldCharType="end"/>
-      </w:r>
-      <w:proofErr w:type="gramStart"/>
-      <w:r>
-        <w:rPr>
-          <w:rFonts w:ascii="Times New Roman" w:hAnsi="Times New Roman" w:cs="Times New Roman"/>
-          <w:b/>
+          <w:color w:val="000000"/>
           <w:sz w:val="26"/>
           <w:szCs w:val="26"/>
           <w:lang w:val="vi-VN"/>
         </w:rPr>
-        <w:t>:Giao</w:t>
-      </w:r>
-      <w:proofErr w:type="gramEnd"/>
-      <w:r>
-        <w:rPr>
-          <w:rFonts w:ascii="Times New Roman" w:hAnsi="Times New Roman" w:cs="Times New Roman"/>
-          <w:b/>
+        <w:t>4.2.2 Giao diện Trang chủ và Bảng điều khiển (Dashboard)</w:t>
+      </w:r>
+    </w:p>
+    <w:p>
+      <w:pPr>
+        <w:spacing w:before="120" w:after="0" w:line="288" w:lineRule="auto"/>
+        <w:ind w:firstLine="567"/>
+        <w:rPr>
+          <w:rFonts w:ascii="Times New Roman" w:eastAsia="Times New Roman" w:hAnsi="Times New Roman" w:cs="Times New Roman"/>
+          <w:color w:val="000000"/>
           <w:sz w:val="26"/>
           <w:szCs w:val="26"/>
           <w:lang w:val="vi-VN"/>
         </w:rPr>
-        <w:t xml:space="preserve"> diện Trang chủ</w:t>
-      </w:r>
-      <w:bookmarkEnd w:id="169"/>
+      </w:pPr>
+      <w:r>
+        <w:rPr>
+          <w:rFonts w:ascii="Times New Roman" w:eastAsia="Times New Roman" w:hAnsi="Times New Roman" w:cs="Times New Roman"/>
+          <w:color w:val="000000"/>
+          <w:sz w:val="26"/>
+          <w:szCs w:val="26"/>
+          <w:lang w:val="vi-VN"/>
+        </w:rPr>
+        <w:t>Khi đăng nhập thành công, cửa sổ trung tâm Bảng Điều Khiển (Dashboard) sẽ đóng vai trò như trung tâm chỉ huy tài chính:</w:t>
+      </w:r>
+    </w:p>
+    <w:p>
+      <w:pPr>
+        <w:spacing w:before="120" w:after="0" w:line="288" w:lineRule="auto"/>
+        <w:ind w:firstLine="567"/>
+        <w:rPr>
+          <w:rFonts w:ascii="Times New Roman" w:eastAsia="Times New Roman" w:hAnsi="Times New Roman" w:cs="Times New Roman"/>
+          <w:color w:val="000000"/>
+          <w:sz w:val="26"/>
+          <w:szCs w:val="26"/>
+          <w:lang w:val="vi-VN"/>
+        </w:rPr>
+      </w:pPr>
+      <w:r>
+        <w:rPr>
+          <w:rFonts w:ascii="Times New Roman" w:eastAsia="Times New Roman" w:hAnsi="Times New Roman" w:cs="Times New Roman"/>
+          <w:color w:val="000000"/>
+          <w:sz w:val="26"/>
+          <w:szCs w:val="26"/>
+          <w:lang w:val="vi-VN"/>
+        </w:rPr>
+        <w:t>- Ngôn ngữ thiết kế (UI/UX): Trang chủ sử dụng cấu trúc Sidebar (Thanh điều hướng bên trái) chia các phân khu nghiệp vụ. Thanh điều hướng cho phép thao tác Collapse (gập mở) tối ưu màn hình hiển thị. Phần trung tâm dùng lưới Grid của CSS ghim các ô Widget (thẻ chứa thông tin).</w:t>
+      </w:r>
+    </w:p>
+    <w:p>
+      <w:pPr>
+        <w:spacing w:before="120" w:after="0" w:line="288" w:lineRule="auto"/>
+        <w:ind w:firstLine="567"/>
+        <w:rPr>
+          <w:rFonts w:ascii="Times New Roman" w:eastAsia="Times New Roman" w:hAnsi="Times New Roman" w:cs="Times New Roman"/>
+          <w:color w:val="000000"/>
+          <w:sz w:val="26"/>
+          <w:szCs w:val="26"/>
+          <w:lang w:val="vi-VN"/>
+        </w:rPr>
+      </w:pPr>
+      <w:r>
+        <w:rPr>
+          <w:rFonts w:ascii="Times New Roman" w:eastAsia="Times New Roman" w:hAnsi="Times New Roman" w:cs="Times New Roman"/>
+          <w:color w:val="000000"/>
+          <w:sz w:val="26"/>
+          <w:szCs w:val="26"/>
+          <w:lang w:val="vi-VN"/>
+        </w:rPr>
+        <w:t>- Thống kê tổng quan (Top Cards): Gồm 4 thẻ chỉ số nhanh (KPI Cards) sử dụng Icon từ thư viện FontAwesome phát sáng. Chẳng hạn như: "Tổng dư nợ thẩm định trong tuần", "Số lượng hồ sơ an toàn", "Số lượng hồ sơ từ chối". Dữ liệu này được Flask đọc trực tiếp từ SQLite theo mã lệnh đếm `COUNT(id)`.</w:t>
+      </w:r>
+    </w:p>
+    <w:p>
+      <w:pPr>
+        <w:spacing w:before="120" w:after="0" w:line="288" w:lineRule="auto"/>
+        <w:ind w:firstLine="567"/>
+        <w:rPr>
+          <w:rFonts w:ascii="Times New Roman" w:eastAsia="Times New Roman" w:hAnsi="Times New Roman" w:cs="Times New Roman"/>
+          <w:color w:val="000000"/>
+          <w:sz w:val="26"/>
+          <w:szCs w:val="26"/>
+          <w:lang w:val="vi-VN"/>
+        </w:rPr>
+      </w:pPr>
+      <w:r>
+        <w:rPr>
+          <w:rFonts w:ascii="Times New Roman" w:eastAsia="Times New Roman" w:hAnsi="Times New Roman" w:cs="Times New Roman"/>
+          <w:color w:val="000000"/>
+          <w:sz w:val="26"/>
+          <w:szCs w:val="26"/>
+          <w:lang w:val="vi-VN"/>
+        </w:rPr>
+        <w:t>- Biểu đồ trực quan sinh động (Chart Interface): Chính giữa giao diện là một biểu đồ đường (Line Chart) thể hiện xu thế nợ xấu chạy theo ngày. Kết hợp với một biểu đồ tròn khối Vành Khuyên (Doughnut Chart) cho thấy tỷ lệ chiếm lĩnh 85% Duyệt và 15% Rủi ro đa dạng sắc thái bắt mắt. Bộ biểu đồ cấu thành bằng khung của JavaScript `Chart.js` được config thông số responsive hoạt ảnh di chuột.</w:t>
+      </w:r>
     </w:p>
     <w:p>
       <w:pPr>
@@ -22457,11 +21695,12 @@
           <w:sz w:val="26"/>
           <w:szCs w:val="26"/>
         </w:rPr>
+        <w:lastRenderedPageBreak/>
         <w:drawing>
-          <wp:inline distT="0" distB="0" distL="0" distR="0" wp14:anchorId="16BFE639" wp14:editId="5AEFDA45">
-            <wp:extent cx="5576570" cy="3086100"/>
-            <wp:effectExtent l="0" t="0" r="5080" b="0"/>
-            <wp:docPr id="10" name="Picture 10"/>
+          <wp:inline distT="0" distB="0" distL="0" distR="0" wp14:anchorId="3871CEE3" wp14:editId="011AA6AC">
+            <wp:extent cx="5576570" cy="3063240"/>
+            <wp:effectExtent l="0" t="0" r="5080" b="3810"/>
+            <wp:docPr id="9" name="Picture 9"/>
             <wp:cNvGraphicFramePr>
               <a:graphicFrameLocks xmlns:a="http://schemas.openxmlformats.org/drawingml/2006/main" noChangeAspect="1"/>
             </wp:cNvGraphicFramePr>
@@ -22481,7 +21720,7 @@
                   <pic:spPr>
                     <a:xfrm>
                       <a:off x="0" y="0"/>
-                      <a:ext cx="5576570" cy="3086100"/>
+                      <a:ext cx="5576570" cy="3063240"/>
                     </a:xfrm>
                     <a:prstGeom prst="rect">
                       <a:avLst/>
@@ -22507,7 +21746,7 @@
           <w:lang w:val="vi-VN"/>
         </w:rPr>
       </w:pPr>
-      <w:bookmarkStart w:id="170" w:name="_Toc224672408"/>
+      <w:bookmarkStart w:id="168" w:name="_Toc224672407"/>
       <w:r>
         <w:rPr>
           <w:rFonts w:ascii="Times New Roman" w:hAnsi="Times New Roman" w:cs="Times New Roman"/>
@@ -22552,7 +21791,7 @@
           <w:sz w:val="26"/>
           <w:szCs w:val="26"/>
         </w:rPr>
-        <w:t>7</w:t>
+        <w:t>6</w:t>
       </w:r>
       <w:r>
         <w:rPr>
@@ -22583,176 +21822,9 @@
           <w:szCs w:val="26"/>
           <w:lang w:val="vi-VN"/>
         </w:rPr>
-        <w:t xml:space="preserve"> diện thống kê</w:t>
-      </w:r>
-      <w:bookmarkEnd w:id="170"/>
-    </w:p>
-    <w:p>
-      <w:pPr>
-        <w:pStyle w:val="Heading3"/>
-        <w:rPr>
-          <w:lang w:val="vi-VN"/>
-        </w:rPr>
-      </w:pPr>
-      <w:bookmarkStart w:id="171" w:name="_Toc224552057"/>
-      <w:bookmarkStart w:id="172" w:name="_Toc224670076"/>
-      <w:r>
-        <w:rPr>
-          <w:lang w:val="vi-VN"/>
-        </w:rPr>
-        <w:t>4.2.3 Form thẩm định và trả kết quả AI (Prediction UI)</w:t>
-      </w:r>
-      <w:bookmarkEnd w:id="171"/>
-      <w:bookmarkEnd w:id="172"/>
-    </w:p>
-    <w:p>
-      <w:pPr>
-        <w:spacing w:before="120" w:after="0" w:line="288" w:lineRule="auto"/>
-        <w:ind w:firstLine="567"/>
-        <w:rPr>
-          <w:rFonts w:ascii="Times New Roman" w:eastAsia="Times New Roman" w:hAnsi="Times New Roman" w:cs="Times New Roman"/>
-          <w:color w:val="000000"/>
-          <w:sz w:val="26"/>
-          <w:szCs w:val="26"/>
-          <w:lang w:val="vi-VN"/>
-        </w:rPr>
-      </w:pPr>
-      <w:r>
-        <w:rPr>
-          <w:rFonts w:ascii="Times New Roman" w:eastAsia="Times New Roman" w:hAnsi="Times New Roman" w:cs="Times New Roman"/>
-          <w:color w:val="000000"/>
-          <w:sz w:val="26"/>
-          <w:szCs w:val="26"/>
-          <w:lang w:val="vi-VN"/>
-        </w:rPr>
-        <w:t>Đây là công cụ lõi thể hiện giá trị AI cho người vận hành:</w:t>
-      </w:r>
-    </w:p>
-    <w:p>
-      <w:pPr>
-        <w:spacing w:before="120" w:after="0" w:line="288" w:lineRule="auto"/>
-        <w:ind w:firstLine="567"/>
-        <w:rPr>
-          <w:rFonts w:ascii="Times New Roman" w:eastAsia="Times New Roman" w:hAnsi="Times New Roman" w:cs="Times New Roman"/>
-          <w:color w:val="000000"/>
-          <w:sz w:val="26"/>
-          <w:szCs w:val="26"/>
-          <w:lang w:val="vi-VN"/>
-        </w:rPr>
-      </w:pPr>
-      <w:r>
-        <w:rPr>
-          <w:rFonts w:ascii="Times New Roman" w:eastAsia="Times New Roman" w:hAnsi="Times New Roman" w:cs="Times New Roman"/>
-          <w:color w:val="000000"/>
-          <w:sz w:val="26"/>
-          <w:szCs w:val="26"/>
-          <w:lang w:val="vi-VN"/>
-        </w:rPr>
-        <w:t>- Giao diện form lấy tông đen kính trong mượt, các ô trường Text điền số được canh chỉnh cẩn thận qua Grid Flex-box. Bao gồm đầy đủ nhãn hiệu Text Label: Tuổi vay tiền, Số tiền muốn rút, Lương định mức, Vị trí nghề công tác (Dropdown List chọn lựa), Số ngày nợ thẻ (Day past due).</w:t>
-      </w:r>
-    </w:p>
-    <w:p>
-      <w:pPr>
-        <w:spacing w:before="120" w:after="0" w:line="288" w:lineRule="auto"/>
-        <w:ind w:firstLine="567"/>
-        <w:rPr>
-          <w:rFonts w:ascii="Times New Roman" w:eastAsia="Times New Roman" w:hAnsi="Times New Roman" w:cs="Times New Roman"/>
-          <w:color w:val="000000"/>
-          <w:sz w:val="26"/>
-          <w:szCs w:val="26"/>
-          <w:lang w:val="vi-VN"/>
-        </w:rPr>
-      </w:pPr>
-      <w:r>
-        <w:rPr>
-          <w:rFonts w:ascii="Times New Roman" w:eastAsia="Times New Roman" w:hAnsi="Times New Roman" w:cs="Times New Roman"/>
-          <w:color w:val="000000"/>
-          <w:sz w:val="26"/>
-          <w:szCs w:val="26"/>
-          <w:lang w:val="vi-VN"/>
-        </w:rPr>
-        <w:t xml:space="preserve">- Truyền dẫn dữ liệu 1 chiều (Data Fetching): Thay vì Submit gửi HTTP ép trình duyệt tải lại trang (chớp nháy), em dùng công nghệ `fetch()` gửi chìm chuỗi </w:t>
-      </w:r>
-      <w:r>
-        <w:rPr>
-          <w:rFonts w:ascii="Times New Roman" w:eastAsia="Times New Roman" w:hAnsi="Times New Roman" w:cs="Times New Roman"/>
-          <w:color w:val="000000"/>
-          <w:sz w:val="26"/>
-          <w:szCs w:val="26"/>
-          <w:lang w:val="vi-VN"/>
-        </w:rPr>
-        <w:lastRenderedPageBreak/>
-        <w:t>Object JSON. Trong lúc Server nghĩ, nút "PREDICT" đổi trạng thái sang hiệu ứng Vòng xoáy xoay vòng (Spinner loading).</w:t>
-      </w:r>
-    </w:p>
-    <w:p>
-      <w:pPr>
-        <w:spacing w:before="120" w:after="0" w:line="288" w:lineRule="auto"/>
-        <w:ind w:firstLine="567"/>
-        <w:rPr>
-          <w:rFonts w:ascii="Times New Roman" w:eastAsia="Times New Roman" w:hAnsi="Times New Roman" w:cs="Times New Roman"/>
-          <w:color w:val="000000"/>
-          <w:sz w:val="26"/>
-          <w:szCs w:val="26"/>
-          <w:lang w:val="vi-VN"/>
-        </w:rPr>
-      </w:pPr>
-      <w:r>
-        <w:rPr>
-          <w:rFonts w:ascii="Times New Roman" w:eastAsia="Times New Roman" w:hAnsi="Times New Roman" w:cs="Times New Roman"/>
-          <w:color w:val="000000"/>
-          <w:sz w:val="26"/>
-          <w:szCs w:val="26"/>
-          <w:lang w:val="vi-VN"/>
-        </w:rPr>
-        <w:t>- Trình diễn kết quả (Result Output):</w:t>
-      </w:r>
-    </w:p>
-    <w:p>
-      <w:pPr>
-        <w:spacing w:before="120" w:after="0" w:line="288" w:lineRule="auto"/>
-        <w:ind w:firstLine="567"/>
-        <w:rPr>
-          <w:rFonts w:ascii="Times New Roman" w:eastAsia="Times New Roman" w:hAnsi="Times New Roman" w:cs="Times New Roman"/>
-          <w:color w:val="000000"/>
-          <w:sz w:val="26"/>
-          <w:szCs w:val="26"/>
-          <w:lang w:val="vi-VN"/>
-        </w:rPr>
-      </w:pPr>
-      <w:r>
-        <w:rPr>
-          <w:rFonts w:ascii="Times New Roman" w:eastAsia="Times New Roman" w:hAnsi="Times New Roman" w:cs="Times New Roman"/>
-          <w:color w:val="000000"/>
-          <w:sz w:val="26"/>
-          <w:szCs w:val="26"/>
-          <w:lang w:val="vi-VN"/>
-        </w:rPr>
-        <w:t xml:space="preserve">   - Kịch bản Tốt (0 - 49% Risk): Một hộp thoại Modal bật nổi tông màu xanh ngọc (Green Neon) hiện chữ APPROVE. Trí tuệ quy chiếu thông báo: "Người dùng có sinh khí tài chính vững chắc. Tỷ lệ rủi ro nợ: 12.3%. Thích hợp giải ngân số tiền được yêu cầu."</w:t>
-      </w:r>
-    </w:p>
-    <w:p>
-      <w:pPr>
-        <w:spacing w:before="120" w:after="0" w:line="288" w:lineRule="auto"/>
-        <w:ind w:firstLine="567"/>
-        <w:rPr>
-          <w:rFonts w:ascii="Times New Roman" w:eastAsia="Times New Roman" w:hAnsi="Times New Roman" w:cs="Times New Roman"/>
-          <w:color w:val="000000"/>
-          <w:sz w:val="26"/>
-          <w:szCs w:val="26"/>
-          <w:lang w:val="vi-VN"/>
-        </w:rPr>
-      </w:pPr>
-      <w:r>
-        <w:rPr>
-          <w:rFonts w:ascii="Times New Roman" w:eastAsia="Times New Roman" w:hAnsi="Times New Roman" w:cs="Times New Roman"/>
-          <w:color w:val="000000"/>
-          <w:sz w:val="26"/>
-          <w:szCs w:val="26"/>
-          <w:lang w:val="vi-VN"/>
-        </w:rPr>
-        <w:t xml:space="preserve">   - Kịch bản Nguy Hiểm (50 - 100% Risk): Còi báo điện tử chớp nháy viền đỏ (Red Alert State) hiện chữ REJECT. Dòng biện luận: "Đây là cá nhân thuộc nhóm rủi ro vỡ nợ nghiêm trọng. Tỷ lệ trốn nợ điểm: 88.5%. Đề nghị chi nhánh từ chối ký quỹ khẩn cấp."</w:t>
-      </w:r>
+        <w:t xml:space="preserve"> diện Trang chủ</w:t>
+      </w:r>
+      <w:bookmarkEnd w:id="168"/>
     </w:p>
     <w:p>
       <w:pPr>
@@ -22769,10 +21841,10 @@
           <w:szCs w:val="26"/>
         </w:rPr>
         <w:drawing>
-          <wp:inline distT="0" distB="0" distL="0" distR="0" wp14:anchorId="30287EAC" wp14:editId="1C904712">
-            <wp:extent cx="5576570" cy="3368040"/>
-            <wp:effectExtent l="0" t="0" r="5080" b="3810"/>
-            <wp:docPr id="11" name="Picture 11"/>
+          <wp:inline distT="0" distB="0" distL="0" distR="0" wp14:anchorId="16BFE639" wp14:editId="5AEFDA45">
+            <wp:extent cx="5576570" cy="3086100"/>
+            <wp:effectExtent l="0" t="0" r="5080" b="0"/>
+            <wp:docPr id="10" name="Picture 10"/>
             <wp:cNvGraphicFramePr>
               <a:graphicFrameLocks xmlns:a="http://schemas.openxmlformats.org/drawingml/2006/main" noChangeAspect="1"/>
             </wp:cNvGraphicFramePr>
@@ -22792,7 +21864,7 @@
                   <pic:spPr>
                     <a:xfrm>
                       <a:off x="0" y="0"/>
-                      <a:ext cx="5576570" cy="3368040"/>
+                      <a:ext cx="5576570" cy="3086100"/>
                     </a:xfrm>
                     <a:prstGeom prst="rect">
                       <a:avLst/>
@@ -22818,7 +21890,7 @@
           <w:lang w:val="vi-VN"/>
         </w:rPr>
       </w:pPr>
-      <w:bookmarkStart w:id="173" w:name="_Toc224672409"/>
+      <w:bookmarkStart w:id="169" w:name="_Toc224672408"/>
       <w:r>
         <w:rPr>
           <w:rFonts w:ascii="Times New Roman" w:hAnsi="Times New Roman" w:cs="Times New Roman"/>
@@ -22863,7 +21935,7 @@
           <w:sz w:val="26"/>
           <w:szCs w:val="26"/>
         </w:rPr>
-        <w:t>8</w:t>
+        <w:t>7</w:t>
       </w:r>
       <w:r>
         <w:rPr>
@@ -22894,9 +21966,9 @@
           <w:szCs w:val="26"/>
           <w:lang w:val="vi-VN"/>
         </w:rPr>
-        <w:t xml:space="preserve"> diện thẩm định và trả kết quả dự đoán</w:t>
-      </w:r>
-      <w:bookmarkEnd w:id="173"/>
+        <w:t xml:space="preserve"> diện thống kê</w:t>
+      </w:r>
+      <w:bookmarkEnd w:id="169"/>
     </w:p>
     <w:p>
       <w:pPr>
@@ -22905,16 +21977,16 @@
           <w:lang w:val="vi-VN"/>
         </w:rPr>
       </w:pPr>
-      <w:bookmarkStart w:id="174" w:name="_Toc224552058"/>
-      <w:bookmarkStart w:id="175" w:name="_Toc224670077"/>
+      <w:bookmarkStart w:id="170" w:name="_Toc224552057"/>
+      <w:bookmarkStart w:id="171" w:name="_Toc224670076"/>
       <w:r>
         <w:rPr>
           <w:lang w:val="vi-VN"/>
         </w:rPr>
-        <w:t>4.2.4 Hệ thống theo dõi lịch sử dự đoán (History Management)</w:t>
-      </w:r>
-      <w:bookmarkEnd w:id="174"/>
-      <w:bookmarkEnd w:id="175"/>
+        <w:t>4.2.3 Form thẩm định và trả kết quả AI (Prediction UI)</w:t>
+      </w:r>
+      <w:bookmarkEnd w:id="170"/>
+      <w:bookmarkEnd w:id="171"/>
     </w:p>
     <w:p>
       <w:pPr>
@@ -22936,7 +22008,7 @@
           <w:szCs w:val="26"/>
           <w:lang w:val="vi-VN"/>
         </w:rPr>
-        <w:t>- Bảng lịch sử giao dịch (History Table) đóng vai trò kho lưu trữ bảo đảm tính minh bạch. Ở đây, một khung `&lt;table&gt;` vạch rõ các trường: ID, Người Khách, Số Lương, Khoản vay đề nghị, Kết Quả phán quyết và Thời Gian (Time-stamp).</w:t>
+        <w:t>Đây là công cụ lõi thể hiện giá trị AI cho người vận hành:</w:t>
       </w:r>
     </w:p>
     <w:p>
@@ -22959,7 +22031,7 @@
           <w:szCs w:val="26"/>
           <w:lang w:val="vi-VN"/>
         </w:rPr>
-        <w:t xml:space="preserve">- Tích hợp kỹ thuật DOM Javascript để làm nhãn tự động bôi màu xanh cho chữ APPROVE và bôi đỏ chữ REJECT. </w:t>
+        <w:t>- Giao diện form lấy tông đen kính trong mượt, các ô trường Text điền số được canh chỉnh cẩn thận qua Grid Flex-box. Bao gồm đầy đủ nhãn hiệu Text Label: Tuổi vay tiền, Số tiền muốn rút, Lương định mức, Vị trí nghề công tác (Dropdown List chọn lựa), Số ngày nợ thẻ (Day past due).</w:t>
       </w:r>
     </w:p>
     <w:p>
@@ -22982,7 +22054,7 @@
           <w:szCs w:val="26"/>
           <w:lang w:val="vi-VN"/>
         </w:rPr>
-        <w:t xml:space="preserve">- Tính năng phân lớp theo trang (Pagination) đảm bảo danh sách dù có tích tụ tới 10,000 khách vay cũng không làm cho Website bị đứng khựng vì load trang. </w:t>
+        <w:t xml:space="preserve">- Truyền dẫn dữ liệu 1 chiều (Data Fetching): Thay vì Submit gửi HTTP ép trình duyệt tải lại trang (chớp nháy), em dùng công nghệ `fetch()` gửi chìm chuỗi </w:t>
       </w:r>
       <w:r>
         <w:rPr>
@@ -22993,7 +22065,76 @@
           <w:lang w:val="vi-VN"/>
         </w:rPr>
         <w:lastRenderedPageBreak/>
-        <w:t>Giúp Cán bộ định kỳ dùng làm hồ sơ thanh tra tín dụng chéo cho kiểm toán cấp trên (Audit).</w:t>
+        <w:t>Object JSON. Trong lúc Server nghĩ, nút "PREDICT" đổi trạng thái sang hiệu ứng Vòng xoáy xoay vòng (Spinner loading).</w:t>
+      </w:r>
+    </w:p>
+    <w:p>
+      <w:pPr>
+        <w:spacing w:before="120" w:after="0" w:line="288" w:lineRule="auto"/>
+        <w:ind w:firstLine="567"/>
+        <w:rPr>
+          <w:rFonts w:ascii="Times New Roman" w:eastAsia="Times New Roman" w:hAnsi="Times New Roman" w:cs="Times New Roman"/>
+          <w:color w:val="000000"/>
+          <w:sz w:val="26"/>
+          <w:szCs w:val="26"/>
+          <w:lang w:val="vi-VN"/>
+        </w:rPr>
+      </w:pPr>
+      <w:r>
+        <w:rPr>
+          <w:rFonts w:ascii="Times New Roman" w:eastAsia="Times New Roman" w:hAnsi="Times New Roman" w:cs="Times New Roman"/>
+          <w:color w:val="000000"/>
+          <w:sz w:val="26"/>
+          <w:szCs w:val="26"/>
+          <w:lang w:val="vi-VN"/>
+        </w:rPr>
+        <w:t>- Trình diễn kết quả (Result Output):</w:t>
+      </w:r>
+    </w:p>
+    <w:p>
+      <w:pPr>
+        <w:spacing w:before="120" w:after="0" w:line="288" w:lineRule="auto"/>
+        <w:ind w:firstLine="567"/>
+        <w:rPr>
+          <w:rFonts w:ascii="Times New Roman" w:eastAsia="Times New Roman" w:hAnsi="Times New Roman" w:cs="Times New Roman"/>
+          <w:color w:val="000000"/>
+          <w:sz w:val="26"/>
+          <w:szCs w:val="26"/>
+          <w:lang w:val="vi-VN"/>
+        </w:rPr>
+      </w:pPr>
+      <w:r>
+        <w:rPr>
+          <w:rFonts w:ascii="Times New Roman" w:eastAsia="Times New Roman" w:hAnsi="Times New Roman" w:cs="Times New Roman"/>
+          <w:color w:val="000000"/>
+          <w:sz w:val="26"/>
+          <w:szCs w:val="26"/>
+          <w:lang w:val="vi-VN"/>
+        </w:rPr>
+        <w:t xml:space="preserve">   - Kịch bản Tốt (0 - 49% Risk): Một hộp thoại Modal bật nổi tông màu xanh ngọc (Green Neon) hiện chữ APPROVE. Trí tuệ quy chiếu thông báo: "Người dùng có sinh khí tài chính vững chắc. Tỷ lệ rủi ro nợ: 12.3%. Thích hợp giải ngân số tiền được yêu cầu."</w:t>
+      </w:r>
+    </w:p>
+    <w:p>
+      <w:pPr>
+        <w:spacing w:before="120" w:after="0" w:line="288" w:lineRule="auto"/>
+        <w:ind w:firstLine="567"/>
+        <w:rPr>
+          <w:rFonts w:ascii="Times New Roman" w:eastAsia="Times New Roman" w:hAnsi="Times New Roman" w:cs="Times New Roman"/>
+          <w:color w:val="000000"/>
+          <w:sz w:val="26"/>
+          <w:szCs w:val="26"/>
+          <w:lang w:val="vi-VN"/>
+        </w:rPr>
+      </w:pPr>
+      <w:r>
+        <w:rPr>
+          <w:rFonts w:ascii="Times New Roman" w:eastAsia="Times New Roman" w:hAnsi="Times New Roman" w:cs="Times New Roman"/>
+          <w:color w:val="000000"/>
+          <w:sz w:val="26"/>
+          <w:szCs w:val="26"/>
+          <w:lang w:val="vi-VN"/>
+        </w:rPr>
+        <w:t xml:space="preserve">   - Kịch bản Nguy Hiểm (50 - 100% Risk): Còi báo điện tử chớp nháy viền đỏ (Red Alert State) hiện chữ REJECT. Dòng biện luận: "Đây là cá nhân thuộc nhóm rủi ro vỡ nợ nghiêm trọng. Tỷ lệ trốn nợ điểm: 88.5%. Đề nghị chi nhánh từ chối ký quỹ khẩn cấp."</w:t>
       </w:r>
     </w:p>
     <w:p>
@@ -23011,10 +22152,10 @@
           <w:szCs w:val="26"/>
         </w:rPr>
         <w:drawing>
-          <wp:inline distT="0" distB="0" distL="0" distR="0" wp14:anchorId="6DA7E7B1" wp14:editId="5D706836">
-            <wp:extent cx="5576570" cy="3032760"/>
-            <wp:effectExtent l="0" t="0" r="5080" b="0"/>
-            <wp:docPr id="13" name="Picture 13"/>
+          <wp:inline distT="0" distB="0" distL="0" distR="0" wp14:anchorId="30287EAC" wp14:editId="1C904712">
+            <wp:extent cx="5576570" cy="3368040"/>
+            <wp:effectExtent l="0" t="0" r="5080" b="3810"/>
+            <wp:docPr id="11" name="Picture 11"/>
             <wp:cNvGraphicFramePr>
               <a:graphicFrameLocks xmlns:a="http://schemas.openxmlformats.org/drawingml/2006/main" noChangeAspect="1"/>
             </wp:cNvGraphicFramePr>
@@ -23034,6 +22175,248 @@
                   <pic:spPr>
                     <a:xfrm>
                       <a:off x="0" y="0"/>
+                      <a:ext cx="5576570" cy="3368040"/>
+                    </a:xfrm>
+                    <a:prstGeom prst="rect">
+                      <a:avLst/>
+                    </a:prstGeom>
+                  </pic:spPr>
+                </pic:pic>
+              </a:graphicData>
+            </a:graphic>
+          </wp:inline>
+        </w:drawing>
+      </w:r>
+    </w:p>
+    <w:p>
+      <w:pPr>
+        <w:pStyle w:val="Caption"/>
+        <w:jc w:val="center"/>
+        <w:rPr>
+          <w:rFonts w:ascii="Times New Roman" w:eastAsia="Times New Roman" w:hAnsi="Times New Roman" w:cs="Times New Roman"/>
+          <w:b/>
+          <w:color w:val="000000"/>
+          <w:sz w:val="26"/>
+          <w:szCs w:val="26"/>
+          <w:lang w:val="vi-VN"/>
+        </w:rPr>
+      </w:pPr>
+      <w:bookmarkStart w:id="172" w:name="_Toc224672409"/>
+      <w:r>
+        <w:rPr>
+          <w:rFonts w:ascii="Times New Roman" w:hAnsi="Times New Roman" w:cs="Times New Roman"/>
+          <w:b/>
+          <w:sz w:val="26"/>
+          <w:szCs w:val="26"/>
+        </w:rPr>
+        <w:t xml:space="preserve">Hình </w:t>
+      </w:r>
+      <w:r>
+        <w:rPr>
+          <w:rFonts w:ascii="Times New Roman" w:hAnsi="Times New Roman" w:cs="Times New Roman"/>
+          <w:b/>
+          <w:sz w:val="26"/>
+          <w:szCs w:val="26"/>
+        </w:rPr>
+        <w:fldChar w:fldCharType="begin"/>
+      </w:r>
+      <w:r>
+        <w:rPr>
+          <w:rFonts w:ascii="Times New Roman" w:hAnsi="Times New Roman" w:cs="Times New Roman"/>
+          <w:b/>
+          <w:sz w:val="26"/>
+          <w:szCs w:val="26"/>
+        </w:rPr>
+        <w:instrText xml:space="preserve"> SEQ Hình \* ARABIC </w:instrText>
+      </w:r>
+      <w:r>
+        <w:rPr>
+          <w:rFonts w:ascii="Times New Roman" w:hAnsi="Times New Roman" w:cs="Times New Roman"/>
+          <w:b/>
+          <w:sz w:val="26"/>
+          <w:szCs w:val="26"/>
+        </w:rPr>
+        <w:fldChar w:fldCharType="separate"/>
+      </w:r>
+      <w:r>
+        <w:rPr>
+          <w:rFonts w:ascii="Times New Roman" w:hAnsi="Times New Roman" w:cs="Times New Roman"/>
+          <w:b/>
+          <w:noProof/>
+          <w:sz w:val="26"/>
+          <w:szCs w:val="26"/>
+        </w:rPr>
+        <w:t>8</w:t>
+      </w:r>
+      <w:r>
+        <w:rPr>
+          <w:rFonts w:ascii="Times New Roman" w:hAnsi="Times New Roman" w:cs="Times New Roman"/>
+          <w:b/>
+          <w:sz w:val="26"/>
+          <w:szCs w:val="26"/>
+        </w:rPr>
+        <w:fldChar w:fldCharType="end"/>
+      </w:r>
+      <w:proofErr w:type="gramStart"/>
+      <w:r>
+        <w:rPr>
+          <w:rFonts w:ascii="Times New Roman" w:hAnsi="Times New Roman" w:cs="Times New Roman"/>
+          <w:b/>
+          <w:sz w:val="26"/>
+          <w:szCs w:val="26"/>
+          <w:lang w:val="vi-VN"/>
+        </w:rPr>
+        <w:t>:Giao</w:t>
+      </w:r>
+      <w:proofErr w:type="gramEnd"/>
+      <w:r>
+        <w:rPr>
+          <w:rFonts w:ascii="Times New Roman" w:hAnsi="Times New Roman" w:cs="Times New Roman"/>
+          <w:b/>
+          <w:sz w:val="26"/>
+          <w:szCs w:val="26"/>
+          <w:lang w:val="vi-VN"/>
+        </w:rPr>
+        <w:t xml:space="preserve"> diện thẩm định và trả kết quả dự đoán</w:t>
+      </w:r>
+      <w:bookmarkEnd w:id="172"/>
+    </w:p>
+    <w:p>
+      <w:pPr>
+        <w:pStyle w:val="Heading3"/>
+        <w:rPr>
+          <w:lang w:val="vi-VN"/>
+        </w:rPr>
+      </w:pPr>
+      <w:bookmarkStart w:id="173" w:name="_Toc224552058"/>
+      <w:bookmarkStart w:id="174" w:name="_Toc224670077"/>
+      <w:r>
+        <w:rPr>
+          <w:lang w:val="vi-VN"/>
+        </w:rPr>
+        <w:t>4.2.4 Hệ thống theo dõi lịch sử dự đoán (History Management)</w:t>
+      </w:r>
+      <w:bookmarkEnd w:id="173"/>
+      <w:bookmarkEnd w:id="174"/>
+    </w:p>
+    <w:p>
+      <w:pPr>
+        <w:spacing w:before="120" w:after="0" w:line="288" w:lineRule="auto"/>
+        <w:ind w:firstLine="567"/>
+        <w:rPr>
+          <w:rFonts w:ascii="Times New Roman" w:eastAsia="Times New Roman" w:hAnsi="Times New Roman" w:cs="Times New Roman"/>
+          <w:color w:val="000000"/>
+          <w:sz w:val="26"/>
+          <w:szCs w:val="26"/>
+          <w:lang w:val="vi-VN"/>
+        </w:rPr>
+      </w:pPr>
+      <w:r>
+        <w:rPr>
+          <w:rFonts w:ascii="Times New Roman" w:eastAsia="Times New Roman" w:hAnsi="Times New Roman" w:cs="Times New Roman"/>
+          <w:color w:val="000000"/>
+          <w:sz w:val="26"/>
+          <w:szCs w:val="26"/>
+          <w:lang w:val="vi-VN"/>
+        </w:rPr>
+        <w:t>- Bảng lịch sử giao dịch (History Table) đóng vai trò kho lưu trữ bảo đảm tính minh bạch. Ở đây, một khung `&lt;table&gt;` vạch rõ các trường: ID, Người Khách, Số Lương, Khoản vay đề nghị, Kết Quả phán quyết và Thời Gian (Time-stamp).</w:t>
+      </w:r>
+    </w:p>
+    <w:p>
+      <w:pPr>
+        <w:spacing w:before="120" w:after="0" w:line="288" w:lineRule="auto"/>
+        <w:ind w:firstLine="567"/>
+        <w:rPr>
+          <w:rFonts w:ascii="Times New Roman" w:eastAsia="Times New Roman" w:hAnsi="Times New Roman" w:cs="Times New Roman"/>
+          <w:color w:val="000000"/>
+          <w:sz w:val="26"/>
+          <w:szCs w:val="26"/>
+          <w:lang w:val="vi-VN"/>
+        </w:rPr>
+      </w:pPr>
+      <w:r>
+        <w:rPr>
+          <w:rFonts w:ascii="Times New Roman" w:eastAsia="Times New Roman" w:hAnsi="Times New Roman" w:cs="Times New Roman"/>
+          <w:color w:val="000000"/>
+          <w:sz w:val="26"/>
+          <w:szCs w:val="26"/>
+          <w:lang w:val="vi-VN"/>
+        </w:rPr>
+        <w:t xml:space="preserve">- Tích hợp kỹ thuật DOM Javascript để làm nhãn tự động bôi màu xanh cho chữ APPROVE và bôi đỏ chữ REJECT. </w:t>
+      </w:r>
+    </w:p>
+    <w:p>
+      <w:pPr>
+        <w:spacing w:before="120" w:after="0" w:line="288" w:lineRule="auto"/>
+        <w:ind w:firstLine="567"/>
+        <w:rPr>
+          <w:rFonts w:ascii="Times New Roman" w:eastAsia="Times New Roman" w:hAnsi="Times New Roman" w:cs="Times New Roman"/>
+          <w:color w:val="000000"/>
+          <w:sz w:val="26"/>
+          <w:szCs w:val="26"/>
+          <w:lang w:val="vi-VN"/>
+        </w:rPr>
+      </w:pPr>
+      <w:r>
+        <w:rPr>
+          <w:rFonts w:ascii="Times New Roman" w:eastAsia="Times New Roman" w:hAnsi="Times New Roman" w:cs="Times New Roman"/>
+          <w:color w:val="000000"/>
+          <w:sz w:val="26"/>
+          <w:szCs w:val="26"/>
+          <w:lang w:val="vi-VN"/>
+        </w:rPr>
+        <w:t xml:space="preserve">- Tính năng phân lớp theo trang (Pagination) đảm bảo danh sách dù có tích tụ tới 10,000 khách vay cũng không làm cho Website bị đứng khựng vì load trang. </w:t>
+      </w:r>
+      <w:r>
+        <w:rPr>
+          <w:rFonts w:ascii="Times New Roman" w:eastAsia="Times New Roman" w:hAnsi="Times New Roman" w:cs="Times New Roman"/>
+          <w:color w:val="000000"/>
+          <w:sz w:val="26"/>
+          <w:szCs w:val="26"/>
+          <w:lang w:val="vi-VN"/>
+        </w:rPr>
+        <w:lastRenderedPageBreak/>
+        <w:t>Giúp Cán bộ định kỳ dùng làm hồ sơ thanh tra tín dụng chéo cho kiểm toán cấp trên (Audit).</w:t>
+      </w:r>
+    </w:p>
+    <w:p>
+      <w:pPr>
+        <w:keepNext/>
+        <w:spacing w:before="120" w:after="0" w:line="288" w:lineRule="auto"/>
+        <w:ind w:firstLine="567"/>
+      </w:pPr>
+      <w:r>
+        <w:rPr>
+          <w:rFonts w:ascii="Times New Roman" w:eastAsia="Times New Roman" w:hAnsi="Times New Roman" w:cs="Times New Roman"/>
+          <w:noProof/>
+          <w:color w:val="000000"/>
+          <w:sz w:val="26"/>
+          <w:szCs w:val="26"/>
+        </w:rPr>
+        <w:drawing>
+          <wp:inline distT="0" distB="0" distL="0" distR="0" wp14:anchorId="6DA7E7B1" wp14:editId="5D706836">
+            <wp:extent cx="5576570" cy="3032760"/>
+            <wp:effectExtent l="0" t="0" r="5080" b="0"/>
+            <wp:docPr id="13" name="Picture 13"/>
+            <wp:cNvGraphicFramePr>
+              <a:graphicFrameLocks xmlns:a="http://schemas.openxmlformats.org/drawingml/2006/main" noChangeAspect="1"/>
+            </wp:cNvGraphicFramePr>
+            <a:graphic xmlns:a="http://schemas.openxmlformats.org/drawingml/2006/main">
+              <a:graphicData uri="http://schemas.openxmlformats.org/drawingml/2006/picture">
+                <pic:pic xmlns:pic="http://schemas.openxmlformats.org/drawingml/2006/picture">
+                  <pic:nvPicPr>
+                    <pic:cNvPr id="1" name=""/>
+                    <pic:cNvPicPr/>
+                  </pic:nvPicPr>
+                  <pic:blipFill>
+                    <a:blip r:embed="rId20"/>
+                    <a:stretch>
+                      <a:fillRect/>
+                    </a:stretch>
+                  </pic:blipFill>
+                  <pic:spPr>
+                    <a:xfrm>
+                      <a:off x="0" y="0"/>
                       <a:ext cx="5576570" cy="3032760"/>
                     </a:xfrm>
                     <a:prstGeom prst="rect">
@@ -23060,7 +22443,7 @@
           <w:lang w:val="vi-VN"/>
         </w:rPr>
       </w:pPr>
-      <w:bookmarkStart w:id="176" w:name="_Toc224672410"/>
+      <w:bookmarkStart w:id="175" w:name="_Toc224672410"/>
       <w:r>
         <w:rPr>
           <w:rFonts w:ascii="Times New Roman" w:hAnsi="Times New Roman" w:cs="Times New Roman"/>
@@ -23138,7 +22521,7 @@
         </w:rPr>
         <w:t xml:space="preserve"> diện xem lịch sử dự đoán</w:t>
       </w:r>
-      <w:bookmarkEnd w:id="176"/>
+      <w:bookmarkEnd w:id="175"/>
     </w:p>
     <w:p>
       <w:pPr>
@@ -23179,27 +22562,27 @@
       <w:pPr>
         <w:pStyle w:val="Heading1"/>
       </w:pPr>
-      <w:bookmarkStart w:id="177" w:name="_Toc224552059"/>
+      <w:bookmarkStart w:id="176" w:name="_Toc224552059"/>
+      <w:bookmarkStart w:id="177" w:name="_Toc224670078"/>
       <w:bookmarkStart w:id="178" w:name="_Toc224484537"/>
-      <w:bookmarkStart w:id="179" w:name="_Toc224670078"/>
       <w:r>
         <w:t>CHƯƠNG 5</w:t>
       </w:r>
+      <w:bookmarkEnd w:id="176"/>
       <w:bookmarkEnd w:id="177"/>
+    </w:p>
+    <w:p>
+      <w:pPr>
+        <w:pStyle w:val="Heading1"/>
+      </w:pPr>
+      <w:bookmarkStart w:id="179" w:name="_Toc224552060"/>
+      <w:bookmarkStart w:id="180" w:name="_Toc224670079"/>
+      <w:bookmarkEnd w:id="178"/>
+      <w:r>
+        <w:t>KẾT LUẬN VÀ HƯỚNG PHÁT TRIỂN</w:t>
+      </w:r>
       <w:bookmarkEnd w:id="179"/>
-    </w:p>
-    <w:p>
-      <w:pPr>
-        <w:pStyle w:val="Heading1"/>
-      </w:pPr>
-      <w:bookmarkStart w:id="180" w:name="_Toc224552060"/>
-      <w:bookmarkStart w:id="181" w:name="_Toc224670079"/>
-      <w:bookmarkEnd w:id="178"/>
-      <w:r>
-        <w:t>KẾT LUẬN VÀ HƯỚNG PHÁT TRIỂN</w:t>
-      </w:r>
       <w:bookmarkEnd w:id="180"/>
-      <w:bookmarkEnd w:id="181"/>
     </w:p>
     <w:p>
       <w:pPr>
@@ -23221,18 +22604,18 @@
       <w:pPr>
         <w:pStyle w:val="Heading2"/>
       </w:pPr>
-      <w:bookmarkStart w:id="182" w:name="_Toc224484538"/>
-      <w:bookmarkStart w:id="183" w:name="_Toc224552061"/>
-      <w:bookmarkStart w:id="184" w:name="_Toc224670080"/>
+      <w:bookmarkStart w:id="181" w:name="_Toc224484538"/>
+      <w:bookmarkStart w:id="182" w:name="_Toc224552061"/>
+      <w:bookmarkStart w:id="183" w:name="_Toc224670080"/>
       <w:r>
         <w:t xml:space="preserve">5.1. </w:t>
       </w:r>
+      <w:bookmarkEnd w:id="181"/>
+      <w:r>
+        <w:t>Kết quả đạt được của đồ án</w:t>
+      </w:r>
       <w:bookmarkEnd w:id="182"/>
-      <w:r>
-        <w:t>Kết quả đạt được của đồ án</w:t>
-      </w:r>
       <w:bookmarkEnd w:id="183"/>
-      <w:bookmarkEnd w:id="184"/>
     </w:p>
     <w:p>
       <w:pPr>
@@ -23412,130 +22795,140 @@
       <w:pPr>
         <w:pStyle w:val="Heading2"/>
       </w:pPr>
-      <w:bookmarkStart w:id="185" w:name="_Toc224484539"/>
-      <w:bookmarkStart w:id="186" w:name="_Toc224552062"/>
-      <w:bookmarkStart w:id="187" w:name="_Toc224670081"/>
+      <w:bookmarkStart w:id="184" w:name="_Toc224484539"/>
+      <w:bookmarkStart w:id="185" w:name="_Toc224552062"/>
+      <w:bookmarkStart w:id="186" w:name="_Toc224670081"/>
       <w:r>
         <w:lastRenderedPageBreak/>
         <w:t xml:space="preserve">5.2. </w:t>
       </w:r>
+      <w:bookmarkEnd w:id="184"/>
+      <w:r>
+        <w:t>Khó khăn, tồn tại và hạn chế</w:t>
+      </w:r>
       <w:bookmarkEnd w:id="185"/>
-      <w:r>
-        <w:t>Khó khăn, tồn tại và hạn chế</w:t>
-      </w:r>
       <w:bookmarkEnd w:id="186"/>
+    </w:p>
+    <w:p>
+      <w:pPr>
+        <w:spacing w:before="120" w:after="0" w:line="288" w:lineRule="auto"/>
+        <w:ind w:firstLine="567"/>
+        <w:rPr>
+          <w:rFonts w:ascii="Times New Roman" w:hAnsi="Times New Roman" w:cs="Times New Roman"/>
+          <w:sz w:val="26"/>
+          <w:szCs w:val="26"/>
+        </w:rPr>
+      </w:pPr>
+      <w:r>
+        <w:rPr>
+          <w:rFonts w:ascii="Times New Roman" w:hAnsi="Times New Roman" w:cs="Times New Roman"/>
+          <w:sz w:val="26"/>
+          <w:szCs w:val="26"/>
+        </w:rPr>
+        <w:t>Tuy đạt được nhiều thành quả đáng khích lệ về nền tảng kỹ thuật và cấu trúc, nhưng vì giới hạn nguồn lực của sinh viên đại học tiến hành đồ án một mình trong một khoảng thời gian hẹp, Đồ án vấp phải những khó khăn khách quan đòi hỏi những chuyên gia nâng cấp đắp vá thêm:</w:t>
+      </w:r>
+    </w:p>
+    <w:p>
+      <w:pPr>
+        <w:spacing w:before="120" w:after="0" w:line="288" w:lineRule="auto"/>
+        <w:ind w:firstLine="567"/>
+        <w:rPr>
+          <w:rFonts w:ascii="Times New Roman" w:hAnsi="Times New Roman" w:cs="Times New Roman"/>
+          <w:sz w:val="26"/>
+          <w:szCs w:val="26"/>
+        </w:rPr>
+      </w:pPr>
+      <w:r>
+        <w:rPr>
+          <w:rFonts w:ascii="Times New Roman" w:hAnsi="Times New Roman" w:cs="Times New Roman"/>
+          <w:sz w:val="26"/>
+          <w:szCs w:val="26"/>
+        </w:rPr>
+        <w:t xml:space="preserve">- Nguy cơ lỗi thời dữ liệu (Concept Drift): Nền kinh tế thế giới biến đổi với lạm phát khiến cách thức chi tiêu của người dân đổi khác. Hệ mô hình trong đồ </w:t>
+      </w:r>
+      <w:proofErr w:type="gramStart"/>
+      <w:r>
+        <w:rPr>
+          <w:rFonts w:ascii="Times New Roman" w:hAnsi="Times New Roman" w:cs="Times New Roman"/>
+          <w:sz w:val="26"/>
+          <w:szCs w:val="26"/>
+        </w:rPr>
+        <w:t>án</w:t>
+      </w:r>
+      <w:proofErr w:type="gramEnd"/>
+      <w:r>
+        <w:rPr>
+          <w:rFonts w:ascii="Times New Roman" w:hAnsi="Times New Roman" w:cs="Times New Roman"/>
+          <w:sz w:val="26"/>
+          <w:szCs w:val="26"/>
+        </w:rPr>
+        <w:t xml:space="preserve"> học dựa trên tập mẫu Data của 3 năm trước có thể có điểm mờ không bắt kịp biến động tài chính của tập khách hàng của năm 2026. Một mô hình tốt cần tự tiếp tục hút dữ liệu mỗi tháng để làm mới (Retraining pipelines).</w:t>
+      </w:r>
+    </w:p>
+    <w:p>
+      <w:pPr>
+        <w:spacing w:before="120" w:after="0" w:line="288" w:lineRule="auto"/>
+        <w:ind w:firstLine="567"/>
+        <w:rPr>
+          <w:rFonts w:ascii="Times New Roman" w:hAnsi="Times New Roman" w:cs="Times New Roman"/>
+          <w:sz w:val="26"/>
+          <w:szCs w:val="26"/>
+        </w:rPr>
+      </w:pPr>
+      <w:r>
+        <w:rPr>
+          <w:rFonts w:ascii="Times New Roman" w:hAnsi="Times New Roman" w:cs="Times New Roman"/>
+          <w:sz w:val="26"/>
+          <w:szCs w:val="26"/>
+        </w:rPr>
+        <w:t>- Yếu điểm của mô hình "Hộp đen" (Black Box AI): Mặc dù thuật toán XGBoost và Random Forest cho kết quả cực cao nhưng nó lại quá rối rắm ngầm định bởi hàng trăm nhánh cây quyết định (Decision Trees). Khi hệ thống nói với chi nhánh ngắt một khoản vay của bà A, nó xuất kết quả REJECT, nhưng chi nhánh không thể truy xuất trực tiếp để giải trình cho bà A biết bà bị lỗi vì thiếu điểm ở khâu nào (Lương ít quá hay lịch sử quá hạn cao quá). Ngân hàng hiện đại cần những thuật giải minh bạch, tường minh nhân quả hơn thế.</w:t>
+      </w:r>
+    </w:p>
+    <w:p>
+      <w:pPr>
+        <w:spacing w:before="120" w:after="0" w:line="288" w:lineRule="auto"/>
+        <w:ind w:firstLine="567"/>
+        <w:rPr>
+          <w:rFonts w:ascii="Times New Roman" w:hAnsi="Times New Roman" w:cs="Times New Roman"/>
+          <w:sz w:val="26"/>
+          <w:szCs w:val="26"/>
+        </w:rPr>
+      </w:pPr>
+      <w:r>
+        <w:rPr>
+          <w:rFonts w:ascii="Times New Roman" w:hAnsi="Times New Roman" w:cs="Times New Roman"/>
+          <w:sz w:val="26"/>
+          <w:szCs w:val="26"/>
+        </w:rPr>
+        <w:t xml:space="preserve">- Tiêu tốn thời gian gõ liệu thủ công: Ứng dụng mới chỉ dừng lại ở chức năng nhập </w:t>
+      </w:r>
+      <w:proofErr w:type="gramStart"/>
+      <w:r>
+        <w:rPr>
+          <w:rFonts w:ascii="Times New Roman" w:hAnsi="Times New Roman" w:cs="Times New Roman"/>
+          <w:sz w:val="26"/>
+          <w:szCs w:val="26"/>
+        </w:rPr>
+        <w:t>tay</w:t>
+      </w:r>
+      <w:proofErr w:type="gramEnd"/>
+      <w:r>
+        <w:rPr>
+          <w:rFonts w:ascii="Times New Roman" w:hAnsi="Times New Roman" w:cs="Times New Roman"/>
+          <w:sz w:val="26"/>
+          <w:szCs w:val="26"/>
+        </w:rPr>
+        <w:t xml:space="preserve"> (Manual Entry) vào từng Field văn bản. Cán bộ tài chính vẫn phải tốn nhiều thời gian chuyển thông tin từ sổ sách, giấy in vào các trườ</w:t>
+      </w:r>
+      <w:bookmarkStart w:id="187" w:name="_GoBack"/>
       <w:bookmarkEnd w:id="187"/>
-    </w:p>
-    <w:p>
-      <w:pPr>
-        <w:spacing w:before="120" w:after="0" w:line="288" w:lineRule="auto"/>
-        <w:ind w:firstLine="567"/>
-        <w:rPr>
-          <w:rFonts w:ascii="Times New Roman" w:hAnsi="Times New Roman" w:cs="Times New Roman"/>
-          <w:sz w:val="26"/>
-          <w:szCs w:val="26"/>
-        </w:rPr>
-      </w:pPr>
-      <w:r>
-        <w:rPr>
-          <w:rFonts w:ascii="Times New Roman" w:hAnsi="Times New Roman" w:cs="Times New Roman"/>
-          <w:sz w:val="26"/>
-          <w:szCs w:val="26"/>
-        </w:rPr>
-        <w:t>Tuy đạt được nhiều thành quả đáng khích lệ về nền tảng kỹ thuật và cấu trúc, nhưng vì giới hạn nguồn lực của sinh viên đại học tiến hành đồ án một mình trong một khoảng thời gian hẹp, Đồ án vấp phải những khó khăn khách quan đòi hỏi những chuyên gia nâng cấp đắp vá thêm:</w:t>
-      </w:r>
-    </w:p>
-    <w:p>
-      <w:pPr>
-        <w:spacing w:before="120" w:after="0" w:line="288" w:lineRule="auto"/>
-        <w:ind w:firstLine="567"/>
-        <w:rPr>
-          <w:rFonts w:ascii="Times New Roman" w:hAnsi="Times New Roman" w:cs="Times New Roman"/>
-          <w:sz w:val="26"/>
-          <w:szCs w:val="26"/>
-        </w:rPr>
-      </w:pPr>
-      <w:r>
-        <w:rPr>
-          <w:rFonts w:ascii="Times New Roman" w:hAnsi="Times New Roman" w:cs="Times New Roman"/>
-          <w:sz w:val="26"/>
-          <w:szCs w:val="26"/>
-        </w:rPr>
-        <w:t xml:space="preserve">- Nguy cơ lỗi thời dữ liệu (Concept Drift): Nền kinh tế thế giới biến đổi với lạm phát khiến cách thức chi tiêu của người dân đổi khác. Hệ mô hình trong đồ </w:t>
-      </w:r>
-      <w:proofErr w:type="gramStart"/>
-      <w:r>
-        <w:rPr>
-          <w:rFonts w:ascii="Times New Roman" w:hAnsi="Times New Roman" w:cs="Times New Roman"/>
-          <w:sz w:val="26"/>
-          <w:szCs w:val="26"/>
-        </w:rPr>
-        <w:t>án</w:t>
-      </w:r>
-      <w:proofErr w:type="gramEnd"/>
-      <w:r>
-        <w:rPr>
-          <w:rFonts w:ascii="Times New Roman" w:hAnsi="Times New Roman" w:cs="Times New Roman"/>
-          <w:sz w:val="26"/>
-          <w:szCs w:val="26"/>
-        </w:rPr>
-        <w:t xml:space="preserve"> học dựa trên tập mẫu Data của 3 năm trước có thể có điểm mờ không bắt kịp biến động tài chính của tập khách hàng của năm 2026. Một mô hình tốt cần tự tiếp tục hút dữ liệu mỗi tháng để làm mới (Retraining pipelines).</w:t>
-      </w:r>
-    </w:p>
-    <w:p>
-      <w:pPr>
-        <w:spacing w:before="120" w:after="0" w:line="288" w:lineRule="auto"/>
-        <w:ind w:firstLine="567"/>
-        <w:rPr>
-          <w:rFonts w:ascii="Times New Roman" w:hAnsi="Times New Roman" w:cs="Times New Roman"/>
-          <w:sz w:val="26"/>
-          <w:szCs w:val="26"/>
-        </w:rPr>
-      </w:pPr>
-      <w:r>
-        <w:rPr>
-          <w:rFonts w:ascii="Times New Roman" w:hAnsi="Times New Roman" w:cs="Times New Roman"/>
-          <w:sz w:val="26"/>
-          <w:szCs w:val="26"/>
-        </w:rPr>
-        <w:t>- Yếu điểm của mô hình "Hộp đen" (Black Box AI): Mặc dù thuật toán XGBoost và Random Forest cho kết quả cực cao nhưng nó lại quá rối rắm ngầm định bởi hàng trăm nhánh cây quyết định (Decision Trees). Khi hệ thống nói với chi nhánh ngắt một khoản vay của bà A, nó xuất kết quả REJECT, nhưng chi nhánh không thể truy xuất trực tiếp để giải trình cho bà A biết bà bị lỗi vì thiếu điểm ở khâu nào (Lương ít quá hay lịch sử quá hạn cao quá). Ngân hàng hiện đại cần những thuật giải minh bạch, tường minh nhân quả hơn thế.</w:t>
-      </w:r>
-    </w:p>
-    <w:p>
-      <w:pPr>
-        <w:spacing w:before="120" w:after="0" w:line="288" w:lineRule="auto"/>
-        <w:ind w:firstLine="567"/>
-        <w:rPr>
-          <w:rFonts w:ascii="Times New Roman" w:hAnsi="Times New Roman" w:cs="Times New Roman"/>
-          <w:sz w:val="26"/>
-          <w:szCs w:val="26"/>
-        </w:rPr>
-      </w:pPr>
-      <w:r>
-        <w:rPr>
-          <w:rFonts w:ascii="Times New Roman" w:hAnsi="Times New Roman" w:cs="Times New Roman"/>
-          <w:sz w:val="26"/>
-          <w:szCs w:val="26"/>
-        </w:rPr>
-        <w:t xml:space="preserve">- Tiêu tốn thời gian gõ liệu thủ công: Ứng dụng mới chỉ dừng lại ở chức năng nhập </w:t>
-      </w:r>
-      <w:proofErr w:type="gramStart"/>
-      <w:r>
-        <w:rPr>
-          <w:rFonts w:ascii="Times New Roman" w:hAnsi="Times New Roman" w:cs="Times New Roman"/>
-          <w:sz w:val="26"/>
-          <w:szCs w:val="26"/>
-        </w:rPr>
-        <w:t>tay</w:t>
-      </w:r>
-      <w:proofErr w:type="gramEnd"/>
-      <w:r>
-        <w:rPr>
-          <w:rFonts w:ascii="Times New Roman" w:hAnsi="Times New Roman" w:cs="Times New Roman"/>
-          <w:sz w:val="26"/>
-          <w:szCs w:val="26"/>
-        </w:rPr>
-        <w:t xml:space="preserve"> (Manual Entry) vào từng Field văn bản. Cán bộ tài chính vẫn phải tốn nhiều thời gian chuyển thông tin từ sổ sách, giấy in vào các trường Input gõ phím làm chậm tiến trình chuyển đổi số. Đôi lúc việc bấm nhầm thừa 1 số 0 ở mức Thu Nhập (Human typos) trên bàn phím có thể làm máy AI đọc lệch định dạng.</w:t>
+      <w:r>
+        <w:rPr>
+          <w:rFonts w:ascii="Times New Roman" w:hAnsi="Times New Roman" w:cs="Times New Roman"/>
+          <w:sz w:val="26"/>
+          <w:szCs w:val="26"/>
+        </w:rPr>
+        <w:t>ng Input gõ phím làm chậm tiến trình chuyển đổi số. Đôi lúc việc bấm nhầm thừa 1 số 0 ở mức Thu Nhập (Human typos) trên bàn phím có thể làm máy AI đọc lệch định dạng.</w:t>
       </w:r>
     </w:p>
     <w:p>
@@ -23995,7 +23388,7 @@
       </w:pPr>
     </w:p>
     <w:sectPr>
-      <w:footerReference w:type="default" r:id="rId20"/>
+      <w:footerReference w:type="default" r:id="rId21"/>
       <w:pgSz w:w="11907" w:h="16839" w:code="9"/>
       <w:pgMar w:top="1411" w:right="1138" w:bottom="1411" w:left="1987" w:header="720" w:footer="720" w:gutter="0"/>
       <w:pgNumType w:start="1"/>
@@ -24032,6 +23425,47 @@
 </file>
 
 <file path=word/footer1.xml><?xml version="1.0" encoding="utf-8"?>
+<w:ftr xmlns:wpc="http://schemas.microsoft.com/office/word/2010/wordprocessingCanvas" xmlns:mc="http://schemas.openxmlformats.org/markup-compatibility/2006" xmlns:o="urn:schemas-microsoft-com:office:office" xmlns:r="http://schemas.openxmlformats.org/officeDocument/2006/relationships" xmlns:m="http://schemas.openxmlformats.org/officeDocument/2006/math" xmlns:v="urn:schemas-microsoft-com:vml" xmlns:wp14="http://schemas.microsoft.com/office/word/2010/wordprocessingDrawing" xmlns:wp="http://schemas.openxmlformats.org/drawingml/2006/wordprocessingDrawing" xmlns:w10="urn:schemas-microsoft-com:office:word" xmlns:w="http://schemas.openxmlformats.org/wordprocessingml/2006/main" xmlns:w14="http://schemas.microsoft.com/office/word/2010/wordml" xmlns:w15="http://schemas.microsoft.com/office/word/2012/wordml" xmlns:wpg="http://schemas.microsoft.com/office/word/2010/wordprocessingGroup" xmlns:wpi="http://schemas.microsoft.com/office/word/2010/wordprocessingInk" xmlns:wne="http://schemas.microsoft.com/office/word/2006/wordml" xmlns:wps="http://schemas.microsoft.com/office/word/2010/wordprocessingShape" mc:Ignorable="w14 w15 wp14">
+  <w:p>
+    <w:pPr>
+      <w:pStyle w:val="Footer"/>
+      <w:tabs>
+        <w:tab w:val="left" w:pos="1260"/>
+      </w:tabs>
+      <w:rPr>
+        <w:lang w:val="vi-VN"/>
+      </w:rPr>
+    </w:pPr>
+    <w:r>
+      <w:tab/>
+    </w:r>
+  </w:p>
+  <w:p>
+    <w:pPr>
+      <w:pStyle w:val="Footer"/>
+      <w:tabs>
+        <w:tab w:val="left" w:pos="1260"/>
+      </w:tabs>
+      <w:rPr>
+        <w:lang w:val="vi-VN"/>
+      </w:rPr>
+    </w:pPr>
+  </w:p>
+  <w:p>
+    <w:pPr>
+      <w:pStyle w:val="Footer"/>
+      <w:tabs>
+        <w:tab w:val="left" w:pos="1260"/>
+      </w:tabs>
+      <w:rPr>
+        <w:lang w:val="vi-VN"/>
+      </w:rPr>
+    </w:pPr>
+  </w:p>
+</w:ftr>
+</file>
+
+<file path=word/footer2.xml><?xml version="1.0" encoding="utf-8"?>
 <w:ftr xmlns:wpc="http://schemas.microsoft.com/office/word/2010/wordprocessingCanvas" xmlns:mc="http://schemas.openxmlformats.org/markup-compatibility/2006" xmlns:o="urn:schemas-microsoft-com:office:office" xmlns:r="http://schemas.openxmlformats.org/officeDocument/2006/relationships" xmlns:m="http://schemas.openxmlformats.org/officeDocument/2006/math" xmlns:v="urn:schemas-microsoft-com:vml" xmlns:wp14="http://schemas.microsoft.com/office/word/2010/wordprocessingDrawing" xmlns:wp="http://schemas.openxmlformats.org/drawingml/2006/wordprocessingDrawing" xmlns:w10="urn:schemas-microsoft-com:office:word" xmlns:w="http://schemas.openxmlformats.org/wordprocessingml/2006/main" xmlns:w14="http://schemas.microsoft.com/office/word/2010/wordml" xmlns:w15="http://schemas.microsoft.com/office/word/2012/wordml" xmlns:wpg="http://schemas.microsoft.com/office/word/2010/wordprocessingGroup" xmlns:wpi="http://schemas.microsoft.com/office/word/2010/wordprocessingInk" xmlns:wne="http://schemas.microsoft.com/office/word/2006/wordml" xmlns:wps="http://schemas.microsoft.com/office/word/2010/wordprocessingShape" mc:Ignorable="w14 w15 wp14">
   <w:sdt>
     <w:sdtPr>
@@ -24065,7 +23499,7 @@
           <w:rPr>
             <w:noProof/>
           </w:rPr>
-          <w:t>xi</w:t>
+          <w:t>x</w:t>
         </w:r>
         <w:r>
           <w:rPr>
@@ -24084,7 +23518,7 @@
 </w:ftr>
 </file>
 
-<file path=word/footer2.xml><?xml version="1.0" encoding="utf-8"?>
+<file path=word/footer3.xml><?xml version="1.0" encoding="utf-8"?>
 <w:ftr xmlns:wpc="http://schemas.microsoft.com/office/word/2010/wordprocessingCanvas" xmlns:mc="http://schemas.openxmlformats.org/markup-compatibility/2006" xmlns:o="urn:schemas-microsoft-com:office:office" xmlns:r="http://schemas.openxmlformats.org/officeDocument/2006/relationships" xmlns:m="http://schemas.openxmlformats.org/officeDocument/2006/math" xmlns:v="urn:schemas-microsoft-com:vml" xmlns:wp14="http://schemas.microsoft.com/office/word/2010/wordprocessingDrawing" xmlns:wp="http://schemas.openxmlformats.org/drawingml/2006/wordprocessingDrawing" xmlns:w10="urn:schemas-microsoft-com:office:word" xmlns:w="http://schemas.openxmlformats.org/wordprocessingml/2006/main" xmlns:w14="http://schemas.microsoft.com/office/word/2010/wordml" xmlns:w15="http://schemas.microsoft.com/office/word/2012/wordml" xmlns:wpg="http://schemas.microsoft.com/office/word/2010/wordprocessingGroup" xmlns:wpi="http://schemas.microsoft.com/office/word/2010/wordprocessingInk" xmlns:wne="http://schemas.microsoft.com/office/word/2006/wordml" xmlns:wps="http://schemas.microsoft.com/office/word/2010/wordprocessingShape" mc:Ignorable="w14 w15 wp14">
   <w:p>
     <w:pPr>
@@ -24094,7 +23528,7 @@
 </w:ftr>
 </file>
 
-<file path=word/footer3.xml><?xml version="1.0" encoding="utf-8"?>
+<file path=word/footer4.xml><?xml version="1.0" encoding="utf-8"?>
 <w:ftr xmlns:wpc="http://schemas.microsoft.com/office/word/2010/wordprocessingCanvas" xmlns:mc="http://schemas.openxmlformats.org/markup-compatibility/2006" xmlns:o="urn:schemas-microsoft-com:office:office" xmlns:r="http://schemas.openxmlformats.org/officeDocument/2006/relationships" xmlns:m="http://schemas.openxmlformats.org/officeDocument/2006/math" xmlns:v="urn:schemas-microsoft-com:vml" xmlns:wp14="http://schemas.microsoft.com/office/word/2010/wordprocessingDrawing" xmlns:wp="http://schemas.openxmlformats.org/drawingml/2006/wordprocessingDrawing" xmlns:w10="urn:schemas-microsoft-com:office:word" xmlns:w="http://schemas.openxmlformats.org/wordprocessingml/2006/main" xmlns:w14="http://schemas.microsoft.com/office/word/2010/wordml" xmlns:w15="http://schemas.microsoft.com/office/word/2012/wordml" xmlns:wpg="http://schemas.microsoft.com/office/word/2010/wordprocessingGroup" xmlns:wpi="http://schemas.microsoft.com/office/word/2010/wordprocessingInk" xmlns:wne="http://schemas.microsoft.com/office/word/2006/wordml" xmlns:wps="http://schemas.microsoft.com/office/word/2010/wordprocessingShape" mc:Ignorable="w14 w15 wp14">
   <w:sdt>
     <w:sdtPr>
@@ -24128,7 +23562,7 @@
           <w:rPr>
             <w:noProof/>
           </w:rPr>
-          <w:t>8</w:t>
+          <w:t>31</w:t>
         </w:r>
         <w:r>
           <w:rPr>
@@ -24549,7 +23983,7 @@
     <w:lsdException w:name="footnote text" w:semiHidden="1" w:unhideWhenUsed="1"/>
     <w:lsdException w:name="annotation text" w:semiHidden="1" w:unhideWhenUsed="1"/>
     <w:lsdException w:name="header" w:semiHidden="1" w:unhideWhenUsed="1"/>
-    <w:lsdException w:name="footer" w:semiHidden="1" w:unhideWhenUsed="1"/>
+    <w:lsdException w:name="footer" w:semiHidden="1" w:uiPriority="0" w:unhideWhenUsed="1" w:qFormat="1"/>
     <w:lsdException w:name="index heading" w:semiHidden="1" w:unhideWhenUsed="1"/>
     <w:lsdException w:name="caption" w:semiHidden="1" w:uiPriority="35" w:unhideWhenUsed="1" w:qFormat="1"/>
     <w:lsdException w:name="table of figures" w:semiHidden="1" w:unhideWhenUsed="1"/>
@@ -25194,8 +24628,8 @@
     <w:name w:val="footer"/>
     <w:basedOn w:val="Normal"/>
     <w:link w:val="FooterChar"/>
-    <w:uiPriority w:val="99"/>
     <w:unhideWhenUsed/>
+    <w:qFormat/>
     <w:rsid w:val="00AD4F83"/>
     <w:pPr>
       <w:tabs>
@@ -25695,7 +25129,7 @@
 </file>
 
 <file path=customXml/itemProps1.xml><?xml version="1.0" encoding="utf-8"?>
-<ds:datastoreItem xmlns:ds="http://schemas.openxmlformats.org/officeDocument/2006/customXml" ds:itemID="{7F41C8E6-5F21-4470-B910-C67246A01EC3}">
+<ds:datastoreItem xmlns:ds="http://schemas.openxmlformats.org/officeDocument/2006/customXml" ds:itemID="{9F3C5FB1-0498-47F3-BABA-D7501A9221E8}">
   <ds:schemaRefs>
     <ds:schemaRef ds:uri="http://schemas.openxmlformats.org/officeDocument/2006/bibliography"/>
   </ds:schemaRefs>

--- a/Bao cao do an.docx
+++ b/Bao cao do an.docx
@@ -21566,11 +21566,24 @@
     </w:p>
     <w:p>
       <w:pPr>
+        <w:pStyle w:val="Heading3"/>
+        <w:rPr>
+          <w:lang w:val="vi-VN"/>
+        </w:rPr>
+      </w:pPr>
+      <w:r>
+        <w:rPr>
+          <w:lang w:val="vi-VN"/>
+        </w:rPr>
+        <w:t>4.2.2 Giao diện Trang chủ và Bảng điều khiển (Dashboard)</w:t>
+      </w:r>
+    </w:p>
+    <w:p>
+      <w:pPr>
         <w:spacing w:before="120" w:after="0" w:line="288" w:lineRule="auto"/>
         <w:ind w:firstLine="567"/>
         <w:rPr>
           <w:rFonts w:ascii="Times New Roman" w:eastAsia="Times New Roman" w:hAnsi="Times New Roman" w:cs="Times New Roman"/>
-          <w:b/>
           <w:color w:val="000000"/>
           <w:sz w:val="26"/>
           <w:szCs w:val="26"/>
@@ -21580,37 +21593,15 @@
       <w:r>
         <w:rPr>
           <w:rFonts w:ascii="Times New Roman" w:eastAsia="Times New Roman" w:hAnsi="Times New Roman" w:cs="Times New Roman"/>
-          <w:b/>
           <w:color w:val="000000"/>
           <w:sz w:val="26"/>
           <w:szCs w:val="26"/>
           <w:lang w:val="vi-VN"/>
         </w:rPr>
-        <w:t>4.2.2 Giao diện Trang chủ và Bảng điều khiển (Dashboard)</w:t>
-      </w:r>
-    </w:p>
-    <w:p>
-      <w:pPr>
-        <w:spacing w:before="120" w:after="0" w:line="288" w:lineRule="auto"/>
-        <w:ind w:firstLine="567"/>
-        <w:rPr>
-          <w:rFonts w:ascii="Times New Roman" w:eastAsia="Times New Roman" w:hAnsi="Times New Roman" w:cs="Times New Roman"/>
-          <w:color w:val="000000"/>
-          <w:sz w:val="26"/>
-          <w:szCs w:val="26"/>
-          <w:lang w:val="vi-VN"/>
-        </w:rPr>
-      </w:pPr>
-      <w:r>
-        <w:rPr>
-          <w:rFonts w:ascii="Times New Roman" w:eastAsia="Times New Roman" w:hAnsi="Times New Roman" w:cs="Times New Roman"/>
-          <w:color w:val="000000"/>
-          <w:sz w:val="26"/>
-          <w:szCs w:val="26"/>
-          <w:lang w:val="vi-VN"/>
-        </w:rPr>
         <w:t>Khi đăng nhập thành công, cửa sổ trung tâm Bảng Điều Khiển (Dashboard) sẽ đóng vai trò như trung tâm chỉ huy tài chính:</w:t>
       </w:r>
+      <w:bookmarkStart w:id="168" w:name="_GoBack"/>
+      <w:bookmarkEnd w:id="168"/>
     </w:p>
     <w:p>
       <w:pPr>
@@ -21746,7 +21737,7 @@
           <w:lang w:val="vi-VN"/>
         </w:rPr>
       </w:pPr>
-      <w:bookmarkStart w:id="168" w:name="_Toc224672407"/>
+      <w:bookmarkStart w:id="169" w:name="_Toc224672407"/>
       <w:r>
         <w:rPr>
           <w:rFonts w:ascii="Times New Roman" w:hAnsi="Times New Roman" w:cs="Times New Roman"/>
@@ -21824,7 +21815,7 @@
         </w:rPr>
         <w:t xml:space="preserve"> diện Trang chủ</w:t>
       </w:r>
-      <w:bookmarkEnd w:id="168"/>
+      <w:bookmarkEnd w:id="169"/>
     </w:p>
     <w:p>
       <w:pPr>
@@ -21890,7 +21881,7 @@
           <w:lang w:val="vi-VN"/>
         </w:rPr>
       </w:pPr>
-      <w:bookmarkStart w:id="169" w:name="_Toc224672408"/>
+      <w:bookmarkStart w:id="170" w:name="_Toc224672408"/>
       <w:r>
         <w:rPr>
           <w:rFonts w:ascii="Times New Roman" w:hAnsi="Times New Roman" w:cs="Times New Roman"/>
@@ -21968,7 +21959,7 @@
         </w:rPr>
         <w:t xml:space="preserve"> diện thống kê</w:t>
       </w:r>
-      <w:bookmarkEnd w:id="169"/>
+      <w:bookmarkEnd w:id="170"/>
     </w:p>
     <w:p>
       <w:pPr>
@@ -21977,16 +21968,16 @@
           <w:lang w:val="vi-VN"/>
         </w:rPr>
       </w:pPr>
-      <w:bookmarkStart w:id="170" w:name="_Toc224552057"/>
-      <w:bookmarkStart w:id="171" w:name="_Toc224670076"/>
+      <w:bookmarkStart w:id="171" w:name="_Toc224552057"/>
+      <w:bookmarkStart w:id="172" w:name="_Toc224670076"/>
       <w:r>
         <w:rPr>
           <w:lang w:val="vi-VN"/>
         </w:rPr>
         <w:t>4.2.3 Form thẩm định và trả kết quả AI (Prediction UI)</w:t>
       </w:r>
-      <w:bookmarkEnd w:id="170"/>
       <w:bookmarkEnd w:id="171"/>
+      <w:bookmarkEnd w:id="172"/>
     </w:p>
     <w:p>
       <w:pPr>
@@ -22201,7 +22192,7 @@
           <w:lang w:val="vi-VN"/>
         </w:rPr>
       </w:pPr>
-      <w:bookmarkStart w:id="172" w:name="_Toc224672409"/>
+      <w:bookmarkStart w:id="173" w:name="_Toc224672409"/>
       <w:r>
         <w:rPr>
           <w:rFonts w:ascii="Times New Roman" w:hAnsi="Times New Roman" w:cs="Times New Roman"/>
@@ -22279,7 +22270,7 @@
         </w:rPr>
         <w:t xml:space="preserve"> diện thẩm định và trả kết quả dự đoán</w:t>
       </w:r>
-      <w:bookmarkEnd w:id="172"/>
+      <w:bookmarkEnd w:id="173"/>
     </w:p>
     <w:p>
       <w:pPr>
@@ -22288,16 +22279,16 @@
           <w:lang w:val="vi-VN"/>
         </w:rPr>
       </w:pPr>
-      <w:bookmarkStart w:id="173" w:name="_Toc224552058"/>
-      <w:bookmarkStart w:id="174" w:name="_Toc224670077"/>
+      <w:bookmarkStart w:id="174" w:name="_Toc224552058"/>
+      <w:bookmarkStart w:id="175" w:name="_Toc224670077"/>
       <w:r>
         <w:rPr>
           <w:lang w:val="vi-VN"/>
         </w:rPr>
         <w:t>4.2.4 Hệ thống theo dõi lịch sử dự đoán (History Management)</w:t>
       </w:r>
-      <w:bookmarkEnd w:id="173"/>
       <w:bookmarkEnd w:id="174"/>
+      <w:bookmarkEnd w:id="175"/>
     </w:p>
     <w:p>
       <w:pPr>
@@ -22443,7 +22434,7 @@
           <w:lang w:val="vi-VN"/>
         </w:rPr>
       </w:pPr>
-      <w:bookmarkStart w:id="175" w:name="_Toc224672410"/>
+      <w:bookmarkStart w:id="176" w:name="_Toc224672410"/>
       <w:r>
         <w:rPr>
           <w:rFonts w:ascii="Times New Roman" w:hAnsi="Times New Roman" w:cs="Times New Roman"/>
@@ -22521,7 +22512,7 @@
         </w:rPr>
         <w:t xml:space="preserve"> diện xem lịch sử dự đoán</w:t>
       </w:r>
-      <w:bookmarkEnd w:id="175"/>
+      <w:bookmarkEnd w:id="176"/>
     </w:p>
     <w:p>
       <w:pPr>
@@ -22562,27 +22553,27 @@
       <w:pPr>
         <w:pStyle w:val="Heading1"/>
       </w:pPr>
-      <w:bookmarkStart w:id="176" w:name="_Toc224552059"/>
-      <w:bookmarkStart w:id="177" w:name="_Toc224670078"/>
-      <w:bookmarkStart w:id="178" w:name="_Toc224484537"/>
+      <w:bookmarkStart w:id="177" w:name="_Toc224552059"/>
+      <w:bookmarkStart w:id="178" w:name="_Toc224670078"/>
+      <w:bookmarkStart w:id="179" w:name="_Toc224484537"/>
       <w:r>
         <w:t>CHƯƠNG 5</w:t>
       </w:r>
-      <w:bookmarkEnd w:id="176"/>
       <w:bookmarkEnd w:id="177"/>
+      <w:bookmarkEnd w:id="178"/>
     </w:p>
     <w:p>
       <w:pPr>
         <w:pStyle w:val="Heading1"/>
       </w:pPr>
-      <w:bookmarkStart w:id="179" w:name="_Toc224552060"/>
-      <w:bookmarkStart w:id="180" w:name="_Toc224670079"/>
-      <w:bookmarkEnd w:id="178"/>
+      <w:bookmarkStart w:id="180" w:name="_Toc224552060"/>
+      <w:bookmarkStart w:id="181" w:name="_Toc224670079"/>
+      <w:bookmarkEnd w:id="179"/>
       <w:r>
         <w:t>KẾT LUẬN VÀ HƯỚNG PHÁT TRIỂN</w:t>
       </w:r>
-      <w:bookmarkEnd w:id="179"/>
       <w:bookmarkEnd w:id="180"/>
+      <w:bookmarkEnd w:id="181"/>
     </w:p>
     <w:p>
       <w:pPr>
@@ -22604,18 +22595,18 @@
       <w:pPr>
         <w:pStyle w:val="Heading2"/>
       </w:pPr>
-      <w:bookmarkStart w:id="181" w:name="_Toc224484538"/>
-      <w:bookmarkStart w:id="182" w:name="_Toc224552061"/>
-      <w:bookmarkStart w:id="183" w:name="_Toc224670080"/>
+      <w:bookmarkStart w:id="182" w:name="_Toc224484538"/>
+      <w:bookmarkStart w:id="183" w:name="_Toc224552061"/>
+      <w:bookmarkStart w:id="184" w:name="_Toc224670080"/>
       <w:r>
         <w:t xml:space="preserve">5.1. </w:t>
       </w:r>
-      <w:bookmarkEnd w:id="181"/>
+      <w:bookmarkEnd w:id="182"/>
       <w:r>
         <w:t>Kết quả đạt được của đồ án</w:t>
       </w:r>
-      <w:bookmarkEnd w:id="182"/>
       <w:bookmarkEnd w:id="183"/>
+      <w:bookmarkEnd w:id="184"/>
     </w:p>
     <w:p>
       <w:pPr>
@@ -22795,19 +22786,19 @@
       <w:pPr>
         <w:pStyle w:val="Heading2"/>
       </w:pPr>
-      <w:bookmarkStart w:id="184" w:name="_Toc224484539"/>
-      <w:bookmarkStart w:id="185" w:name="_Toc224552062"/>
-      <w:bookmarkStart w:id="186" w:name="_Toc224670081"/>
+      <w:bookmarkStart w:id="185" w:name="_Toc224484539"/>
+      <w:bookmarkStart w:id="186" w:name="_Toc224552062"/>
+      <w:bookmarkStart w:id="187" w:name="_Toc224670081"/>
       <w:r>
         <w:lastRenderedPageBreak/>
         <w:t xml:space="preserve">5.2. </w:t>
       </w:r>
-      <w:bookmarkEnd w:id="184"/>
+      <w:bookmarkEnd w:id="185"/>
       <w:r>
         <w:t>Khó khăn, tồn tại và hạn chế</w:t>
       </w:r>
-      <w:bookmarkEnd w:id="185"/>
       <w:bookmarkEnd w:id="186"/>
+      <w:bookmarkEnd w:id="187"/>
     </w:p>
     <w:p>
       <w:pPr>
@@ -22918,17 +22909,7 @@
           <w:sz w:val="26"/>
           <w:szCs w:val="26"/>
         </w:rPr>
-        <w:t xml:space="preserve"> (Manual Entry) vào từng Field văn bản. Cán bộ tài chính vẫn phải tốn nhiều thời gian chuyển thông tin từ sổ sách, giấy in vào các trườ</w:t>
-      </w:r>
-      <w:bookmarkStart w:id="187" w:name="_GoBack"/>
-      <w:bookmarkEnd w:id="187"/>
-      <w:r>
-        <w:rPr>
-          <w:rFonts w:ascii="Times New Roman" w:hAnsi="Times New Roman" w:cs="Times New Roman"/>
-          <w:sz w:val="26"/>
-          <w:szCs w:val="26"/>
-        </w:rPr>
-        <w:t>ng Input gõ phím làm chậm tiến trình chuyển đổi số. Đôi lúc việc bấm nhầm thừa 1 số 0 ở mức Thu Nhập (Human typos) trên bàn phím có thể làm máy AI đọc lệch định dạng.</w:t>
+        <w:t xml:space="preserve"> (Manual Entry) vào từng Field văn bản. Cán bộ tài chính vẫn phải tốn nhiều thời gian chuyển thông tin từ sổ sách, giấy in vào các trường Input gõ phím làm chậm tiến trình chuyển đổi số. Đôi lúc việc bấm nhầm thừa 1 số 0 ở mức Thu Nhập (Human typos) trên bàn phím có thể làm máy AI đọc lệch định dạng.</w:t>
       </w:r>
     </w:p>
     <w:p>
@@ -23499,7 +23480,7 @@
           <w:rPr>
             <w:noProof/>
           </w:rPr>
-          <w:t>x</w:t>
+          <w:t>vi</w:t>
         </w:r>
         <w:r>
           <w:rPr>
@@ -23562,7 +23543,7 @@
           <w:rPr>
             <w:noProof/>
           </w:rPr>
-          <w:t>31</w:t>
+          <w:t>27</w:t>
         </w:r>
         <w:r>
           <w:rPr>
@@ -25129,7 +25110,7 @@
 </file>
 
 <file path=customXml/itemProps1.xml><?xml version="1.0" encoding="utf-8"?>
-<ds:datastoreItem xmlns:ds="http://schemas.openxmlformats.org/officeDocument/2006/customXml" ds:itemID="{9F3C5FB1-0498-47F3-BABA-D7501A9221E8}">
+<ds:datastoreItem xmlns:ds="http://schemas.openxmlformats.org/officeDocument/2006/customXml" ds:itemID="{3710061C-427F-4568-8C70-3390F6AF9F52}">
   <ds:schemaRefs>
     <ds:schemaRef ds:uri="http://schemas.openxmlformats.org/officeDocument/2006/bibliography"/>
   </ds:schemaRefs>
